--- a/public/word-template/surat_ketetapan_penghentian_penyidikan.docx
+++ b/public/word-template/surat_ketetapan_penghentian_penyidikan.docx
@@ -98,7 +98,25 @@
                       <w:sz w:val="24"/>
                       <w:szCs w:val="24"/>
                     </w:rPr>
-                    <w:t>${daerahPoliceFullName}</w:t>
+                    <w:t>${</w:t>
+                  </w:r>
+                  <w:proofErr w:type="spellStart"/>
+                  <w:r>
+                    <w:rPr>
+                      <w:rFonts w:ascii="Arial Narrow" w:hAnsi="Arial Narrow"/>
+                      <w:sz w:val="24"/>
+                      <w:szCs w:val="24"/>
+                    </w:rPr>
+                    <w:t>daerahPoliceFullName</w:t>
+                  </w:r>
+                  <w:proofErr w:type="spellEnd"/>
+                  <w:r>
+                    <w:rPr>
+                      <w:rFonts w:ascii="Arial Narrow" w:hAnsi="Arial Narrow"/>
+                      <w:sz w:val="24"/>
+                      <w:szCs w:val="24"/>
+                    </w:rPr>
+                    <w:t>}</w:t>
                   </w:r>
                   <w:r>
                     <w:br/>
@@ -117,7 +135,25 @@
                       <w:sz w:val="24"/>
                       <w:szCs w:val="24"/>
                     </w:rPr>
-                    <w:t>${resorPoliceFullName}</w:t>
+                    <w:t>${</w:t>
+                  </w:r>
+                  <w:proofErr w:type="spellStart"/>
+                  <w:r>
+                    <w:rPr>
+                      <w:rFonts w:ascii="Arial Narrow" w:hAnsi="Arial Narrow"/>
+                      <w:sz w:val="24"/>
+                      <w:szCs w:val="24"/>
+                    </w:rPr>
+                    <w:t>resorPoliceFullName</w:t>
+                  </w:r>
+                  <w:proofErr w:type="spellEnd"/>
+                  <w:r>
+                    <w:rPr>
+                      <w:rFonts w:ascii="Arial Narrow" w:hAnsi="Arial Narrow"/>
+                      <w:sz w:val="24"/>
+                      <w:szCs w:val="24"/>
+                    </w:rPr>
+                    <w:t>}</w:t>
                   </w:r>
                   <w:r>
                     <w:br/>
@@ -128,7 +164,25 @@
                       <w:sz w:val="24"/>
                       <w:szCs w:val="24"/>
                     </w:rPr>
-                    <w:t>${resorPoliceAddress}</w:t>
+                    <w:t>${</w:t>
+                  </w:r>
+                  <w:proofErr w:type="spellStart"/>
+                  <w:r>
+                    <w:rPr>
+                      <w:rFonts w:ascii="Arial Narrow" w:hAnsi="Arial Narrow"/>
+                      <w:sz w:val="24"/>
+                      <w:szCs w:val="24"/>
+                    </w:rPr>
+                    <w:t>resorPoliceAddress</w:t>
+                  </w:r>
+                  <w:proofErr w:type="spellEnd"/>
+                  <w:r>
+                    <w:rPr>
+                      <w:rFonts w:ascii="Arial Narrow" w:hAnsi="Arial Narrow"/>
+                      <w:sz w:val="24"/>
+                      <w:szCs w:val="24"/>
+                    </w:rPr>
+                    <w:t>}</w:t>
                   </w:r>
                   <w:r>
                     <w:rPr>
@@ -239,7 +293,7 @@
                 <w:sz w:val="24"/>
                 <w:szCs w:val="24"/>
               </w:rPr>
-              <w:object w:dxaOrig="1440" w:dyaOrig="1440" w14:anchorId="4640F0BB">
+              <w:object w:dxaOrig="1140" w:dyaOrig="1085" w14:anchorId="4640F0BB">
                 <v:shapetype id="_x0000_t75" coordsize="21600,21600" o:spt="75" o:preferrelative="t" path="m@4@5l@4@11@9@11@9@5xe" filled="f" stroked="f">
                   <v:stroke joinstyle="miter"/>
                   <v:formulas>
@@ -262,7 +316,7 @@
                 <v:shape id="_x0000_s2050" type="#_x0000_t75" style="position:absolute;left:0;text-align:left;margin-left:209.15pt;margin-top:2.25pt;width:62.3pt;height:61.3pt;z-index:251655168;mso-position-horizontal-relative:text;mso-position-vertical-relative:text" wrapcoords="-237 0 -237 21337 21600 21337 21600 0 -237 0">
                   <v:imagedata r:id="rId7" o:title=""/>
                 </v:shape>
-                <o:OLEObject Type="Embed" ProgID="Word.Picture.8" ShapeID="_x0000_s2050" DrawAspect="Content" ObjectID="_1838461408" r:id="rId8"/>
+                <o:OLEObject Type="Embed" ProgID="Word.Picture.8" ShapeID="_x0000_s2050" DrawAspect="Content" ObjectID="_1852445658" r:id="rId8"/>
               </w:object>
             </w:r>
           </w:p>
@@ -412,13 +466,33 @@
                       <w:szCs w:val="24"/>
                     </w:rPr>
                   </w:pPr>
+                  <w:proofErr w:type="spellStart"/>
+                  <w:proofErr w:type="gramStart"/>
                   <w:r>
                     <w:rPr>
                       <w:rFonts w:ascii="Arial Narrow" w:hAnsi="Arial Narrow"/>
                       <w:sz w:val="24"/>
                       <w:szCs w:val="24"/>
                     </w:rPr>
-                    <w:t xml:space="preserve">Nomor : </w:t>
+                    <w:t>Nomor</w:t>
+                  </w:r>
+                  <w:proofErr w:type="spellEnd"/>
+                  <w:r>
+                    <w:rPr>
+                      <w:rFonts w:ascii="Arial Narrow" w:hAnsi="Arial Narrow"/>
+                      <w:sz w:val="24"/>
+                      <w:szCs w:val="24"/>
+                    </w:rPr>
+                    <w:t xml:space="preserve"> :</w:t>
+                  </w:r>
+                  <w:proofErr w:type="gramEnd"/>
+                  <w:r>
+                    <w:rPr>
+                      <w:rFonts w:ascii="Arial Narrow" w:hAnsi="Arial Narrow"/>
+                      <w:sz w:val="24"/>
+                      <w:szCs w:val="24"/>
+                    </w:rPr>
+                    <w:t xml:space="preserve"> </w:t>
                   </w:r>
                   <w:r>
                     <w:rPr>
@@ -426,7 +500,25 @@
                       <w:sz w:val="24"/>
                       <w:szCs w:val="24"/>
                     </w:rPr>
-                    <w:t>${documentNumber}</w:t>
+                    <w:t>${</w:t>
+                  </w:r>
+                  <w:proofErr w:type="spellStart"/>
+                  <w:r>
+                    <w:rPr>
+                      <w:rFonts w:ascii="Arial Narrow" w:hAnsi="Arial Narrow"/>
+                      <w:sz w:val="24"/>
+                      <w:szCs w:val="24"/>
+                    </w:rPr>
+                    <w:t>documentNumber</w:t>
+                  </w:r>
+                  <w:proofErr w:type="spellEnd"/>
+                  <w:r>
+                    <w:rPr>
+                      <w:rFonts w:ascii="Arial Narrow" w:hAnsi="Arial Narrow"/>
+                      <w:sz w:val="24"/>
+                      <w:szCs w:val="24"/>
+                    </w:rPr>
+                    <w:t>}</w:t>
                   </w:r>
                 </w:p>
               </w:tc>
@@ -479,6 +571,7 @@
                 <w:szCs w:val="24"/>
               </w:rPr>
             </w:pPr>
+            <w:proofErr w:type="spellStart"/>
             <w:r>
               <w:rPr>
                 <w:rFonts w:ascii="Arial Narrow" w:hAnsi="Arial Narrow"/>
@@ -488,6 +581,7 @@
               </w:rPr>
               <w:t>tentang</w:t>
             </w:r>
+            <w:proofErr w:type="spellEnd"/>
           </w:p>
         </w:tc>
       </w:tr>
@@ -571,6 +665,7 @@
                 <w:szCs w:val="24"/>
               </w:rPr>
             </w:pPr>
+            <w:proofErr w:type="spellStart"/>
             <w:r>
               <w:rPr>
                 <w:rFonts w:ascii="Arial Narrow" w:hAnsi="Arial Narrow"/>
@@ -580,6 +675,7 @@
               </w:rPr>
               <w:t>Menimbang</w:t>
             </w:r>
+            <w:proofErr w:type="spellEnd"/>
           </w:p>
         </w:tc>
         <w:tc>
@@ -614,18 +710,1798 @@
             <w:pPr>
               <w:jc w:val="both"/>
               <w:rPr>
-                <w:rFonts w:ascii="Arial Narrow" w:hAnsi="Arial Narrow"/>
-                <w:sz w:val="24"/>
-                <w:szCs w:val="24"/>
-              </w:rPr>
-            </w:pPr>
-            <w:r>
-              <w:rPr>
-                <w:rFonts w:ascii="Arial Narrow" w:eastAsia="Arial Narrow" w:hAnsi="Arial Narrow"/>
-                <w:color w:val="000000"/>
-                <w:sz w:val="24"/>
-              </w:rPr>
-              <w:t>bahwa berdasarkan hasil penyidikan terhadap tersangka, saksi, ahli bahwa peristiwa yang diduga sebagai tindak pidana tersebut tidak terdapat cukup alat bukti, peristiwa tersebut bukan merupakan tindak pidana, penyidikan dihentikan demi hukum, terdapat putusan pengadilan yang telah memperoleh kekuatan hukum tetap terhadap tersangka atas perkara yang sama, kedaluarsa, tersangka meninggal dunia, ditariknya pengaduan pada tindak pidana aduan, tercapainya penyelesaian perkara melalui mekanisme keadilan restoratif, tersangka membayar maksimum pidana denda atas tindak pidana yang hanya diancam dengan pidana denda paling banyak kategori II, atau tersangka membayar maksimum pidana denda kategori IV atas tindak pidana yang diancam dengan pidana paling lama 1 (satu) tahun atau pidana denda paling banyak kategori III*, dipandang perlu mengeluarkan surat ketetapan.</w:t>
+                <w:rFonts w:ascii="Arial Narrow" w:eastAsia="Arial Narrow" w:hAnsi="Arial Narrow"/>
+                <w:color w:val="000000"/>
+                <w:sz w:val="24"/>
+              </w:rPr>
+            </w:pPr>
+            <w:proofErr w:type="spellStart"/>
+            <w:r>
+              <w:rPr>
+                <w:rFonts w:ascii="Arial Narrow" w:eastAsia="Arial Narrow" w:hAnsi="Arial Narrow"/>
+                <w:color w:val="000000"/>
+                <w:sz w:val="24"/>
+              </w:rPr>
+              <w:t>bahwa</w:t>
+            </w:r>
+            <w:proofErr w:type="spellEnd"/>
+            <w:r>
+              <w:rPr>
+                <w:rFonts w:ascii="Arial Narrow" w:eastAsia="Arial Narrow" w:hAnsi="Arial Narrow"/>
+                <w:color w:val="000000"/>
+                <w:sz w:val="24"/>
+              </w:rPr>
+              <w:t xml:space="preserve"> </w:t>
+            </w:r>
+            <w:proofErr w:type="spellStart"/>
+            <w:r>
+              <w:rPr>
+                <w:rFonts w:ascii="Arial Narrow" w:eastAsia="Arial Narrow" w:hAnsi="Arial Narrow"/>
+                <w:color w:val="000000"/>
+                <w:sz w:val="24"/>
+              </w:rPr>
+              <w:t>berdasarkan</w:t>
+            </w:r>
+            <w:proofErr w:type="spellEnd"/>
+            <w:r>
+              <w:rPr>
+                <w:rFonts w:ascii="Arial Narrow" w:eastAsia="Arial Narrow" w:hAnsi="Arial Narrow"/>
+                <w:color w:val="000000"/>
+                <w:sz w:val="24"/>
+              </w:rPr>
+              <w:t xml:space="preserve"> </w:t>
+            </w:r>
+            <w:proofErr w:type="spellStart"/>
+            <w:r>
+              <w:rPr>
+                <w:rFonts w:ascii="Arial Narrow" w:eastAsia="Arial Narrow" w:hAnsi="Arial Narrow"/>
+                <w:color w:val="000000"/>
+                <w:sz w:val="24"/>
+              </w:rPr>
+              <w:t>hasil</w:t>
+            </w:r>
+            <w:proofErr w:type="spellEnd"/>
+            <w:r>
+              <w:rPr>
+                <w:rFonts w:ascii="Arial Narrow" w:eastAsia="Arial Narrow" w:hAnsi="Arial Narrow"/>
+                <w:color w:val="000000"/>
+                <w:sz w:val="24"/>
+              </w:rPr>
+              <w:t xml:space="preserve"> </w:t>
+            </w:r>
+            <w:proofErr w:type="spellStart"/>
+            <w:r>
+              <w:rPr>
+                <w:rFonts w:ascii="Arial Narrow" w:eastAsia="Arial Narrow" w:hAnsi="Arial Narrow"/>
+                <w:color w:val="000000"/>
+                <w:sz w:val="24"/>
+              </w:rPr>
+              <w:t>penyidikan</w:t>
+            </w:r>
+            <w:proofErr w:type="spellEnd"/>
+            <w:r>
+              <w:rPr>
+                <w:rFonts w:ascii="Arial Narrow" w:eastAsia="Arial Narrow" w:hAnsi="Arial Narrow"/>
+                <w:color w:val="000000"/>
+                <w:sz w:val="24"/>
+              </w:rPr>
+              <w:t xml:space="preserve"> </w:t>
+            </w:r>
+            <w:proofErr w:type="spellStart"/>
+            <w:r>
+              <w:rPr>
+                <w:rFonts w:ascii="Arial Narrow" w:eastAsia="Arial Narrow" w:hAnsi="Arial Narrow"/>
+                <w:color w:val="000000"/>
+                <w:sz w:val="24"/>
+              </w:rPr>
+              <w:t>terhadap</w:t>
+            </w:r>
+            <w:proofErr w:type="spellEnd"/>
+            <w:r>
+              <w:rPr>
+                <w:rFonts w:ascii="Arial Narrow" w:eastAsia="Arial Narrow" w:hAnsi="Arial Narrow"/>
+                <w:color w:val="000000"/>
+                <w:sz w:val="24"/>
+              </w:rPr>
+              <w:t xml:space="preserve"> </w:t>
+            </w:r>
+            <w:proofErr w:type="spellStart"/>
+            <w:r>
+              <w:rPr>
+                <w:rFonts w:ascii="Arial Narrow" w:eastAsia="Arial Narrow" w:hAnsi="Arial Narrow"/>
+                <w:color w:val="000000"/>
+                <w:sz w:val="24"/>
+              </w:rPr>
+              <w:t>tersangka</w:t>
+            </w:r>
+            <w:proofErr w:type="spellEnd"/>
+            <w:r>
+              <w:rPr>
+                <w:rFonts w:ascii="Arial Narrow" w:eastAsia="Arial Narrow" w:hAnsi="Arial Narrow"/>
+                <w:color w:val="000000"/>
+                <w:sz w:val="24"/>
+              </w:rPr>
+              <w:t xml:space="preserve">, </w:t>
+            </w:r>
+            <w:proofErr w:type="spellStart"/>
+            <w:r>
+              <w:rPr>
+                <w:rFonts w:ascii="Arial Narrow" w:eastAsia="Arial Narrow" w:hAnsi="Arial Narrow"/>
+                <w:color w:val="000000"/>
+                <w:sz w:val="24"/>
+              </w:rPr>
+              <w:t>saksi</w:t>
+            </w:r>
+            <w:proofErr w:type="spellEnd"/>
+            <w:r>
+              <w:rPr>
+                <w:rFonts w:ascii="Arial Narrow" w:eastAsia="Arial Narrow" w:hAnsi="Arial Narrow"/>
+                <w:color w:val="000000"/>
+                <w:sz w:val="24"/>
+              </w:rPr>
+              <w:t xml:space="preserve">, </w:t>
+            </w:r>
+            <w:proofErr w:type="spellStart"/>
+            <w:r>
+              <w:rPr>
+                <w:rFonts w:ascii="Arial Narrow" w:eastAsia="Arial Narrow" w:hAnsi="Arial Narrow"/>
+                <w:color w:val="000000"/>
+                <w:sz w:val="24"/>
+              </w:rPr>
+              <w:t>ahli</w:t>
+            </w:r>
+            <w:proofErr w:type="spellEnd"/>
+            <w:r>
+              <w:rPr>
+                <w:rFonts w:ascii="Arial Narrow" w:eastAsia="Arial Narrow" w:hAnsi="Arial Narrow"/>
+                <w:color w:val="000000"/>
+                <w:sz w:val="24"/>
+              </w:rPr>
+              <w:t xml:space="preserve"> </w:t>
+            </w:r>
+            <w:proofErr w:type="spellStart"/>
+            <w:r>
+              <w:rPr>
+                <w:rFonts w:ascii="Arial Narrow" w:eastAsia="Arial Narrow" w:hAnsi="Arial Narrow"/>
+                <w:color w:val="000000"/>
+                <w:sz w:val="24"/>
+              </w:rPr>
+              <w:t>bahwa</w:t>
+            </w:r>
+            <w:proofErr w:type="spellEnd"/>
+            <w:r>
+              <w:rPr>
+                <w:rFonts w:ascii="Arial Narrow" w:eastAsia="Arial Narrow" w:hAnsi="Arial Narrow"/>
+                <w:color w:val="000000"/>
+                <w:sz w:val="24"/>
+              </w:rPr>
+              <w:t xml:space="preserve"> </w:t>
+            </w:r>
+            <w:proofErr w:type="spellStart"/>
+            <w:r>
+              <w:rPr>
+                <w:rFonts w:ascii="Arial Narrow" w:eastAsia="Arial Narrow" w:hAnsi="Arial Narrow"/>
+                <w:color w:val="000000"/>
+                <w:sz w:val="24"/>
+              </w:rPr>
+              <w:t>peristiwa</w:t>
+            </w:r>
+            <w:proofErr w:type="spellEnd"/>
+            <w:r>
+              <w:rPr>
+                <w:rFonts w:ascii="Arial Narrow" w:eastAsia="Arial Narrow" w:hAnsi="Arial Narrow"/>
+                <w:color w:val="000000"/>
+                <w:sz w:val="24"/>
+              </w:rPr>
+              <w:t xml:space="preserve"> yang</w:t>
+            </w:r>
+          </w:p>
+          <w:p>
+            <w:pPr>
+              <w:jc w:val="both"/>
+              <w:rPr>
+                <w:rFonts w:ascii="Arial Narrow" w:hAnsi="Arial Narrow"/>
+                <w:sz w:val="24"/>
+                <w:szCs w:val="24"/>
+              </w:rPr>
+            </w:pPr>
+            <w:proofErr w:type="spellStart"/>
+            <w:r>
+              <w:rPr>
+                <w:rFonts w:ascii="Arial Narrow" w:eastAsia="Arial Narrow" w:hAnsi="Arial Narrow"/>
+                <w:color w:val="000000"/>
+                <w:sz w:val="24"/>
+              </w:rPr>
+              <w:t>diduga</w:t>
+            </w:r>
+            <w:proofErr w:type="spellEnd"/>
+            <w:r>
+              <w:rPr>
+                <w:rFonts w:ascii="Arial Narrow" w:eastAsia="Arial Narrow" w:hAnsi="Arial Narrow"/>
+                <w:color w:val="000000"/>
+                <w:sz w:val="24"/>
+              </w:rPr>
+              <w:t xml:space="preserve"> </w:t>
+            </w:r>
+            <w:proofErr w:type="spellStart"/>
+            <w:r>
+              <w:rPr>
+                <w:rFonts w:ascii="Arial Narrow" w:eastAsia="Arial Narrow" w:hAnsi="Arial Narrow"/>
+                <w:color w:val="000000"/>
+                <w:sz w:val="24"/>
+              </w:rPr>
+              <w:t>sebagai</w:t>
+            </w:r>
+            <w:proofErr w:type="spellEnd"/>
+            <w:r>
+              <w:rPr>
+                <w:rFonts w:ascii="Arial Narrow" w:eastAsia="Arial Narrow" w:hAnsi="Arial Narrow"/>
+                <w:color w:val="000000"/>
+                <w:sz w:val="24"/>
+              </w:rPr>
+              <w:t xml:space="preserve"> </w:t>
+            </w:r>
+            <w:proofErr w:type="spellStart"/>
+            <w:r>
+              <w:rPr>
+                <w:rFonts w:ascii="Arial Narrow" w:eastAsia="Arial Narrow" w:hAnsi="Arial Narrow"/>
+                <w:color w:val="000000"/>
+                <w:sz w:val="24"/>
+              </w:rPr>
+              <w:t>tindak</w:t>
+            </w:r>
+            <w:proofErr w:type="spellEnd"/>
+            <w:r>
+              <w:rPr>
+                <w:rFonts w:ascii="Arial Narrow" w:eastAsia="Arial Narrow" w:hAnsi="Arial Narrow"/>
+                <w:color w:val="000000"/>
+                <w:sz w:val="24"/>
+              </w:rPr>
+              <w:t xml:space="preserve"> </w:t>
+            </w:r>
+            <w:proofErr w:type="spellStart"/>
+            <w:r>
+              <w:rPr>
+                <w:rFonts w:ascii="Arial Narrow" w:eastAsia="Arial Narrow" w:hAnsi="Arial Narrow"/>
+                <w:color w:val="000000"/>
+                <w:sz w:val="24"/>
+              </w:rPr>
+              <w:t>pidana</w:t>
+            </w:r>
+            <w:proofErr w:type="spellEnd"/>
+            <w:r>
+              <w:rPr>
+                <w:rFonts w:ascii="Arial Narrow" w:eastAsia="Arial Narrow" w:hAnsi="Arial Narrow"/>
+                <w:color w:val="000000"/>
+                <w:sz w:val="24"/>
+              </w:rPr>
+              <w:t xml:space="preserve"> </w:t>
+            </w:r>
+            <w:proofErr w:type="spellStart"/>
+            <w:r>
+              <w:rPr>
+                <w:rFonts w:ascii="Arial Narrow" w:eastAsia="Arial Narrow" w:hAnsi="Arial Narrow"/>
+                <w:color w:val="000000"/>
+                <w:sz w:val="24"/>
+              </w:rPr>
+              <w:t>tersebut</w:t>
+            </w:r>
+            <w:proofErr w:type="spellEnd"/>
+            <w:r>
+              <w:rPr>
+                <w:rFonts w:ascii="Arial Narrow" w:eastAsia="Arial Narrow" w:hAnsi="Arial Narrow"/>
+                <w:color w:val="000000"/>
+                <w:sz w:val="24"/>
+              </w:rPr>
+              <w:t xml:space="preserve"> </w:t>
+            </w:r>
+            <w:proofErr w:type="spellStart"/>
+            <w:r>
+              <w:rPr>
+                <w:rFonts w:ascii="Arial Narrow" w:eastAsia="Arial Narrow" w:hAnsi="Arial Narrow"/>
+                <w:color w:val="000000"/>
+                <w:sz w:val="24"/>
+              </w:rPr>
+              <w:t>tidak</w:t>
+            </w:r>
+            <w:proofErr w:type="spellEnd"/>
+            <w:r>
+              <w:rPr>
+                <w:rFonts w:ascii="Arial Narrow" w:eastAsia="Arial Narrow" w:hAnsi="Arial Narrow"/>
+                <w:color w:val="000000"/>
+                <w:sz w:val="24"/>
+              </w:rPr>
+              <w:t xml:space="preserve"> </w:t>
+            </w:r>
+            <w:proofErr w:type="spellStart"/>
+            <w:r>
+              <w:rPr>
+                <w:rFonts w:ascii="Arial Narrow" w:eastAsia="Arial Narrow" w:hAnsi="Arial Narrow"/>
+                <w:color w:val="000000"/>
+                <w:sz w:val="24"/>
+              </w:rPr>
+              <w:t>terdapat</w:t>
+            </w:r>
+            <w:proofErr w:type="spellEnd"/>
+            <w:r>
+              <w:rPr>
+                <w:rFonts w:ascii="Arial Narrow" w:eastAsia="Arial Narrow" w:hAnsi="Arial Narrow"/>
+                <w:color w:val="000000"/>
+                <w:sz w:val="24"/>
+              </w:rPr>
+              <w:t xml:space="preserve"> </w:t>
+            </w:r>
+            <w:proofErr w:type="spellStart"/>
+            <w:r>
+              <w:rPr>
+                <w:rFonts w:ascii="Arial Narrow" w:eastAsia="Arial Narrow" w:hAnsi="Arial Narrow"/>
+                <w:color w:val="000000"/>
+                <w:sz w:val="24"/>
+              </w:rPr>
+              <w:t>cukup</w:t>
+            </w:r>
+            <w:proofErr w:type="spellEnd"/>
+            <w:r>
+              <w:rPr>
+                <w:rFonts w:ascii="Arial Narrow" w:eastAsia="Arial Narrow" w:hAnsi="Arial Narrow"/>
+                <w:color w:val="000000"/>
+                <w:sz w:val="24"/>
+              </w:rPr>
+              <w:t xml:space="preserve"> </w:t>
+            </w:r>
+            <w:proofErr w:type="spellStart"/>
+            <w:r>
+              <w:rPr>
+                <w:rFonts w:ascii="Arial Narrow" w:eastAsia="Arial Narrow" w:hAnsi="Arial Narrow"/>
+                <w:color w:val="000000"/>
+                <w:sz w:val="24"/>
+              </w:rPr>
+              <w:t>alat</w:t>
+            </w:r>
+            <w:proofErr w:type="spellEnd"/>
+            <w:r>
+              <w:rPr>
+                <w:rFonts w:ascii="Arial Narrow" w:eastAsia="Arial Narrow" w:hAnsi="Arial Narrow"/>
+                <w:color w:val="000000"/>
+                <w:sz w:val="24"/>
+              </w:rPr>
+              <w:t xml:space="preserve"> </w:t>
+            </w:r>
+            <w:proofErr w:type="spellStart"/>
+            <w:r>
+              <w:rPr>
+                <w:rFonts w:ascii="Arial Narrow" w:eastAsia="Arial Narrow" w:hAnsi="Arial Narrow"/>
+                <w:color w:val="000000"/>
+                <w:sz w:val="24"/>
+              </w:rPr>
+              <w:t>bukti</w:t>
+            </w:r>
+            <w:proofErr w:type="spellEnd"/>
+            <w:r>
+              <w:rPr>
+                <w:rFonts w:ascii="Arial Narrow" w:eastAsia="Arial Narrow" w:hAnsi="Arial Narrow"/>
+                <w:color w:val="000000"/>
+                <w:sz w:val="24"/>
+              </w:rPr>
+              <w:t xml:space="preserve">, </w:t>
+            </w:r>
+            <w:proofErr w:type="spellStart"/>
+            <w:r>
+              <w:rPr>
+                <w:rFonts w:ascii="Arial Narrow" w:eastAsia="Arial Narrow" w:hAnsi="Arial Narrow"/>
+                <w:color w:val="000000"/>
+                <w:sz w:val="24"/>
+              </w:rPr>
+              <w:t>peristiwa</w:t>
+            </w:r>
+            <w:proofErr w:type="spellEnd"/>
+            <w:r>
+              <w:rPr>
+                <w:rFonts w:ascii="Arial Narrow" w:eastAsia="Arial Narrow" w:hAnsi="Arial Narrow"/>
+                <w:color w:val="000000"/>
+                <w:sz w:val="24"/>
+              </w:rPr>
+              <w:t xml:space="preserve"> </w:t>
+            </w:r>
+            <w:proofErr w:type="spellStart"/>
+            <w:r>
+              <w:rPr>
+                <w:rFonts w:ascii="Arial Narrow" w:eastAsia="Arial Narrow" w:hAnsi="Arial Narrow"/>
+                <w:color w:val="000000"/>
+                <w:sz w:val="24"/>
+              </w:rPr>
+              <w:t>tersebut</w:t>
+            </w:r>
+            <w:proofErr w:type="spellEnd"/>
+            <w:r>
+              <w:rPr>
+                <w:rFonts w:ascii="Arial Narrow" w:eastAsia="Arial Narrow" w:hAnsi="Arial Narrow"/>
+                <w:color w:val="000000"/>
+                <w:sz w:val="24"/>
+              </w:rPr>
+              <w:t xml:space="preserve"> </w:t>
+            </w:r>
+            <w:proofErr w:type="spellStart"/>
+            <w:r>
+              <w:rPr>
+                <w:rFonts w:ascii="Arial Narrow" w:eastAsia="Arial Narrow" w:hAnsi="Arial Narrow"/>
+                <w:color w:val="000000"/>
+                <w:sz w:val="24"/>
+              </w:rPr>
+              <w:t>bukan</w:t>
+            </w:r>
+            <w:proofErr w:type="spellEnd"/>
+            <w:r>
+              <w:rPr>
+                <w:rFonts w:ascii="Arial Narrow" w:eastAsia="Arial Narrow" w:hAnsi="Arial Narrow"/>
+                <w:color w:val="000000"/>
+                <w:sz w:val="24"/>
+              </w:rPr>
+              <w:t xml:space="preserve"> </w:t>
+            </w:r>
+            <w:proofErr w:type="spellStart"/>
+            <w:r>
+              <w:rPr>
+                <w:rFonts w:ascii="Arial Narrow" w:eastAsia="Arial Narrow" w:hAnsi="Arial Narrow"/>
+                <w:color w:val="000000"/>
+                <w:sz w:val="24"/>
+              </w:rPr>
+              <w:t>merupakan</w:t>
+            </w:r>
+            <w:proofErr w:type="spellEnd"/>
+            <w:r>
+              <w:rPr>
+                <w:rFonts w:ascii="Arial Narrow" w:eastAsia="Arial Narrow" w:hAnsi="Arial Narrow"/>
+                <w:color w:val="000000"/>
+                <w:sz w:val="24"/>
+              </w:rPr>
+              <w:t xml:space="preserve"> </w:t>
+            </w:r>
+            <w:proofErr w:type="spellStart"/>
+            <w:r>
+              <w:rPr>
+                <w:rFonts w:ascii="Arial Narrow" w:eastAsia="Arial Narrow" w:hAnsi="Arial Narrow"/>
+                <w:color w:val="000000"/>
+                <w:sz w:val="24"/>
+              </w:rPr>
+              <w:t>tindak</w:t>
+            </w:r>
+            <w:proofErr w:type="spellEnd"/>
+            <w:r>
+              <w:rPr>
+                <w:rFonts w:ascii="Arial Narrow" w:eastAsia="Arial Narrow" w:hAnsi="Arial Narrow"/>
+                <w:color w:val="000000"/>
+                <w:sz w:val="24"/>
+              </w:rPr>
+              <w:t xml:space="preserve"> </w:t>
+            </w:r>
+            <w:proofErr w:type="spellStart"/>
+            <w:r>
+              <w:rPr>
+                <w:rFonts w:ascii="Arial Narrow" w:eastAsia="Arial Narrow" w:hAnsi="Arial Narrow"/>
+                <w:color w:val="000000"/>
+                <w:sz w:val="24"/>
+              </w:rPr>
+              <w:t>pidana</w:t>
+            </w:r>
+            <w:proofErr w:type="spellEnd"/>
+            <w:r>
+              <w:rPr>
+                <w:rFonts w:ascii="Arial Narrow" w:eastAsia="Arial Narrow" w:hAnsi="Arial Narrow"/>
+                <w:color w:val="000000"/>
+                <w:sz w:val="24"/>
+              </w:rPr>
+              <w:t xml:space="preserve">, </w:t>
+            </w:r>
+            <w:proofErr w:type="spellStart"/>
+            <w:r>
+              <w:rPr>
+                <w:rFonts w:ascii="Arial Narrow" w:eastAsia="Arial Narrow" w:hAnsi="Arial Narrow"/>
+                <w:color w:val="000000"/>
+                <w:sz w:val="24"/>
+              </w:rPr>
+              <w:t>penyidikan</w:t>
+            </w:r>
+            <w:proofErr w:type="spellEnd"/>
+            <w:r>
+              <w:rPr>
+                <w:rFonts w:ascii="Arial Narrow" w:eastAsia="Arial Narrow" w:hAnsi="Arial Narrow"/>
+                <w:color w:val="000000"/>
+                <w:sz w:val="24"/>
+              </w:rPr>
+              <w:t xml:space="preserve"> </w:t>
+            </w:r>
+            <w:proofErr w:type="spellStart"/>
+            <w:r>
+              <w:rPr>
+                <w:rFonts w:ascii="Arial Narrow" w:eastAsia="Arial Narrow" w:hAnsi="Arial Narrow"/>
+                <w:color w:val="000000"/>
+                <w:sz w:val="24"/>
+              </w:rPr>
+              <w:t>dihentikan</w:t>
+            </w:r>
+            <w:proofErr w:type="spellEnd"/>
+            <w:r>
+              <w:rPr>
+                <w:rFonts w:ascii="Arial Narrow" w:eastAsia="Arial Narrow" w:hAnsi="Arial Narrow"/>
+                <w:color w:val="000000"/>
+                <w:sz w:val="24"/>
+              </w:rPr>
+              <w:t xml:space="preserve"> demi </w:t>
+            </w:r>
+            <w:proofErr w:type="spellStart"/>
+            <w:r>
+              <w:rPr>
+                <w:rFonts w:ascii="Arial Narrow" w:eastAsia="Arial Narrow" w:hAnsi="Arial Narrow"/>
+                <w:color w:val="000000"/>
+                <w:sz w:val="24"/>
+              </w:rPr>
+              <w:t>hukum</w:t>
+            </w:r>
+            <w:proofErr w:type="spellEnd"/>
+            <w:r>
+              <w:rPr>
+                <w:rFonts w:ascii="Arial Narrow" w:eastAsia="Arial Narrow" w:hAnsi="Arial Narrow"/>
+                <w:color w:val="000000"/>
+                <w:sz w:val="24"/>
+              </w:rPr>
+              <w:t xml:space="preserve">, </w:t>
+            </w:r>
+            <w:proofErr w:type="spellStart"/>
+            <w:r>
+              <w:rPr>
+                <w:rFonts w:ascii="Arial Narrow" w:eastAsia="Arial Narrow" w:hAnsi="Arial Narrow"/>
+                <w:color w:val="000000"/>
+                <w:sz w:val="24"/>
+              </w:rPr>
+              <w:t>terdapat</w:t>
+            </w:r>
+            <w:proofErr w:type="spellEnd"/>
+            <w:r>
+              <w:rPr>
+                <w:rFonts w:ascii="Arial Narrow" w:eastAsia="Arial Narrow" w:hAnsi="Arial Narrow"/>
+                <w:color w:val="000000"/>
+                <w:sz w:val="24"/>
+              </w:rPr>
+              <w:t xml:space="preserve"> </w:t>
+            </w:r>
+            <w:proofErr w:type="spellStart"/>
+            <w:r>
+              <w:rPr>
+                <w:rFonts w:ascii="Arial Narrow" w:eastAsia="Arial Narrow" w:hAnsi="Arial Narrow"/>
+                <w:color w:val="000000"/>
+                <w:sz w:val="24"/>
+              </w:rPr>
+              <w:t>putusan</w:t>
+            </w:r>
+            <w:proofErr w:type="spellEnd"/>
+            <w:r>
+              <w:rPr>
+                <w:rFonts w:ascii="Arial Narrow" w:eastAsia="Arial Narrow" w:hAnsi="Arial Narrow"/>
+                <w:color w:val="000000"/>
+                <w:sz w:val="24"/>
+              </w:rPr>
+              <w:t xml:space="preserve"> </w:t>
+            </w:r>
+            <w:proofErr w:type="spellStart"/>
+            <w:r>
+              <w:rPr>
+                <w:rFonts w:ascii="Arial Narrow" w:eastAsia="Arial Narrow" w:hAnsi="Arial Narrow"/>
+                <w:color w:val="000000"/>
+                <w:sz w:val="24"/>
+              </w:rPr>
+              <w:t>pengadilan</w:t>
+            </w:r>
+            <w:proofErr w:type="spellEnd"/>
+            <w:r>
+              <w:rPr>
+                <w:rFonts w:ascii="Arial Narrow" w:eastAsia="Arial Narrow" w:hAnsi="Arial Narrow"/>
+                <w:color w:val="000000"/>
+                <w:sz w:val="24"/>
+              </w:rPr>
+              <w:t xml:space="preserve"> </w:t>
+            </w:r>
+            <w:r>
+              <w:rPr>
+                <w:rFonts w:ascii="Arial Narrow" w:eastAsia="Arial Narrow" w:hAnsi="Arial Narrow"/>
+                <w:color w:val="000000"/>
+                <w:sz w:val="24"/>
+              </w:rPr>
+              <w:t xml:space="preserve">yang </w:t>
+            </w:r>
+            <w:proofErr w:type="spellStart"/>
+            <w:r>
+              <w:rPr>
+                <w:rFonts w:ascii="Arial Narrow" w:eastAsia="Arial Narrow" w:hAnsi="Arial Narrow"/>
+                <w:color w:val="000000"/>
+                <w:sz w:val="24"/>
+              </w:rPr>
+              <w:t>telah</w:t>
+            </w:r>
+            <w:proofErr w:type="spellEnd"/>
+            <w:r>
+              <w:rPr>
+                <w:rFonts w:ascii="Arial Narrow" w:eastAsia="Arial Narrow" w:hAnsi="Arial Narrow"/>
+                <w:color w:val="000000"/>
+                <w:sz w:val="24"/>
+              </w:rPr>
+              <w:t xml:space="preserve"> </w:t>
+            </w:r>
+            <w:proofErr w:type="spellStart"/>
+            <w:r>
+              <w:rPr>
+                <w:rFonts w:ascii="Arial Narrow" w:eastAsia="Arial Narrow" w:hAnsi="Arial Narrow"/>
+                <w:color w:val="000000"/>
+                <w:sz w:val="24"/>
+              </w:rPr>
+              <w:t>memperoleh</w:t>
+            </w:r>
+            <w:proofErr w:type="spellEnd"/>
+            <w:r>
+              <w:rPr>
+                <w:rFonts w:ascii="Arial Narrow" w:eastAsia="Arial Narrow" w:hAnsi="Arial Narrow"/>
+                <w:color w:val="000000"/>
+                <w:sz w:val="24"/>
+              </w:rPr>
+              <w:t xml:space="preserve"> </w:t>
+            </w:r>
+            <w:proofErr w:type="spellStart"/>
+            <w:r>
+              <w:rPr>
+                <w:rFonts w:ascii="Arial Narrow" w:eastAsia="Arial Narrow" w:hAnsi="Arial Narrow"/>
+                <w:color w:val="000000"/>
+                <w:sz w:val="24"/>
+              </w:rPr>
+              <w:t>kekuatan</w:t>
+            </w:r>
+            <w:proofErr w:type="spellEnd"/>
+            <w:r>
+              <w:rPr>
+                <w:rFonts w:ascii="Arial Narrow" w:eastAsia="Arial Narrow" w:hAnsi="Arial Narrow"/>
+                <w:color w:val="000000"/>
+                <w:sz w:val="24"/>
+              </w:rPr>
+              <w:t xml:space="preserve"> </w:t>
+            </w:r>
+            <w:proofErr w:type="spellStart"/>
+            <w:r>
+              <w:rPr>
+                <w:rFonts w:ascii="Arial Narrow" w:eastAsia="Arial Narrow" w:hAnsi="Arial Narrow"/>
+                <w:color w:val="000000"/>
+                <w:sz w:val="24"/>
+              </w:rPr>
+              <w:t>hukum</w:t>
+            </w:r>
+            <w:proofErr w:type="spellEnd"/>
+            <w:r>
+              <w:rPr>
+                <w:rFonts w:ascii="Arial Narrow" w:eastAsia="Arial Narrow" w:hAnsi="Arial Narrow"/>
+                <w:color w:val="000000"/>
+                <w:sz w:val="24"/>
+              </w:rPr>
+              <w:t xml:space="preserve"> </w:t>
+            </w:r>
+            <w:proofErr w:type="spellStart"/>
+            <w:r>
+              <w:rPr>
+                <w:rFonts w:ascii="Arial Narrow" w:eastAsia="Arial Narrow" w:hAnsi="Arial Narrow"/>
+                <w:color w:val="000000"/>
+                <w:sz w:val="24"/>
+              </w:rPr>
+              <w:t>tetap</w:t>
+            </w:r>
+            <w:proofErr w:type="spellEnd"/>
+            <w:r>
+              <w:rPr>
+                <w:rFonts w:ascii="Arial Narrow" w:eastAsia="Arial Narrow" w:hAnsi="Arial Narrow"/>
+                <w:color w:val="000000"/>
+                <w:sz w:val="24"/>
+              </w:rPr>
+              <w:t xml:space="preserve"> </w:t>
+            </w:r>
+            <w:proofErr w:type="spellStart"/>
+            <w:r>
+              <w:rPr>
+                <w:rFonts w:ascii="Arial Narrow" w:eastAsia="Arial Narrow" w:hAnsi="Arial Narrow"/>
+                <w:color w:val="000000"/>
+                <w:sz w:val="24"/>
+              </w:rPr>
+              <w:t>terhadap</w:t>
+            </w:r>
+            <w:proofErr w:type="spellEnd"/>
+            <w:r>
+              <w:rPr>
+                <w:rFonts w:ascii="Arial Narrow" w:eastAsia="Arial Narrow" w:hAnsi="Arial Narrow"/>
+                <w:color w:val="000000"/>
+                <w:sz w:val="24"/>
+              </w:rPr>
+              <w:t xml:space="preserve"> </w:t>
+            </w:r>
+            <w:proofErr w:type="spellStart"/>
+            <w:r>
+              <w:rPr>
+                <w:rFonts w:ascii="Arial Narrow" w:eastAsia="Arial Narrow" w:hAnsi="Arial Narrow"/>
+                <w:color w:val="000000"/>
+                <w:sz w:val="24"/>
+              </w:rPr>
+              <w:t>tersangka</w:t>
+            </w:r>
+            <w:proofErr w:type="spellEnd"/>
+            <w:r>
+              <w:rPr>
+                <w:rFonts w:ascii="Arial Narrow" w:eastAsia="Arial Narrow" w:hAnsi="Arial Narrow"/>
+                <w:color w:val="000000"/>
+                <w:sz w:val="24"/>
+              </w:rPr>
+              <w:t xml:space="preserve"> </w:t>
+            </w:r>
+            <w:proofErr w:type="spellStart"/>
+            <w:r>
+              <w:rPr>
+                <w:rFonts w:ascii="Arial Narrow" w:eastAsia="Arial Narrow" w:hAnsi="Arial Narrow"/>
+                <w:color w:val="000000"/>
+                <w:sz w:val="24"/>
+              </w:rPr>
+              <w:t>atas</w:t>
+            </w:r>
+            <w:proofErr w:type="spellEnd"/>
+            <w:r>
+              <w:rPr>
+                <w:rFonts w:ascii="Arial Narrow" w:eastAsia="Arial Narrow" w:hAnsi="Arial Narrow"/>
+                <w:color w:val="000000"/>
+                <w:sz w:val="24"/>
+              </w:rPr>
+              <w:t xml:space="preserve"> </w:t>
+            </w:r>
+            <w:proofErr w:type="spellStart"/>
+            <w:r>
+              <w:rPr>
+                <w:rFonts w:ascii="Arial Narrow" w:eastAsia="Arial Narrow" w:hAnsi="Arial Narrow"/>
+                <w:color w:val="000000"/>
+                <w:sz w:val="24"/>
+              </w:rPr>
+              <w:t>perkara</w:t>
+            </w:r>
+            <w:proofErr w:type="spellEnd"/>
+            <w:r>
+              <w:rPr>
+                <w:rFonts w:ascii="Arial Narrow" w:eastAsia="Arial Narrow" w:hAnsi="Arial Narrow"/>
+                <w:color w:val="000000"/>
+                <w:sz w:val="24"/>
+              </w:rPr>
+              <w:t xml:space="preserve"> yang </w:t>
+            </w:r>
+            <w:proofErr w:type="spellStart"/>
+            <w:r>
+              <w:rPr>
+                <w:rFonts w:ascii="Arial Narrow" w:eastAsia="Arial Narrow" w:hAnsi="Arial Narrow"/>
+                <w:color w:val="000000"/>
+                <w:sz w:val="24"/>
+              </w:rPr>
+              <w:t>sama</w:t>
+            </w:r>
+            <w:proofErr w:type="spellEnd"/>
+            <w:r>
+              <w:rPr>
+                <w:rFonts w:ascii="Arial Narrow" w:eastAsia="Arial Narrow" w:hAnsi="Arial Narrow"/>
+                <w:color w:val="000000"/>
+                <w:sz w:val="24"/>
+              </w:rPr>
+              <w:t>,</w:t>
+            </w:r>
+            <w:r>
+              <w:rPr>
+                <w:rFonts w:ascii="Arial Narrow" w:eastAsia="Arial Narrow" w:hAnsi="Arial Narrow"/>
+                <w:color w:val="000000"/>
+                <w:sz w:val="24"/>
+              </w:rPr>
+              <w:t xml:space="preserve"> </w:t>
+            </w:r>
+            <w:proofErr w:type="spellStart"/>
+            <w:r>
+              <w:rPr>
+                <w:rFonts w:ascii="Arial Narrow" w:eastAsia="Arial Narrow" w:hAnsi="Arial Narrow"/>
+                <w:color w:val="000000"/>
+                <w:sz w:val="24"/>
+              </w:rPr>
+              <w:t>kedaluarsa</w:t>
+            </w:r>
+            <w:proofErr w:type="spellEnd"/>
+            <w:r>
+              <w:rPr>
+                <w:rFonts w:ascii="Arial Narrow" w:eastAsia="Arial Narrow" w:hAnsi="Arial Narrow"/>
+                <w:color w:val="000000"/>
+                <w:sz w:val="24"/>
+              </w:rPr>
+              <w:t xml:space="preserve">, </w:t>
+            </w:r>
+            <w:proofErr w:type="spellStart"/>
+            <w:r>
+              <w:rPr>
+                <w:rFonts w:ascii="Arial Narrow" w:eastAsia="Arial Narrow" w:hAnsi="Arial Narrow"/>
+                <w:color w:val="000000"/>
+                <w:sz w:val="24"/>
+              </w:rPr>
+              <w:t>tersangka</w:t>
+            </w:r>
+            <w:proofErr w:type="spellEnd"/>
+            <w:r>
+              <w:rPr>
+                <w:rFonts w:ascii="Arial Narrow" w:eastAsia="Arial Narrow" w:hAnsi="Arial Narrow"/>
+                <w:color w:val="000000"/>
+                <w:sz w:val="24"/>
+              </w:rPr>
+              <w:t xml:space="preserve"> </w:t>
+            </w:r>
+            <w:proofErr w:type="spellStart"/>
+            <w:r>
+              <w:rPr>
+                <w:rFonts w:ascii="Arial Narrow" w:eastAsia="Arial Narrow" w:hAnsi="Arial Narrow"/>
+                <w:color w:val="000000"/>
+                <w:sz w:val="24"/>
+              </w:rPr>
+              <w:t>meninggal</w:t>
+            </w:r>
+            <w:proofErr w:type="spellEnd"/>
+            <w:r>
+              <w:rPr>
+                <w:rFonts w:ascii="Arial Narrow" w:eastAsia="Arial Narrow" w:hAnsi="Arial Narrow"/>
+                <w:color w:val="000000"/>
+                <w:sz w:val="24"/>
+              </w:rPr>
+              <w:t xml:space="preserve"> dunia, </w:t>
+            </w:r>
+            <w:proofErr w:type="spellStart"/>
+            <w:r>
+              <w:rPr>
+                <w:rFonts w:ascii="Arial Narrow" w:eastAsia="Arial Narrow" w:hAnsi="Arial Narrow"/>
+                <w:color w:val="000000"/>
+                <w:sz w:val="24"/>
+              </w:rPr>
+              <w:t>ditariknya</w:t>
+            </w:r>
+            <w:proofErr w:type="spellEnd"/>
+            <w:r>
+              <w:rPr>
+                <w:rFonts w:ascii="Arial Narrow" w:eastAsia="Arial Narrow" w:hAnsi="Arial Narrow"/>
+                <w:color w:val="000000"/>
+                <w:sz w:val="24"/>
+              </w:rPr>
+              <w:t xml:space="preserve"> </w:t>
+            </w:r>
+            <w:proofErr w:type="spellStart"/>
+            <w:r>
+              <w:rPr>
+                <w:rFonts w:ascii="Arial Narrow" w:eastAsia="Arial Narrow" w:hAnsi="Arial Narrow"/>
+                <w:color w:val="000000"/>
+                <w:sz w:val="24"/>
+              </w:rPr>
+              <w:t>pengaduan</w:t>
+            </w:r>
+            <w:proofErr w:type="spellEnd"/>
+            <w:r>
+              <w:rPr>
+                <w:rFonts w:ascii="Arial Narrow" w:eastAsia="Arial Narrow" w:hAnsi="Arial Narrow"/>
+                <w:color w:val="000000"/>
+                <w:sz w:val="24"/>
+              </w:rPr>
+              <w:t xml:space="preserve"> pada </w:t>
+            </w:r>
+            <w:proofErr w:type="spellStart"/>
+            <w:r>
+              <w:rPr>
+                <w:rFonts w:ascii="Arial Narrow" w:eastAsia="Arial Narrow" w:hAnsi="Arial Narrow"/>
+                <w:color w:val="000000"/>
+                <w:sz w:val="24"/>
+              </w:rPr>
+              <w:t>tindak</w:t>
+            </w:r>
+            <w:proofErr w:type="spellEnd"/>
+            <w:r>
+              <w:rPr>
+                <w:rFonts w:ascii="Arial Narrow" w:eastAsia="Arial Narrow" w:hAnsi="Arial Narrow"/>
+                <w:color w:val="000000"/>
+                <w:sz w:val="24"/>
+              </w:rPr>
+              <w:t xml:space="preserve"> </w:t>
+            </w:r>
+            <w:proofErr w:type="spellStart"/>
+            <w:r>
+              <w:rPr>
+                <w:rFonts w:ascii="Arial Narrow" w:eastAsia="Arial Narrow" w:hAnsi="Arial Narrow"/>
+                <w:color w:val="000000"/>
+                <w:sz w:val="24"/>
+              </w:rPr>
+              <w:t>pidana</w:t>
+            </w:r>
+            <w:proofErr w:type="spellEnd"/>
+            <w:r>
+              <w:rPr>
+                <w:rFonts w:ascii="Arial Narrow" w:eastAsia="Arial Narrow" w:hAnsi="Arial Narrow"/>
+                <w:color w:val="000000"/>
+                <w:sz w:val="24"/>
+              </w:rPr>
+              <w:t xml:space="preserve"> </w:t>
+            </w:r>
+            <w:proofErr w:type="spellStart"/>
+            <w:r>
+              <w:rPr>
+                <w:rFonts w:ascii="Arial Narrow" w:eastAsia="Arial Narrow" w:hAnsi="Arial Narrow"/>
+                <w:color w:val="000000"/>
+                <w:sz w:val="24"/>
+              </w:rPr>
+              <w:t>aduan</w:t>
+            </w:r>
+            <w:proofErr w:type="spellEnd"/>
+            <w:r>
+              <w:rPr>
+                <w:rFonts w:ascii="Arial Narrow" w:eastAsia="Arial Narrow" w:hAnsi="Arial Narrow"/>
+                <w:color w:val="000000"/>
+                <w:sz w:val="24"/>
+              </w:rPr>
+              <w:t>,</w:t>
+            </w:r>
+            <w:r>
+              <w:rPr>
+                <w:rFonts w:ascii="Arial Narrow" w:eastAsia="Arial Narrow" w:hAnsi="Arial Narrow"/>
+                <w:color w:val="000000"/>
+                <w:sz w:val="24"/>
+              </w:rPr>
+              <w:t xml:space="preserve"> </w:t>
+            </w:r>
+            <w:proofErr w:type="spellStart"/>
+            <w:r>
+              <w:rPr>
+                <w:rFonts w:ascii="Arial Narrow" w:eastAsia="Arial Narrow" w:hAnsi="Arial Narrow"/>
+                <w:color w:val="000000"/>
+                <w:sz w:val="24"/>
+              </w:rPr>
+              <w:t>tercapainya</w:t>
+            </w:r>
+            <w:proofErr w:type="spellEnd"/>
+            <w:r>
+              <w:rPr>
+                <w:rFonts w:ascii="Arial Narrow" w:eastAsia="Arial Narrow" w:hAnsi="Arial Narrow"/>
+                <w:color w:val="000000"/>
+                <w:sz w:val="24"/>
+              </w:rPr>
+              <w:t xml:space="preserve"> </w:t>
+            </w:r>
+            <w:proofErr w:type="spellStart"/>
+            <w:r>
+              <w:rPr>
+                <w:rFonts w:ascii="Arial Narrow" w:eastAsia="Arial Narrow" w:hAnsi="Arial Narrow"/>
+                <w:color w:val="000000"/>
+                <w:sz w:val="24"/>
+              </w:rPr>
+              <w:t>penyelesaian</w:t>
+            </w:r>
+            <w:proofErr w:type="spellEnd"/>
+            <w:r>
+              <w:rPr>
+                <w:rFonts w:ascii="Arial Narrow" w:eastAsia="Arial Narrow" w:hAnsi="Arial Narrow"/>
+                <w:color w:val="000000"/>
+                <w:sz w:val="24"/>
+              </w:rPr>
+              <w:t xml:space="preserve"> </w:t>
+            </w:r>
+            <w:proofErr w:type="spellStart"/>
+            <w:r>
+              <w:rPr>
+                <w:rFonts w:ascii="Arial Narrow" w:eastAsia="Arial Narrow" w:hAnsi="Arial Narrow"/>
+                <w:color w:val="000000"/>
+                <w:sz w:val="24"/>
+              </w:rPr>
+              <w:t>perkara</w:t>
+            </w:r>
+            <w:proofErr w:type="spellEnd"/>
+            <w:r>
+              <w:rPr>
+                <w:rFonts w:ascii="Arial Narrow" w:eastAsia="Arial Narrow" w:hAnsi="Arial Narrow"/>
+                <w:color w:val="000000"/>
+                <w:sz w:val="24"/>
+              </w:rPr>
+              <w:t xml:space="preserve"> </w:t>
+            </w:r>
+            <w:proofErr w:type="spellStart"/>
+            <w:r>
+              <w:rPr>
+                <w:rFonts w:ascii="Arial Narrow" w:eastAsia="Arial Narrow" w:hAnsi="Arial Narrow"/>
+                <w:color w:val="000000"/>
+                <w:sz w:val="24"/>
+              </w:rPr>
+              <w:t>melalui</w:t>
+            </w:r>
+            <w:proofErr w:type="spellEnd"/>
+            <w:r>
+              <w:rPr>
+                <w:rFonts w:ascii="Arial Narrow" w:eastAsia="Arial Narrow" w:hAnsi="Arial Narrow"/>
+                <w:color w:val="000000"/>
+                <w:sz w:val="24"/>
+              </w:rPr>
+              <w:t xml:space="preserve"> </w:t>
+            </w:r>
+            <w:proofErr w:type="spellStart"/>
+            <w:r>
+              <w:rPr>
+                <w:rFonts w:ascii="Arial Narrow" w:eastAsia="Arial Narrow" w:hAnsi="Arial Narrow"/>
+                <w:color w:val="000000"/>
+                <w:sz w:val="24"/>
+              </w:rPr>
+              <w:t>mekanisme</w:t>
+            </w:r>
+            <w:proofErr w:type="spellEnd"/>
+            <w:r>
+              <w:rPr>
+                <w:rFonts w:ascii="Arial Narrow" w:eastAsia="Arial Narrow" w:hAnsi="Arial Narrow"/>
+                <w:color w:val="000000"/>
+                <w:sz w:val="24"/>
+              </w:rPr>
+              <w:t xml:space="preserve"> </w:t>
+            </w:r>
+            <w:proofErr w:type="spellStart"/>
+            <w:r>
+              <w:rPr>
+                <w:rFonts w:ascii="Arial Narrow" w:eastAsia="Arial Narrow" w:hAnsi="Arial Narrow"/>
+                <w:color w:val="000000"/>
+                <w:sz w:val="24"/>
+              </w:rPr>
+              <w:t>keadilan</w:t>
+            </w:r>
+            <w:proofErr w:type="spellEnd"/>
+            <w:r>
+              <w:rPr>
+                <w:rFonts w:ascii="Arial Narrow" w:eastAsia="Arial Narrow" w:hAnsi="Arial Narrow"/>
+                <w:color w:val="000000"/>
+                <w:sz w:val="24"/>
+              </w:rPr>
+              <w:t xml:space="preserve"> </w:t>
+            </w:r>
+            <w:proofErr w:type="spellStart"/>
+            <w:r>
+              <w:rPr>
+                <w:rFonts w:ascii="Arial Narrow" w:eastAsia="Arial Narrow" w:hAnsi="Arial Narrow"/>
+                <w:color w:val="000000"/>
+                <w:sz w:val="24"/>
+              </w:rPr>
+              <w:t>restoratif</w:t>
+            </w:r>
+            <w:proofErr w:type="spellEnd"/>
+            <w:r>
+              <w:rPr>
+                <w:rFonts w:ascii="Arial Narrow" w:eastAsia="Arial Narrow" w:hAnsi="Arial Narrow"/>
+                <w:color w:val="000000"/>
+                <w:sz w:val="24"/>
+              </w:rPr>
+              <w:t xml:space="preserve">, </w:t>
+            </w:r>
+            <w:proofErr w:type="spellStart"/>
+            <w:r>
+              <w:rPr>
+                <w:rFonts w:ascii="Arial Narrow" w:eastAsia="Arial Narrow" w:hAnsi="Arial Narrow"/>
+                <w:color w:val="000000"/>
+                <w:sz w:val="24"/>
+              </w:rPr>
+              <w:t>tersangka</w:t>
+            </w:r>
+            <w:proofErr w:type="spellEnd"/>
+            <w:r>
+              <w:rPr>
+                <w:rFonts w:ascii="Arial Narrow" w:eastAsia="Arial Narrow" w:hAnsi="Arial Narrow"/>
+                <w:color w:val="000000"/>
+                <w:sz w:val="24"/>
+              </w:rPr>
+              <w:t xml:space="preserve"> </w:t>
+            </w:r>
+            <w:proofErr w:type="spellStart"/>
+            <w:r>
+              <w:rPr>
+                <w:rFonts w:ascii="Arial Narrow" w:eastAsia="Arial Narrow" w:hAnsi="Arial Narrow"/>
+                <w:color w:val="000000"/>
+                <w:sz w:val="24"/>
+              </w:rPr>
+              <w:t>membayar</w:t>
+            </w:r>
+            <w:proofErr w:type="spellEnd"/>
+            <w:r>
+              <w:rPr>
+                <w:rFonts w:ascii="Arial Narrow" w:eastAsia="Arial Narrow" w:hAnsi="Arial Narrow"/>
+                <w:color w:val="000000"/>
+                <w:sz w:val="24"/>
+              </w:rPr>
+              <w:t xml:space="preserve"> </w:t>
+            </w:r>
+            <w:proofErr w:type="spellStart"/>
+            <w:r>
+              <w:rPr>
+                <w:rFonts w:ascii="Arial Narrow" w:eastAsia="Arial Narrow" w:hAnsi="Arial Narrow"/>
+                <w:color w:val="000000"/>
+                <w:sz w:val="24"/>
+              </w:rPr>
+              <w:t>maksimum</w:t>
+            </w:r>
+            <w:proofErr w:type="spellEnd"/>
+            <w:r>
+              <w:rPr>
+                <w:rFonts w:ascii="Arial Narrow" w:eastAsia="Arial Narrow" w:hAnsi="Arial Narrow"/>
+                <w:color w:val="000000"/>
+                <w:sz w:val="24"/>
+              </w:rPr>
+              <w:t xml:space="preserve"> </w:t>
+            </w:r>
+            <w:proofErr w:type="spellStart"/>
+            <w:r>
+              <w:rPr>
+                <w:rFonts w:ascii="Arial Narrow" w:eastAsia="Arial Narrow" w:hAnsi="Arial Narrow"/>
+                <w:color w:val="000000"/>
+                <w:sz w:val="24"/>
+              </w:rPr>
+              <w:t>pidana</w:t>
+            </w:r>
+            <w:proofErr w:type="spellEnd"/>
+            <w:r>
+              <w:rPr>
+                <w:rFonts w:ascii="Arial Narrow" w:eastAsia="Arial Narrow" w:hAnsi="Arial Narrow"/>
+                <w:color w:val="000000"/>
+                <w:sz w:val="24"/>
+              </w:rPr>
+              <w:t xml:space="preserve"> </w:t>
+            </w:r>
+            <w:proofErr w:type="spellStart"/>
+            <w:r>
+              <w:rPr>
+                <w:rFonts w:ascii="Arial Narrow" w:eastAsia="Arial Narrow" w:hAnsi="Arial Narrow"/>
+                <w:color w:val="000000"/>
+                <w:sz w:val="24"/>
+              </w:rPr>
+              <w:t>denda</w:t>
+            </w:r>
+            <w:proofErr w:type="spellEnd"/>
+            <w:r>
+              <w:rPr>
+                <w:rFonts w:ascii="Arial Narrow" w:eastAsia="Arial Narrow" w:hAnsi="Arial Narrow"/>
+                <w:color w:val="000000"/>
+                <w:sz w:val="24"/>
+              </w:rPr>
+              <w:t xml:space="preserve"> </w:t>
+            </w:r>
+            <w:proofErr w:type="spellStart"/>
+            <w:r>
+              <w:rPr>
+                <w:rFonts w:ascii="Arial Narrow" w:eastAsia="Arial Narrow" w:hAnsi="Arial Narrow"/>
+                <w:color w:val="000000"/>
+                <w:sz w:val="24"/>
+              </w:rPr>
+              <w:t>atas</w:t>
+            </w:r>
+            <w:proofErr w:type="spellEnd"/>
+            <w:r>
+              <w:rPr>
+                <w:rFonts w:ascii="Arial Narrow" w:eastAsia="Arial Narrow" w:hAnsi="Arial Narrow"/>
+                <w:color w:val="000000"/>
+                <w:sz w:val="24"/>
+              </w:rPr>
+              <w:t xml:space="preserve"> </w:t>
+            </w:r>
+            <w:proofErr w:type="spellStart"/>
+            <w:r>
+              <w:rPr>
+                <w:rFonts w:ascii="Arial Narrow" w:eastAsia="Arial Narrow" w:hAnsi="Arial Narrow"/>
+                <w:color w:val="000000"/>
+                <w:sz w:val="24"/>
+              </w:rPr>
+              <w:t>tindak</w:t>
+            </w:r>
+            <w:proofErr w:type="spellEnd"/>
+            <w:r>
+              <w:rPr>
+                <w:rFonts w:ascii="Arial Narrow" w:eastAsia="Arial Narrow" w:hAnsi="Arial Narrow"/>
+                <w:color w:val="000000"/>
+                <w:sz w:val="24"/>
+              </w:rPr>
+              <w:t xml:space="preserve"> </w:t>
+            </w:r>
+            <w:proofErr w:type="spellStart"/>
+            <w:r>
+              <w:rPr>
+                <w:rFonts w:ascii="Arial Narrow" w:eastAsia="Arial Narrow" w:hAnsi="Arial Narrow"/>
+                <w:color w:val="000000"/>
+                <w:sz w:val="24"/>
+              </w:rPr>
+              <w:t>pidana</w:t>
+            </w:r>
+            <w:proofErr w:type="spellEnd"/>
+            <w:r>
+              <w:rPr>
+                <w:rFonts w:ascii="Arial Narrow" w:eastAsia="Arial Narrow" w:hAnsi="Arial Narrow"/>
+                <w:color w:val="000000"/>
+                <w:sz w:val="24"/>
+              </w:rPr>
+              <w:t xml:space="preserve"> yang </w:t>
+            </w:r>
+            <w:proofErr w:type="spellStart"/>
+            <w:r>
+              <w:rPr>
+                <w:rFonts w:ascii="Arial Narrow" w:eastAsia="Arial Narrow" w:hAnsi="Arial Narrow"/>
+                <w:color w:val="000000"/>
+                <w:sz w:val="24"/>
+              </w:rPr>
+              <w:t>hanya</w:t>
+            </w:r>
+            <w:proofErr w:type="spellEnd"/>
+            <w:r>
+              <w:rPr>
+                <w:rFonts w:ascii="Arial Narrow" w:eastAsia="Arial Narrow" w:hAnsi="Arial Narrow"/>
+                <w:color w:val="000000"/>
+                <w:sz w:val="24"/>
+              </w:rPr>
+              <w:t xml:space="preserve"> </w:t>
+            </w:r>
+            <w:proofErr w:type="spellStart"/>
+            <w:r>
+              <w:rPr>
+                <w:rFonts w:ascii="Arial Narrow" w:eastAsia="Arial Narrow" w:hAnsi="Arial Narrow"/>
+                <w:color w:val="000000"/>
+                <w:sz w:val="24"/>
+              </w:rPr>
+              <w:t>diancam</w:t>
+            </w:r>
+            <w:proofErr w:type="spellEnd"/>
+            <w:r>
+              <w:rPr>
+                <w:rFonts w:ascii="Arial Narrow" w:eastAsia="Arial Narrow" w:hAnsi="Arial Narrow"/>
+                <w:color w:val="000000"/>
+                <w:sz w:val="24"/>
+              </w:rPr>
+              <w:t xml:space="preserve"> </w:t>
+            </w:r>
+            <w:proofErr w:type="spellStart"/>
+            <w:r>
+              <w:rPr>
+                <w:rFonts w:ascii="Arial Narrow" w:eastAsia="Arial Narrow" w:hAnsi="Arial Narrow"/>
+                <w:color w:val="000000"/>
+                <w:sz w:val="24"/>
+              </w:rPr>
+              <w:t>dengan</w:t>
+            </w:r>
+            <w:proofErr w:type="spellEnd"/>
+            <w:r>
+              <w:rPr>
+                <w:rFonts w:ascii="Arial Narrow" w:eastAsia="Arial Narrow" w:hAnsi="Arial Narrow"/>
+                <w:color w:val="000000"/>
+                <w:sz w:val="24"/>
+              </w:rPr>
+              <w:t xml:space="preserve"> </w:t>
+            </w:r>
+            <w:proofErr w:type="spellStart"/>
+            <w:r>
+              <w:rPr>
+                <w:rFonts w:ascii="Arial Narrow" w:eastAsia="Arial Narrow" w:hAnsi="Arial Narrow"/>
+                <w:color w:val="000000"/>
+                <w:sz w:val="24"/>
+              </w:rPr>
+              <w:t>pidana</w:t>
+            </w:r>
+            <w:proofErr w:type="spellEnd"/>
+            <w:r>
+              <w:rPr>
+                <w:rFonts w:ascii="Arial Narrow" w:eastAsia="Arial Narrow" w:hAnsi="Arial Narrow"/>
+                <w:color w:val="000000"/>
+                <w:sz w:val="24"/>
+              </w:rPr>
+              <w:t xml:space="preserve"> </w:t>
+            </w:r>
+            <w:proofErr w:type="spellStart"/>
+            <w:r>
+              <w:rPr>
+                <w:rFonts w:ascii="Arial Narrow" w:eastAsia="Arial Narrow" w:hAnsi="Arial Narrow"/>
+                <w:color w:val="000000"/>
+                <w:sz w:val="24"/>
+              </w:rPr>
+              <w:t>denda</w:t>
+            </w:r>
+            <w:proofErr w:type="spellEnd"/>
+            <w:r>
+              <w:rPr>
+                <w:rFonts w:ascii="Arial Narrow" w:eastAsia="Arial Narrow" w:hAnsi="Arial Narrow"/>
+                <w:color w:val="000000"/>
+                <w:sz w:val="24"/>
+              </w:rPr>
+              <w:t xml:space="preserve"> paling </w:t>
+            </w:r>
+            <w:proofErr w:type="spellStart"/>
+            <w:r>
+              <w:rPr>
+                <w:rFonts w:ascii="Arial Narrow" w:eastAsia="Arial Narrow" w:hAnsi="Arial Narrow"/>
+                <w:color w:val="000000"/>
+                <w:sz w:val="24"/>
+              </w:rPr>
+              <w:t>banyak</w:t>
+            </w:r>
+            <w:proofErr w:type="spellEnd"/>
+            <w:r>
+              <w:rPr>
+                <w:rFonts w:ascii="Arial Narrow" w:eastAsia="Arial Narrow" w:hAnsi="Arial Narrow"/>
+                <w:color w:val="000000"/>
+                <w:sz w:val="24"/>
+              </w:rPr>
+              <w:t xml:space="preserve"> </w:t>
+            </w:r>
+            <w:proofErr w:type="spellStart"/>
+            <w:r>
+              <w:rPr>
+                <w:rFonts w:ascii="Arial Narrow" w:eastAsia="Arial Narrow" w:hAnsi="Arial Narrow"/>
+                <w:color w:val="000000"/>
+                <w:sz w:val="24"/>
+              </w:rPr>
+              <w:t>kategori</w:t>
+            </w:r>
+            <w:proofErr w:type="spellEnd"/>
+            <w:r>
+              <w:rPr>
+                <w:rFonts w:ascii="Arial Narrow" w:eastAsia="Arial Narrow" w:hAnsi="Arial Narrow"/>
+                <w:color w:val="000000"/>
+                <w:sz w:val="24"/>
+              </w:rPr>
+              <w:t xml:space="preserve"> II, </w:t>
+            </w:r>
+            <w:proofErr w:type="spellStart"/>
+            <w:r>
+              <w:rPr>
+                <w:rFonts w:ascii="Arial Narrow" w:eastAsia="Arial Narrow" w:hAnsi="Arial Narrow"/>
+                <w:color w:val="000000"/>
+                <w:sz w:val="24"/>
+              </w:rPr>
+              <w:t>atau</w:t>
+            </w:r>
+            <w:proofErr w:type="spellEnd"/>
+            <w:r>
+              <w:rPr>
+                <w:rFonts w:ascii="Arial Narrow" w:eastAsia="Arial Narrow" w:hAnsi="Arial Narrow"/>
+                <w:color w:val="000000"/>
+                <w:sz w:val="24"/>
+              </w:rPr>
+              <w:t xml:space="preserve"> </w:t>
+            </w:r>
+            <w:proofErr w:type="spellStart"/>
+            <w:r>
+              <w:rPr>
+                <w:rFonts w:ascii="Arial Narrow" w:eastAsia="Arial Narrow" w:hAnsi="Arial Narrow"/>
+                <w:color w:val="000000"/>
+                <w:sz w:val="24"/>
+              </w:rPr>
+              <w:t>tersangka</w:t>
+            </w:r>
+            <w:proofErr w:type="spellEnd"/>
+            <w:r>
+              <w:rPr>
+                <w:rFonts w:ascii="Arial Narrow" w:eastAsia="Arial Narrow" w:hAnsi="Arial Narrow"/>
+                <w:color w:val="000000"/>
+                <w:sz w:val="24"/>
+              </w:rPr>
+              <w:t xml:space="preserve"> </w:t>
+            </w:r>
+            <w:proofErr w:type="spellStart"/>
+            <w:r>
+              <w:rPr>
+                <w:rFonts w:ascii="Arial Narrow" w:eastAsia="Arial Narrow" w:hAnsi="Arial Narrow"/>
+                <w:color w:val="000000"/>
+                <w:sz w:val="24"/>
+              </w:rPr>
+              <w:t>membayar</w:t>
+            </w:r>
+            <w:proofErr w:type="spellEnd"/>
+            <w:r>
+              <w:rPr>
+                <w:rFonts w:ascii="Arial Narrow" w:eastAsia="Arial Narrow" w:hAnsi="Arial Narrow"/>
+                <w:color w:val="000000"/>
+                <w:sz w:val="24"/>
+              </w:rPr>
+              <w:t xml:space="preserve"> </w:t>
+            </w:r>
+            <w:proofErr w:type="spellStart"/>
+            <w:r>
+              <w:rPr>
+                <w:rFonts w:ascii="Arial Narrow" w:eastAsia="Arial Narrow" w:hAnsi="Arial Narrow"/>
+                <w:color w:val="000000"/>
+                <w:sz w:val="24"/>
+              </w:rPr>
+              <w:t>maksimum</w:t>
+            </w:r>
+            <w:proofErr w:type="spellEnd"/>
+            <w:r>
+              <w:rPr>
+                <w:rFonts w:ascii="Arial Narrow" w:eastAsia="Arial Narrow" w:hAnsi="Arial Narrow"/>
+                <w:color w:val="000000"/>
+                <w:sz w:val="24"/>
+              </w:rPr>
+              <w:t xml:space="preserve"> </w:t>
+            </w:r>
+            <w:proofErr w:type="spellStart"/>
+            <w:r>
+              <w:rPr>
+                <w:rFonts w:ascii="Arial Narrow" w:eastAsia="Arial Narrow" w:hAnsi="Arial Narrow"/>
+                <w:color w:val="000000"/>
+                <w:sz w:val="24"/>
+              </w:rPr>
+              <w:t>pidana</w:t>
+            </w:r>
+            <w:proofErr w:type="spellEnd"/>
+            <w:r>
+              <w:rPr>
+                <w:rFonts w:ascii="Arial Narrow" w:eastAsia="Arial Narrow" w:hAnsi="Arial Narrow"/>
+                <w:color w:val="000000"/>
+                <w:sz w:val="24"/>
+              </w:rPr>
+              <w:t xml:space="preserve"> </w:t>
+            </w:r>
+            <w:proofErr w:type="spellStart"/>
+            <w:r>
+              <w:rPr>
+                <w:rFonts w:ascii="Arial Narrow" w:eastAsia="Arial Narrow" w:hAnsi="Arial Narrow"/>
+                <w:color w:val="000000"/>
+                <w:sz w:val="24"/>
+              </w:rPr>
+              <w:t>denda</w:t>
+            </w:r>
+            <w:proofErr w:type="spellEnd"/>
+            <w:r>
+              <w:rPr>
+                <w:rFonts w:ascii="Arial Narrow" w:eastAsia="Arial Narrow" w:hAnsi="Arial Narrow"/>
+                <w:color w:val="000000"/>
+                <w:sz w:val="24"/>
+              </w:rPr>
+              <w:t xml:space="preserve"> </w:t>
+            </w:r>
+            <w:proofErr w:type="spellStart"/>
+            <w:r>
+              <w:rPr>
+                <w:rFonts w:ascii="Arial Narrow" w:eastAsia="Arial Narrow" w:hAnsi="Arial Narrow"/>
+                <w:color w:val="000000"/>
+                <w:sz w:val="24"/>
+              </w:rPr>
+              <w:t>kategori</w:t>
+            </w:r>
+            <w:proofErr w:type="spellEnd"/>
+            <w:r>
+              <w:rPr>
+                <w:rFonts w:ascii="Arial Narrow" w:eastAsia="Arial Narrow" w:hAnsi="Arial Narrow"/>
+                <w:color w:val="000000"/>
+                <w:sz w:val="24"/>
+              </w:rPr>
+              <w:t xml:space="preserve"> </w:t>
+            </w:r>
+            <w:r>
+              <w:rPr>
+                <w:rFonts w:ascii="Arial Narrow" w:eastAsia="Arial Narrow" w:hAnsi="Arial Narrow"/>
+                <w:color w:val="000000"/>
+                <w:sz w:val="24"/>
+              </w:rPr>
+              <w:t xml:space="preserve">IV </w:t>
+            </w:r>
+            <w:proofErr w:type="spellStart"/>
+            <w:r>
+              <w:rPr>
+                <w:rFonts w:ascii="Arial Narrow" w:eastAsia="Arial Narrow" w:hAnsi="Arial Narrow"/>
+                <w:color w:val="000000"/>
+                <w:sz w:val="24"/>
+              </w:rPr>
+              <w:t>atas</w:t>
+            </w:r>
+            <w:proofErr w:type="spellEnd"/>
+            <w:r>
+              <w:rPr>
+                <w:rFonts w:ascii="Arial Narrow" w:eastAsia="Arial Narrow" w:hAnsi="Arial Narrow"/>
+                <w:color w:val="000000"/>
+                <w:sz w:val="24"/>
+              </w:rPr>
+              <w:t xml:space="preserve"> </w:t>
+            </w:r>
+            <w:proofErr w:type="spellStart"/>
+            <w:r>
+              <w:rPr>
+                <w:rFonts w:ascii="Arial Narrow" w:eastAsia="Arial Narrow" w:hAnsi="Arial Narrow"/>
+                <w:color w:val="000000"/>
+                <w:sz w:val="24"/>
+              </w:rPr>
+              <w:t>tindak</w:t>
+            </w:r>
+            <w:proofErr w:type="spellEnd"/>
+            <w:r>
+              <w:rPr>
+                <w:rFonts w:ascii="Arial Narrow" w:eastAsia="Arial Narrow" w:hAnsi="Arial Narrow"/>
+                <w:color w:val="000000"/>
+                <w:sz w:val="24"/>
+              </w:rPr>
+              <w:t xml:space="preserve"> </w:t>
+            </w:r>
+            <w:proofErr w:type="spellStart"/>
+            <w:r>
+              <w:rPr>
+                <w:rFonts w:ascii="Arial Narrow" w:eastAsia="Arial Narrow" w:hAnsi="Arial Narrow"/>
+                <w:color w:val="000000"/>
+                <w:sz w:val="24"/>
+              </w:rPr>
+              <w:t>pidana</w:t>
+            </w:r>
+            <w:proofErr w:type="spellEnd"/>
+            <w:r>
+              <w:rPr>
+                <w:rFonts w:ascii="Arial Narrow" w:eastAsia="Arial Narrow" w:hAnsi="Arial Narrow"/>
+                <w:color w:val="000000"/>
+                <w:sz w:val="24"/>
+              </w:rPr>
+              <w:t xml:space="preserve"> yang </w:t>
+            </w:r>
+            <w:proofErr w:type="spellStart"/>
+            <w:r>
+              <w:rPr>
+                <w:rFonts w:ascii="Arial Narrow" w:eastAsia="Arial Narrow" w:hAnsi="Arial Narrow"/>
+                <w:color w:val="000000"/>
+                <w:sz w:val="24"/>
+              </w:rPr>
+              <w:t>diancam</w:t>
+            </w:r>
+            <w:proofErr w:type="spellEnd"/>
+            <w:r>
+              <w:rPr>
+                <w:rFonts w:ascii="Arial Narrow" w:eastAsia="Arial Narrow" w:hAnsi="Arial Narrow"/>
+                <w:color w:val="000000"/>
+                <w:sz w:val="24"/>
+              </w:rPr>
+              <w:t xml:space="preserve"> </w:t>
+            </w:r>
+            <w:proofErr w:type="spellStart"/>
+            <w:r>
+              <w:rPr>
+                <w:rFonts w:ascii="Arial Narrow" w:eastAsia="Arial Narrow" w:hAnsi="Arial Narrow"/>
+                <w:color w:val="000000"/>
+                <w:sz w:val="24"/>
+              </w:rPr>
+              <w:t>dengan</w:t>
+            </w:r>
+            <w:proofErr w:type="spellEnd"/>
+            <w:r>
+              <w:rPr>
+                <w:rFonts w:ascii="Arial Narrow" w:eastAsia="Arial Narrow" w:hAnsi="Arial Narrow"/>
+                <w:color w:val="000000"/>
+                <w:sz w:val="24"/>
+              </w:rPr>
+              <w:t xml:space="preserve"> </w:t>
+            </w:r>
+            <w:proofErr w:type="spellStart"/>
+            <w:r>
+              <w:rPr>
+                <w:rFonts w:ascii="Arial Narrow" w:eastAsia="Arial Narrow" w:hAnsi="Arial Narrow"/>
+                <w:color w:val="000000"/>
+                <w:sz w:val="24"/>
+              </w:rPr>
+              <w:t>pidana</w:t>
+            </w:r>
+            <w:proofErr w:type="spellEnd"/>
+            <w:r>
+              <w:rPr>
+                <w:rFonts w:ascii="Arial Narrow" w:eastAsia="Arial Narrow" w:hAnsi="Arial Narrow"/>
+                <w:color w:val="000000"/>
+                <w:sz w:val="24"/>
+              </w:rPr>
+              <w:t xml:space="preserve"> paling lama 1 (</w:t>
+            </w:r>
+            <w:proofErr w:type="spellStart"/>
+            <w:r>
+              <w:rPr>
+                <w:rFonts w:ascii="Arial Narrow" w:eastAsia="Arial Narrow" w:hAnsi="Arial Narrow"/>
+                <w:color w:val="000000"/>
+                <w:sz w:val="24"/>
+              </w:rPr>
+              <w:t>satu</w:t>
+            </w:r>
+            <w:proofErr w:type="spellEnd"/>
+            <w:r>
+              <w:rPr>
+                <w:rFonts w:ascii="Arial Narrow" w:eastAsia="Arial Narrow" w:hAnsi="Arial Narrow"/>
+                <w:color w:val="000000"/>
+                <w:sz w:val="24"/>
+              </w:rPr>
+              <w:t xml:space="preserve">) </w:t>
+            </w:r>
+            <w:proofErr w:type="spellStart"/>
+            <w:r>
+              <w:rPr>
+                <w:rFonts w:ascii="Arial Narrow" w:eastAsia="Arial Narrow" w:hAnsi="Arial Narrow"/>
+                <w:color w:val="000000"/>
+                <w:sz w:val="24"/>
+              </w:rPr>
+              <w:t>tahun</w:t>
+            </w:r>
+            <w:proofErr w:type="spellEnd"/>
+            <w:r>
+              <w:rPr>
+                <w:rFonts w:ascii="Arial Narrow" w:eastAsia="Arial Narrow" w:hAnsi="Arial Narrow"/>
+                <w:color w:val="000000"/>
+                <w:sz w:val="24"/>
+              </w:rPr>
+              <w:t xml:space="preserve"> </w:t>
+            </w:r>
+            <w:proofErr w:type="spellStart"/>
+            <w:r>
+              <w:rPr>
+                <w:rFonts w:ascii="Arial Narrow" w:eastAsia="Arial Narrow" w:hAnsi="Arial Narrow"/>
+                <w:color w:val="000000"/>
+                <w:sz w:val="24"/>
+              </w:rPr>
+              <w:t>atau</w:t>
+            </w:r>
+            <w:proofErr w:type="spellEnd"/>
+            <w:r>
+              <w:rPr>
+                <w:rFonts w:ascii="Arial Narrow" w:eastAsia="Arial Narrow" w:hAnsi="Arial Narrow"/>
+                <w:color w:val="000000"/>
+                <w:sz w:val="24"/>
+              </w:rPr>
+              <w:t xml:space="preserve"> </w:t>
+            </w:r>
+            <w:proofErr w:type="spellStart"/>
+            <w:r>
+              <w:rPr>
+                <w:rFonts w:ascii="Arial Narrow" w:eastAsia="Arial Narrow" w:hAnsi="Arial Narrow"/>
+                <w:color w:val="000000"/>
+                <w:sz w:val="24"/>
+              </w:rPr>
+              <w:t>pidana</w:t>
+            </w:r>
+            <w:proofErr w:type="spellEnd"/>
+            <w:r>
+              <w:rPr>
+                <w:rFonts w:ascii="Arial Narrow" w:eastAsia="Arial Narrow" w:hAnsi="Arial Narrow"/>
+                <w:color w:val="000000"/>
+                <w:sz w:val="24"/>
+              </w:rPr>
+              <w:t xml:space="preserve"> </w:t>
+            </w:r>
+            <w:proofErr w:type="spellStart"/>
+            <w:r>
+              <w:rPr>
+                <w:rFonts w:ascii="Arial Narrow" w:eastAsia="Arial Narrow" w:hAnsi="Arial Narrow"/>
+                <w:color w:val="000000"/>
+                <w:sz w:val="24"/>
+              </w:rPr>
+              <w:t>denda</w:t>
+            </w:r>
+            <w:proofErr w:type="spellEnd"/>
+            <w:r>
+              <w:rPr>
+                <w:rFonts w:ascii="Arial Narrow" w:eastAsia="Arial Narrow" w:hAnsi="Arial Narrow"/>
+                <w:color w:val="000000"/>
+                <w:sz w:val="24"/>
+              </w:rPr>
+              <w:t xml:space="preserve"> paling </w:t>
+            </w:r>
+            <w:proofErr w:type="spellStart"/>
+            <w:r>
+              <w:rPr>
+                <w:rFonts w:ascii="Arial Narrow" w:eastAsia="Arial Narrow" w:hAnsi="Arial Narrow"/>
+                <w:color w:val="000000"/>
+                <w:sz w:val="24"/>
+              </w:rPr>
+              <w:t>banyak</w:t>
+            </w:r>
+            <w:proofErr w:type="spellEnd"/>
+            <w:r>
+              <w:rPr>
+                <w:rFonts w:ascii="Arial Narrow" w:eastAsia="Arial Narrow" w:hAnsi="Arial Narrow"/>
+                <w:color w:val="000000"/>
+                <w:sz w:val="24"/>
+              </w:rPr>
+              <w:t xml:space="preserve"> </w:t>
+            </w:r>
+            <w:proofErr w:type="spellStart"/>
+            <w:r>
+              <w:rPr>
+                <w:rFonts w:ascii="Arial Narrow" w:eastAsia="Arial Narrow" w:hAnsi="Arial Narrow"/>
+                <w:color w:val="000000"/>
+                <w:sz w:val="24"/>
+              </w:rPr>
+              <w:t>kategori</w:t>
+            </w:r>
+            <w:proofErr w:type="spellEnd"/>
+            <w:r>
+              <w:rPr>
+                <w:rFonts w:ascii="Arial Narrow" w:eastAsia="Arial Narrow" w:hAnsi="Arial Narrow"/>
+                <w:color w:val="000000"/>
+                <w:sz w:val="24"/>
+              </w:rPr>
+              <w:t xml:space="preserve"> III*, </w:t>
+            </w:r>
+            <w:proofErr w:type="spellStart"/>
+            <w:r>
+              <w:rPr>
+                <w:rFonts w:ascii="Arial Narrow" w:eastAsia="Arial Narrow" w:hAnsi="Arial Narrow"/>
+                <w:color w:val="000000"/>
+                <w:sz w:val="24"/>
+              </w:rPr>
+              <w:t>dipandang</w:t>
+            </w:r>
+            <w:proofErr w:type="spellEnd"/>
+            <w:r>
+              <w:rPr>
+                <w:rFonts w:ascii="Arial Narrow" w:eastAsia="Arial Narrow" w:hAnsi="Arial Narrow"/>
+                <w:color w:val="000000"/>
+                <w:sz w:val="24"/>
+              </w:rPr>
+              <w:t xml:space="preserve"> </w:t>
+            </w:r>
+            <w:proofErr w:type="spellStart"/>
+            <w:r>
+              <w:rPr>
+                <w:rFonts w:ascii="Arial Narrow" w:eastAsia="Arial Narrow" w:hAnsi="Arial Narrow"/>
+                <w:color w:val="000000"/>
+                <w:sz w:val="24"/>
+              </w:rPr>
+              <w:t>perlu</w:t>
+            </w:r>
+            <w:proofErr w:type="spellEnd"/>
+            <w:r>
+              <w:rPr>
+                <w:rFonts w:ascii="Arial Narrow" w:eastAsia="Arial Narrow" w:hAnsi="Arial Narrow"/>
+                <w:color w:val="000000"/>
+                <w:sz w:val="24"/>
+              </w:rPr>
+              <w:t xml:space="preserve"> </w:t>
+            </w:r>
+            <w:proofErr w:type="spellStart"/>
+            <w:r>
+              <w:rPr>
+                <w:rFonts w:ascii="Arial Narrow" w:eastAsia="Arial Narrow" w:hAnsi="Arial Narrow"/>
+                <w:color w:val="000000"/>
+                <w:sz w:val="24"/>
+              </w:rPr>
+              <w:t>mengeluarkan</w:t>
+            </w:r>
+            <w:proofErr w:type="spellEnd"/>
+            <w:r>
+              <w:rPr>
+                <w:rFonts w:ascii="Arial Narrow" w:eastAsia="Arial Narrow" w:hAnsi="Arial Narrow"/>
+                <w:color w:val="000000"/>
+                <w:sz w:val="24"/>
+              </w:rPr>
+              <w:t xml:space="preserve"> </w:t>
+            </w:r>
+            <w:proofErr w:type="spellStart"/>
+            <w:r>
+              <w:rPr>
+                <w:rFonts w:ascii="Arial Narrow" w:eastAsia="Arial Narrow" w:hAnsi="Arial Narrow"/>
+                <w:color w:val="000000"/>
+                <w:sz w:val="24"/>
+              </w:rPr>
+              <w:t>surat</w:t>
+            </w:r>
+            <w:proofErr w:type="spellEnd"/>
+            <w:r>
+              <w:rPr>
+                <w:rFonts w:ascii="Arial Narrow" w:eastAsia="Arial Narrow" w:hAnsi="Arial Narrow"/>
+                <w:color w:val="000000"/>
+                <w:sz w:val="24"/>
+              </w:rPr>
+              <w:t xml:space="preserve"> </w:t>
+            </w:r>
+            <w:proofErr w:type="spellStart"/>
+            <w:r>
+              <w:rPr>
+                <w:rFonts w:ascii="Arial Narrow" w:eastAsia="Arial Narrow" w:hAnsi="Arial Narrow"/>
+                <w:color w:val="000000"/>
+                <w:sz w:val="24"/>
+              </w:rPr>
+              <w:t>ketetapan</w:t>
+            </w:r>
+            <w:proofErr w:type="spellEnd"/>
+            <w:r>
+              <w:rPr>
+                <w:rFonts w:ascii="Arial Narrow" w:eastAsia="Arial Narrow" w:hAnsi="Arial Narrow"/>
+                <w:color w:val="000000"/>
+                <w:sz w:val="24"/>
+              </w:rPr>
+              <w:t>.</w:t>
             </w:r>
           </w:p>
         </w:tc>
@@ -663,6 +2539,7 @@
                 <w:szCs w:val="24"/>
               </w:rPr>
             </w:pPr>
+            <w:proofErr w:type="spellStart"/>
             <w:r>
               <w:rPr>
                 <w:rFonts w:ascii="Arial Narrow" w:hAnsi="Arial Narrow"/>
@@ -672,6 +2549,7 @@
               </w:rPr>
               <w:t>Mengingat</w:t>
             </w:r>
+            <w:proofErr w:type="spellEnd"/>
           </w:p>
         </w:tc>
         <w:tc>
@@ -734,13 +2612,59 @@
                 <w:szCs w:val="24"/>
               </w:rPr>
             </w:pPr>
-            <w:r>
-              <w:rPr>
-                <w:rFonts w:ascii="Arial Narrow" w:eastAsia="Arial Narrow" w:hAnsi="Arial Narrow"/>
-                <w:color w:val="000000"/>
-                <w:sz w:val="24"/>
-              </w:rPr>
-              <w:t>Undang-Undang Nomor 2 Tahun 200</w:t>
+            <w:proofErr w:type="spellStart"/>
+            <w:r>
+              <w:rPr>
+                <w:rFonts w:ascii="Arial Narrow" w:eastAsia="Arial Narrow" w:hAnsi="Arial Narrow"/>
+                <w:color w:val="000000"/>
+                <w:sz w:val="24"/>
+              </w:rPr>
+              <w:t>Undang-Undang</w:t>
+            </w:r>
+            <w:proofErr w:type="spellEnd"/>
+            <w:r>
+              <w:rPr>
+                <w:rFonts w:ascii="Arial Narrow" w:eastAsia="Arial Narrow" w:hAnsi="Arial Narrow"/>
+                <w:color w:val="000000"/>
+                <w:sz w:val="24"/>
+              </w:rPr>
+              <w:t xml:space="preserve"> </w:t>
+            </w:r>
+            <w:proofErr w:type="spellStart"/>
+            <w:r>
+              <w:rPr>
+                <w:rFonts w:ascii="Arial Narrow" w:eastAsia="Arial Narrow" w:hAnsi="Arial Narrow"/>
+                <w:color w:val="000000"/>
+                <w:sz w:val="24"/>
+              </w:rPr>
+              <w:t>Nomor</w:t>
+            </w:r>
+            <w:proofErr w:type="spellEnd"/>
+            <w:r>
+              <w:rPr>
+                <w:rFonts w:ascii="Arial Narrow" w:eastAsia="Arial Narrow" w:hAnsi="Arial Narrow"/>
+                <w:color w:val="000000"/>
+                <w:sz w:val="24"/>
+              </w:rPr>
+              <w:t xml:space="preserve"> 2 </w:t>
+            </w:r>
+            <w:proofErr w:type="spellStart"/>
+            <w:r>
+              <w:rPr>
+                <w:rFonts w:ascii="Arial Narrow" w:eastAsia="Arial Narrow" w:hAnsi="Arial Narrow"/>
+                <w:color w:val="000000"/>
+                <w:sz w:val="24"/>
+              </w:rPr>
+              <w:t>Tahun</w:t>
+            </w:r>
+            <w:proofErr w:type="spellEnd"/>
+            <w:r>
+              <w:rPr>
+                <w:rFonts w:ascii="Arial Narrow" w:eastAsia="Arial Narrow" w:hAnsi="Arial Narrow"/>
+                <w:color w:val="000000"/>
+                <w:sz w:val="24"/>
+              </w:rPr>
+              <w:t xml:space="preserve"> 200</w:t>
             </w:r>
             <w:r>
               <w:rPr>
@@ -756,15 +2680,43 @@
                 <w:color w:val="000000"/>
                 <w:sz w:val="24"/>
               </w:rPr>
-              <w:t xml:space="preserve"> tentang </w:t>
-            </w:r>
-            <w:r>
-              <w:rPr>
-                <w:rFonts w:ascii="Arial Narrow" w:eastAsia="Arial Narrow" w:hAnsi="Arial Narrow"/>
-                <w:color w:val="000000"/>
-                <w:sz w:val="24"/>
-              </w:rPr>
-              <w:t>Kepolisian Negara Republik Indonesia</w:t>
+              <w:t xml:space="preserve"> </w:t>
+            </w:r>
+            <w:proofErr w:type="spellStart"/>
+            <w:r>
+              <w:rPr>
+                <w:rFonts w:ascii="Arial Narrow" w:eastAsia="Arial Narrow" w:hAnsi="Arial Narrow"/>
+                <w:color w:val="000000"/>
+                <w:sz w:val="24"/>
+              </w:rPr>
+              <w:t>tentang</w:t>
+            </w:r>
+            <w:proofErr w:type="spellEnd"/>
+            <w:r>
+              <w:rPr>
+                <w:rFonts w:ascii="Arial Narrow" w:eastAsia="Arial Narrow" w:hAnsi="Arial Narrow"/>
+                <w:color w:val="000000"/>
+                <w:sz w:val="24"/>
+              </w:rPr>
+              <w:t xml:space="preserve"> </w:t>
+            </w:r>
+            <w:proofErr w:type="spellStart"/>
+            <w:r>
+              <w:rPr>
+                <w:rFonts w:ascii="Arial Narrow" w:eastAsia="Arial Narrow" w:hAnsi="Arial Narrow"/>
+                <w:color w:val="000000"/>
+                <w:sz w:val="24"/>
+              </w:rPr>
+              <w:t>Kepolisian</w:t>
+            </w:r>
+            <w:proofErr w:type="spellEnd"/>
+            <w:r>
+              <w:rPr>
+                <w:rFonts w:ascii="Arial Narrow" w:eastAsia="Arial Narrow" w:hAnsi="Arial Narrow"/>
+                <w:color w:val="000000"/>
+                <w:sz w:val="24"/>
+              </w:rPr>
+              <w:t xml:space="preserve"> Negara Republik Indonesia</w:t>
             </w:r>
             <w:r>
               <w:rPr>
@@ -851,7 +2803,115 @@
                 <w:color w:val="000000"/>
                 <w:sz w:val="24"/>
               </w:rPr>
-              <w:t>Pasal 3 dan Pasal 618 Undang-Undang Nomor 1 Tahun 2023 tentang Kitab Undang- Undang Hukum Pidana;</w:t>
+              <w:t xml:space="preserve">Pasal 3 dan Pasal 618 </w:t>
+            </w:r>
+            <w:proofErr w:type="spellStart"/>
+            <w:r>
+              <w:rPr>
+                <w:rFonts w:ascii="Arial Narrow" w:eastAsia="Arial Narrow" w:hAnsi="Arial Narrow"/>
+                <w:color w:val="000000"/>
+                <w:sz w:val="24"/>
+              </w:rPr>
+              <w:t>Undang-Undang</w:t>
+            </w:r>
+            <w:proofErr w:type="spellEnd"/>
+            <w:r>
+              <w:rPr>
+                <w:rFonts w:ascii="Arial Narrow" w:eastAsia="Arial Narrow" w:hAnsi="Arial Narrow"/>
+                <w:color w:val="000000"/>
+                <w:sz w:val="24"/>
+              </w:rPr>
+              <w:t xml:space="preserve"> </w:t>
+            </w:r>
+            <w:proofErr w:type="spellStart"/>
+            <w:r>
+              <w:rPr>
+                <w:rFonts w:ascii="Arial Narrow" w:eastAsia="Arial Narrow" w:hAnsi="Arial Narrow"/>
+                <w:color w:val="000000"/>
+                <w:sz w:val="24"/>
+              </w:rPr>
+              <w:t>Nomor</w:t>
+            </w:r>
+            <w:proofErr w:type="spellEnd"/>
+            <w:r>
+              <w:rPr>
+                <w:rFonts w:ascii="Arial Narrow" w:eastAsia="Arial Narrow" w:hAnsi="Arial Narrow"/>
+                <w:color w:val="000000"/>
+                <w:sz w:val="24"/>
+              </w:rPr>
+              <w:t xml:space="preserve"> 1 </w:t>
+            </w:r>
+            <w:proofErr w:type="spellStart"/>
+            <w:r>
+              <w:rPr>
+                <w:rFonts w:ascii="Arial Narrow" w:eastAsia="Arial Narrow" w:hAnsi="Arial Narrow"/>
+                <w:color w:val="000000"/>
+                <w:sz w:val="24"/>
+              </w:rPr>
+              <w:t>Tahun</w:t>
+            </w:r>
+            <w:proofErr w:type="spellEnd"/>
+            <w:r>
+              <w:rPr>
+                <w:rFonts w:ascii="Arial Narrow" w:eastAsia="Arial Narrow" w:hAnsi="Arial Narrow"/>
+                <w:color w:val="000000"/>
+                <w:sz w:val="24"/>
+              </w:rPr>
+              <w:t xml:space="preserve"> 2023 </w:t>
+            </w:r>
+            <w:proofErr w:type="spellStart"/>
+            <w:r>
+              <w:rPr>
+                <w:rFonts w:ascii="Arial Narrow" w:eastAsia="Arial Narrow" w:hAnsi="Arial Narrow"/>
+                <w:color w:val="000000"/>
+                <w:sz w:val="24"/>
+              </w:rPr>
+              <w:t>tentang</w:t>
+            </w:r>
+            <w:proofErr w:type="spellEnd"/>
+            <w:r>
+              <w:rPr>
+                <w:rFonts w:ascii="Arial Narrow" w:eastAsia="Arial Narrow" w:hAnsi="Arial Narrow"/>
+                <w:color w:val="000000"/>
+                <w:sz w:val="24"/>
+              </w:rPr>
+              <w:t xml:space="preserve"> Kitab </w:t>
+            </w:r>
+            <w:proofErr w:type="spellStart"/>
+            <w:r>
+              <w:rPr>
+                <w:rFonts w:ascii="Arial Narrow" w:eastAsia="Arial Narrow" w:hAnsi="Arial Narrow"/>
+                <w:color w:val="000000"/>
+                <w:sz w:val="24"/>
+              </w:rPr>
+              <w:t>Undang</w:t>
+            </w:r>
+            <w:proofErr w:type="spellEnd"/>
+            <w:r>
+              <w:rPr>
+                <w:rFonts w:ascii="Arial Narrow" w:eastAsia="Arial Narrow" w:hAnsi="Arial Narrow"/>
+                <w:color w:val="000000"/>
+                <w:sz w:val="24"/>
+              </w:rPr>
+              <w:t xml:space="preserve">- </w:t>
+            </w:r>
+            <w:proofErr w:type="spellStart"/>
+            <w:r>
+              <w:rPr>
+                <w:rFonts w:ascii="Arial Narrow" w:eastAsia="Arial Narrow" w:hAnsi="Arial Narrow"/>
+                <w:color w:val="000000"/>
+                <w:sz w:val="24"/>
+              </w:rPr>
+              <w:t>Undang</w:t>
+            </w:r>
+            <w:proofErr w:type="spellEnd"/>
+            <w:r>
+              <w:rPr>
+                <w:rFonts w:ascii="Arial Narrow" w:eastAsia="Arial Narrow" w:hAnsi="Arial Narrow"/>
+                <w:color w:val="000000"/>
+                <w:sz w:val="24"/>
+              </w:rPr>
+              <w:t xml:space="preserve"> Hukum Pidana;</w:t>
             </w:r>
           </w:p>
         </w:tc>
@@ -930,25 +2990,259 @@
                 <w:color w:val="000000"/>
                 <w:sz w:val="24"/>
               </w:rPr>
-              <w:t>Pasal 7 ayat (1) huruf j, Pasal 24, Pasal 27, Pasal 60 ayat (3), Pasal 62 ayat (3), Pasal</w:t>
-            </w:r>
-          </w:p>
-          <w:p>
-            <w:pPr>
-              <w:jc w:val="both"/>
-              <w:rPr>
-                <w:rFonts w:ascii="Arial Narrow" w:eastAsia="Arial Narrow" w:hAnsi="Arial Narrow"/>
-                <w:color w:val="000000"/>
-                <w:sz w:val="24"/>
-              </w:rPr>
-            </w:pPr>
-            <w:r>
-              <w:rPr>
-                <w:rFonts w:ascii="Arial Narrow" w:eastAsia="Arial Narrow" w:hAnsi="Arial Narrow"/>
-                <w:color w:val="000000"/>
-                <w:sz w:val="24"/>
-              </w:rPr>
-              <w:t>83, Pasal 84, Pasal 134, Pasal 140 ayat (13), Pasal 158 huruf b dan Pasal 361 Undang- Undang Nomor 20 Tahun 2025 tentang Kitab Undang-Undang Hukum Acara Pidana;</w:t>
+              <w:t xml:space="preserve">Pasal 7 </w:t>
+            </w:r>
+            <w:proofErr w:type="spellStart"/>
+            <w:r>
+              <w:rPr>
+                <w:rFonts w:ascii="Arial Narrow" w:eastAsia="Arial Narrow" w:hAnsi="Arial Narrow"/>
+                <w:color w:val="000000"/>
+                <w:sz w:val="24"/>
+              </w:rPr>
+              <w:t>ayat</w:t>
+            </w:r>
+            <w:proofErr w:type="spellEnd"/>
+            <w:r>
+              <w:rPr>
+                <w:rFonts w:ascii="Arial Narrow" w:eastAsia="Arial Narrow" w:hAnsi="Arial Narrow"/>
+                <w:color w:val="000000"/>
+                <w:sz w:val="24"/>
+              </w:rPr>
+              <w:t xml:space="preserve"> (1) </w:t>
+            </w:r>
+            <w:proofErr w:type="spellStart"/>
+            <w:r>
+              <w:rPr>
+                <w:rFonts w:ascii="Arial Narrow" w:eastAsia="Arial Narrow" w:hAnsi="Arial Narrow"/>
+                <w:color w:val="000000"/>
+                <w:sz w:val="24"/>
+              </w:rPr>
+              <w:t>huruf</w:t>
+            </w:r>
+            <w:proofErr w:type="spellEnd"/>
+            <w:r>
+              <w:rPr>
+                <w:rFonts w:ascii="Arial Narrow" w:eastAsia="Arial Narrow" w:hAnsi="Arial Narrow"/>
+                <w:color w:val="000000"/>
+                <w:sz w:val="24"/>
+              </w:rPr>
+              <w:t xml:space="preserve"> j, Pasal 24, Pasal 27, Pasal 60 </w:t>
+            </w:r>
+            <w:proofErr w:type="spellStart"/>
+            <w:r>
+              <w:rPr>
+                <w:rFonts w:ascii="Arial Narrow" w:eastAsia="Arial Narrow" w:hAnsi="Arial Narrow"/>
+                <w:color w:val="000000"/>
+                <w:sz w:val="24"/>
+              </w:rPr>
+              <w:t>ayat</w:t>
+            </w:r>
+            <w:proofErr w:type="spellEnd"/>
+            <w:r>
+              <w:rPr>
+                <w:rFonts w:ascii="Arial Narrow" w:eastAsia="Arial Narrow" w:hAnsi="Arial Narrow"/>
+                <w:color w:val="000000"/>
+                <w:sz w:val="24"/>
+              </w:rPr>
+              <w:t xml:space="preserve"> (3), Pasal 62 </w:t>
+            </w:r>
+            <w:proofErr w:type="spellStart"/>
+            <w:r>
+              <w:rPr>
+                <w:rFonts w:ascii="Arial Narrow" w:eastAsia="Arial Narrow" w:hAnsi="Arial Narrow"/>
+                <w:color w:val="000000"/>
+                <w:sz w:val="24"/>
+              </w:rPr>
+              <w:t>ayat</w:t>
+            </w:r>
+            <w:proofErr w:type="spellEnd"/>
+            <w:r>
+              <w:rPr>
+                <w:rFonts w:ascii="Arial Narrow" w:eastAsia="Arial Narrow" w:hAnsi="Arial Narrow"/>
+                <w:color w:val="000000"/>
+                <w:sz w:val="24"/>
+              </w:rPr>
+              <w:t xml:space="preserve"> (3), Pasal</w:t>
+            </w:r>
+          </w:p>
+          <w:p>
+            <w:pPr>
+              <w:jc w:val="both"/>
+              <w:rPr>
+                <w:rFonts w:ascii="Arial Narrow" w:eastAsia="Arial Narrow" w:hAnsi="Arial Narrow"/>
+                <w:color w:val="000000"/>
+                <w:sz w:val="24"/>
+              </w:rPr>
+            </w:pPr>
+            <w:r>
+              <w:rPr>
+                <w:rFonts w:ascii="Arial Narrow" w:eastAsia="Arial Narrow" w:hAnsi="Arial Narrow"/>
+                <w:color w:val="000000"/>
+                <w:sz w:val="24"/>
+              </w:rPr>
+              <w:t xml:space="preserve">83, Pasal 84, Pasal 134, Pasal 140 </w:t>
+            </w:r>
+            <w:proofErr w:type="spellStart"/>
+            <w:r>
+              <w:rPr>
+                <w:rFonts w:ascii="Arial Narrow" w:eastAsia="Arial Narrow" w:hAnsi="Arial Narrow"/>
+                <w:color w:val="000000"/>
+                <w:sz w:val="24"/>
+              </w:rPr>
+              <w:t>ayat</w:t>
+            </w:r>
+            <w:proofErr w:type="spellEnd"/>
+            <w:r>
+              <w:rPr>
+                <w:rFonts w:ascii="Arial Narrow" w:eastAsia="Arial Narrow" w:hAnsi="Arial Narrow"/>
+                <w:color w:val="000000"/>
+                <w:sz w:val="24"/>
+              </w:rPr>
+              <w:t xml:space="preserve"> (13), Pasal 158 </w:t>
+            </w:r>
+            <w:proofErr w:type="spellStart"/>
+            <w:r>
+              <w:rPr>
+                <w:rFonts w:ascii="Arial Narrow" w:eastAsia="Arial Narrow" w:hAnsi="Arial Narrow"/>
+                <w:color w:val="000000"/>
+                <w:sz w:val="24"/>
+              </w:rPr>
+              <w:t>huruf</w:t>
+            </w:r>
+            <w:proofErr w:type="spellEnd"/>
+            <w:r>
+              <w:rPr>
+                <w:rFonts w:ascii="Arial Narrow" w:eastAsia="Arial Narrow" w:hAnsi="Arial Narrow"/>
+                <w:color w:val="000000"/>
+                <w:sz w:val="24"/>
+              </w:rPr>
+              <w:t xml:space="preserve"> b dan Pasal 361 </w:t>
+            </w:r>
+            <w:proofErr w:type="spellStart"/>
+            <w:r>
+              <w:rPr>
+                <w:rFonts w:ascii="Arial Narrow" w:eastAsia="Arial Narrow" w:hAnsi="Arial Narrow"/>
+                <w:color w:val="000000"/>
+                <w:sz w:val="24"/>
+              </w:rPr>
+              <w:t>Undang</w:t>
+            </w:r>
+            <w:proofErr w:type="spellEnd"/>
+            <w:r>
+              <w:rPr>
+                <w:rFonts w:ascii="Arial Narrow" w:eastAsia="Arial Narrow" w:hAnsi="Arial Narrow"/>
+                <w:color w:val="000000"/>
+                <w:sz w:val="24"/>
+              </w:rPr>
+              <w:t xml:space="preserve">- </w:t>
+            </w:r>
+            <w:proofErr w:type="spellStart"/>
+            <w:r>
+              <w:rPr>
+                <w:rFonts w:ascii="Arial Narrow" w:eastAsia="Arial Narrow" w:hAnsi="Arial Narrow"/>
+                <w:color w:val="000000"/>
+                <w:sz w:val="24"/>
+              </w:rPr>
+              <w:t>Undang</w:t>
+            </w:r>
+            <w:proofErr w:type="spellEnd"/>
+            <w:r>
+              <w:rPr>
+                <w:rFonts w:ascii="Arial Narrow" w:eastAsia="Arial Narrow" w:hAnsi="Arial Narrow"/>
+                <w:color w:val="000000"/>
+                <w:sz w:val="24"/>
+              </w:rPr>
+              <w:t xml:space="preserve"> </w:t>
+            </w:r>
+            <w:proofErr w:type="spellStart"/>
+            <w:r>
+              <w:rPr>
+                <w:rFonts w:ascii="Arial Narrow" w:eastAsia="Arial Narrow" w:hAnsi="Arial Narrow"/>
+                <w:color w:val="000000"/>
+                <w:sz w:val="24"/>
+              </w:rPr>
+              <w:t>Nomor</w:t>
+            </w:r>
+            <w:proofErr w:type="spellEnd"/>
+            <w:r>
+              <w:rPr>
+                <w:rFonts w:ascii="Arial Narrow" w:eastAsia="Arial Narrow" w:hAnsi="Arial Narrow"/>
+                <w:color w:val="000000"/>
+                <w:sz w:val="24"/>
+              </w:rPr>
+              <w:t xml:space="preserve"> 20 </w:t>
+            </w:r>
+            <w:proofErr w:type="spellStart"/>
+            <w:r>
+              <w:rPr>
+                <w:rFonts w:ascii="Arial Narrow" w:eastAsia="Arial Narrow" w:hAnsi="Arial Narrow"/>
+                <w:color w:val="000000"/>
+                <w:sz w:val="24"/>
+              </w:rPr>
+              <w:t>Tahun</w:t>
+            </w:r>
+            <w:proofErr w:type="spellEnd"/>
+            <w:r>
+              <w:rPr>
+                <w:rFonts w:ascii="Arial Narrow" w:eastAsia="Arial Narrow" w:hAnsi="Arial Narrow"/>
+                <w:color w:val="000000"/>
+                <w:sz w:val="24"/>
+              </w:rPr>
+              <w:t xml:space="preserve"> 2025 </w:t>
+            </w:r>
+            <w:proofErr w:type="spellStart"/>
+            <w:r>
+              <w:rPr>
+                <w:rFonts w:ascii="Arial Narrow" w:eastAsia="Arial Narrow" w:hAnsi="Arial Narrow"/>
+                <w:color w:val="000000"/>
+                <w:sz w:val="24"/>
+              </w:rPr>
+              <w:t>tentang</w:t>
+            </w:r>
+            <w:proofErr w:type="spellEnd"/>
+            <w:r>
+              <w:rPr>
+                <w:rFonts w:ascii="Arial Narrow" w:eastAsia="Arial Narrow" w:hAnsi="Arial Narrow"/>
+                <w:color w:val="000000"/>
+                <w:sz w:val="24"/>
+              </w:rPr>
+              <w:t xml:space="preserve"> Kitab </w:t>
+            </w:r>
+            <w:proofErr w:type="spellStart"/>
+            <w:r>
+              <w:rPr>
+                <w:rFonts w:ascii="Arial Narrow" w:eastAsia="Arial Narrow" w:hAnsi="Arial Narrow"/>
+                <w:color w:val="000000"/>
+                <w:sz w:val="24"/>
+              </w:rPr>
+              <w:t>Undang-Undang</w:t>
+            </w:r>
+            <w:proofErr w:type="spellEnd"/>
+            <w:r>
+              <w:rPr>
+                <w:rFonts w:ascii="Arial Narrow" w:eastAsia="Arial Narrow" w:hAnsi="Arial Narrow"/>
+                <w:color w:val="000000"/>
+                <w:sz w:val="24"/>
+              </w:rPr>
+              <w:t xml:space="preserve"> Hukum Acara </w:t>
+            </w:r>
+            <w:proofErr w:type="spellStart"/>
+            <w:r>
+              <w:rPr>
+                <w:rFonts w:ascii="Arial Narrow" w:eastAsia="Arial Narrow" w:hAnsi="Arial Narrow"/>
+                <w:color w:val="000000"/>
+                <w:sz w:val="24"/>
+              </w:rPr>
+              <w:t>Pidana</w:t>
+            </w:r>
+            <w:proofErr w:type="spellEnd"/>
+            <w:r>
+              <w:rPr>
+                <w:rFonts w:ascii="Arial Narrow" w:eastAsia="Arial Narrow" w:hAnsi="Arial Narrow"/>
+                <w:color w:val="000000"/>
+                <w:sz w:val="24"/>
+              </w:rPr>
+              <w:t>;</w:t>
             </w:r>
           </w:p>
         </w:tc>
@@ -1021,14 +3315,105 @@
                 <w:sz w:val="24"/>
               </w:rPr>
             </w:pPr>
-            <w:r>
-              <w:rPr>
-                <w:rFonts w:ascii="Arial Narrow" w:eastAsia="Arial Narrow" w:hAnsi="Arial Narrow"/>
-                <w:color w:val="000000"/>
-                <w:sz w:val="24"/>
-                <w:szCs w:val="24"/>
-              </w:rPr>
-              <w:t>Undang-undang Republik Indonesia Nomor 22 Tahun 2009 tentang Lalu Lintas dan Angkutan Jalan</w:t>
+            <w:proofErr w:type="spellStart"/>
+            <w:r>
+              <w:rPr>
+                <w:rFonts w:ascii="Arial Narrow" w:eastAsia="Arial Narrow" w:hAnsi="Arial Narrow"/>
+                <w:color w:val="000000"/>
+                <w:sz w:val="24"/>
+                <w:szCs w:val="24"/>
+              </w:rPr>
+              <w:t>Undang-undang</w:t>
+            </w:r>
+            <w:proofErr w:type="spellEnd"/>
+            <w:r>
+              <w:rPr>
+                <w:rFonts w:ascii="Arial Narrow" w:eastAsia="Arial Narrow" w:hAnsi="Arial Narrow"/>
+                <w:color w:val="000000"/>
+                <w:sz w:val="24"/>
+                <w:szCs w:val="24"/>
+              </w:rPr>
+              <w:t xml:space="preserve"> Republik Indonesia </w:t>
+            </w:r>
+            <w:proofErr w:type="spellStart"/>
+            <w:r>
+              <w:rPr>
+                <w:rFonts w:ascii="Arial Narrow" w:eastAsia="Arial Narrow" w:hAnsi="Arial Narrow"/>
+                <w:color w:val="000000"/>
+                <w:sz w:val="24"/>
+                <w:szCs w:val="24"/>
+              </w:rPr>
+              <w:t>Nomor</w:t>
+            </w:r>
+            <w:proofErr w:type="spellEnd"/>
+            <w:r>
+              <w:rPr>
+                <w:rFonts w:ascii="Arial Narrow" w:eastAsia="Arial Narrow" w:hAnsi="Arial Narrow"/>
+                <w:color w:val="000000"/>
+                <w:sz w:val="24"/>
+                <w:szCs w:val="24"/>
+              </w:rPr>
+              <w:t xml:space="preserve"> 22 </w:t>
+            </w:r>
+            <w:proofErr w:type="spellStart"/>
+            <w:r>
+              <w:rPr>
+                <w:rFonts w:ascii="Arial Narrow" w:eastAsia="Arial Narrow" w:hAnsi="Arial Narrow"/>
+                <w:color w:val="000000"/>
+                <w:sz w:val="24"/>
+                <w:szCs w:val="24"/>
+              </w:rPr>
+              <w:t>Tahun</w:t>
+            </w:r>
+            <w:proofErr w:type="spellEnd"/>
+            <w:r>
+              <w:rPr>
+                <w:rFonts w:ascii="Arial Narrow" w:eastAsia="Arial Narrow" w:hAnsi="Arial Narrow"/>
+                <w:color w:val="000000"/>
+                <w:sz w:val="24"/>
+                <w:szCs w:val="24"/>
+              </w:rPr>
+              <w:t xml:space="preserve"> 2009 </w:t>
+            </w:r>
+            <w:proofErr w:type="spellStart"/>
+            <w:r>
+              <w:rPr>
+                <w:rFonts w:ascii="Arial Narrow" w:eastAsia="Arial Narrow" w:hAnsi="Arial Narrow"/>
+                <w:color w:val="000000"/>
+                <w:sz w:val="24"/>
+                <w:szCs w:val="24"/>
+              </w:rPr>
+              <w:t>tentang</w:t>
+            </w:r>
+            <w:proofErr w:type="spellEnd"/>
+            <w:r>
+              <w:rPr>
+                <w:rFonts w:ascii="Arial Narrow" w:eastAsia="Arial Narrow" w:hAnsi="Arial Narrow"/>
+                <w:color w:val="000000"/>
+                <w:sz w:val="24"/>
+                <w:szCs w:val="24"/>
+              </w:rPr>
+              <w:t xml:space="preserve"> Lalu Lintas dan </w:t>
+            </w:r>
+            <w:proofErr w:type="spellStart"/>
+            <w:r>
+              <w:rPr>
+                <w:rFonts w:ascii="Arial Narrow" w:eastAsia="Arial Narrow" w:hAnsi="Arial Narrow"/>
+                <w:color w:val="000000"/>
+                <w:sz w:val="24"/>
+                <w:szCs w:val="24"/>
+              </w:rPr>
+              <w:t>Angkutan</w:t>
+            </w:r>
+            <w:proofErr w:type="spellEnd"/>
+            <w:r>
+              <w:rPr>
+                <w:rFonts w:ascii="Arial Narrow" w:eastAsia="Arial Narrow" w:hAnsi="Arial Narrow"/>
+                <w:color w:val="000000"/>
+                <w:sz w:val="24"/>
+                <w:szCs w:val="24"/>
+              </w:rPr>
+              <w:t xml:space="preserve"> Jalan</w:t>
             </w:r>
             <w:r>
               <w:rPr>
@@ -1119,41 +3504,143 @@
                 <w:szCs w:val="24"/>
               </w:rPr>
             </w:pPr>
-            <w:r>
-              <w:rPr>
-                <w:rFonts w:ascii="Arial Narrow" w:hAnsi="Arial Narrow"/>
-                <w:color w:val="000000"/>
-                <w:sz w:val="24"/>
-                <w:szCs w:val="24"/>
-              </w:rPr>
-              <w:t xml:space="preserve">Laporan Polisi Nomor : </w:t>
-            </w:r>
-            <w:r>
-              <w:rPr>
-                <w:rFonts w:ascii="Arial Narrow" w:hAnsi="Arial Narrow"/>
-                <w:color w:val="000000"/>
-                <w:sz w:val="24"/>
-                <w:szCs w:val="24"/>
-              </w:rPr>
-              <w:t>${accidentNumber}</w:t>
-            </w:r>
-            <w:r>
-              <w:rPr>
-                <w:rFonts w:ascii="Arial Narrow" w:hAnsi="Arial Narrow"/>
-                <w:color w:val="000000"/>
-                <w:sz w:val="24"/>
-                <w:szCs w:val="24"/>
-              </w:rPr>
-              <w:t xml:space="preserve">, tanggal </w:t>
-            </w:r>
-            <w:r>
-              <w:rPr>
-                <w:rFonts w:ascii="Arial Narrow" w:hAnsi="Arial Narrow"/>
-                <w:color w:val="000000"/>
-                <w:sz w:val="24"/>
-                <w:szCs w:val="24"/>
-              </w:rPr>
-              <w:t>${reportDate}</w:t>
+            <w:proofErr w:type="spellStart"/>
+            <w:r>
+              <w:rPr>
+                <w:rFonts w:ascii="Arial Narrow" w:hAnsi="Arial Narrow"/>
+                <w:color w:val="000000"/>
+                <w:sz w:val="24"/>
+                <w:szCs w:val="24"/>
+              </w:rPr>
+              <w:t>Laporan</w:t>
+            </w:r>
+            <w:proofErr w:type="spellEnd"/>
+            <w:r>
+              <w:rPr>
+                <w:rFonts w:ascii="Arial Narrow" w:hAnsi="Arial Narrow"/>
+                <w:color w:val="000000"/>
+                <w:sz w:val="24"/>
+                <w:szCs w:val="24"/>
+              </w:rPr>
+              <w:t xml:space="preserve"> Polisi </w:t>
+            </w:r>
+            <w:proofErr w:type="spellStart"/>
+            <w:proofErr w:type="gramStart"/>
+            <w:r>
+              <w:rPr>
+                <w:rFonts w:ascii="Arial Narrow" w:hAnsi="Arial Narrow"/>
+                <w:color w:val="000000"/>
+                <w:sz w:val="24"/>
+                <w:szCs w:val="24"/>
+              </w:rPr>
+              <w:t>Nomor</w:t>
+            </w:r>
+            <w:proofErr w:type="spellEnd"/>
+            <w:r>
+              <w:rPr>
+                <w:rFonts w:ascii="Arial Narrow" w:hAnsi="Arial Narrow"/>
+                <w:color w:val="000000"/>
+                <w:sz w:val="24"/>
+                <w:szCs w:val="24"/>
+              </w:rPr>
+              <w:t xml:space="preserve"> :</w:t>
+            </w:r>
+            <w:proofErr w:type="gramEnd"/>
+            <w:r>
+              <w:rPr>
+                <w:rFonts w:ascii="Arial Narrow" w:hAnsi="Arial Narrow"/>
+                <w:color w:val="000000"/>
+                <w:sz w:val="24"/>
+                <w:szCs w:val="24"/>
+              </w:rPr>
+              <w:t xml:space="preserve"> </w:t>
+            </w:r>
+            <w:r>
+              <w:rPr>
+                <w:rFonts w:ascii="Arial Narrow" w:hAnsi="Arial Narrow"/>
+                <w:color w:val="000000"/>
+                <w:sz w:val="24"/>
+                <w:szCs w:val="24"/>
+              </w:rPr>
+              <w:t>${</w:t>
+            </w:r>
+            <w:proofErr w:type="spellStart"/>
+            <w:r>
+              <w:rPr>
+                <w:rFonts w:ascii="Arial Narrow" w:hAnsi="Arial Narrow"/>
+                <w:color w:val="000000"/>
+                <w:sz w:val="24"/>
+                <w:szCs w:val="24"/>
+              </w:rPr>
+              <w:t>accidentNumber</w:t>
+            </w:r>
+            <w:proofErr w:type="spellEnd"/>
+            <w:r>
+              <w:rPr>
+                <w:rFonts w:ascii="Arial Narrow" w:hAnsi="Arial Narrow"/>
+                <w:color w:val="000000"/>
+                <w:sz w:val="24"/>
+                <w:szCs w:val="24"/>
+              </w:rPr>
+              <w:t>}</w:t>
+            </w:r>
+            <w:r>
+              <w:rPr>
+                <w:rFonts w:ascii="Arial Narrow" w:hAnsi="Arial Narrow"/>
+                <w:color w:val="000000"/>
+                <w:sz w:val="24"/>
+                <w:szCs w:val="24"/>
+              </w:rPr>
+              <w:t xml:space="preserve">, </w:t>
+            </w:r>
+            <w:proofErr w:type="spellStart"/>
+            <w:r>
+              <w:rPr>
+                <w:rFonts w:ascii="Arial Narrow" w:hAnsi="Arial Narrow"/>
+                <w:color w:val="000000"/>
+                <w:sz w:val="24"/>
+                <w:szCs w:val="24"/>
+              </w:rPr>
+              <w:t>tanggal</w:t>
+            </w:r>
+            <w:proofErr w:type="spellEnd"/>
+            <w:r>
+              <w:rPr>
+                <w:rFonts w:ascii="Arial Narrow" w:hAnsi="Arial Narrow"/>
+                <w:color w:val="000000"/>
+                <w:sz w:val="24"/>
+                <w:szCs w:val="24"/>
+              </w:rPr>
+              <w:t xml:space="preserve"> </w:t>
+            </w:r>
+            <w:r>
+              <w:rPr>
+                <w:rFonts w:ascii="Arial Narrow" w:hAnsi="Arial Narrow"/>
+                <w:color w:val="000000"/>
+                <w:sz w:val="24"/>
+                <w:szCs w:val="24"/>
+              </w:rPr>
+              <w:t>${</w:t>
+            </w:r>
+            <w:proofErr w:type="spellStart"/>
+            <w:r>
+              <w:rPr>
+                <w:rFonts w:ascii="Arial Narrow" w:hAnsi="Arial Narrow"/>
+                <w:color w:val="000000"/>
+                <w:sz w:val="24"/>
+                <w:szCs w:val="24"/>
+              </w:rPr>
+              <w:t>reportDate</w:t>
+            </w:r>
+            <w:proofErr w:type="spellEnd"/>
+            <w:r>
+              <w:rPr>
+                <w:rFonts w:ascii="Arial Narrow" w:hAnsi="Arial Narrow"/>
+                <w:color w:val="000000"/>
+                <w:sz w:val="24"/>
+                <w:szCs w:val="24"/>
+              </w:rPr>
+              <w:t>}</w:t>
             </w:r>
             <w:r>
               <w:rPr>
@@ -1251,34 +3738,165 @@
                 <w:sz w:val="24"/>
                 <w:szCs w:val="24"/>
               </w:rPr>
-              <w:t xml:space="preserve">Surat Perintah Penyidikan Nomor : </w:t>
-            </w:r>
-            <w:r>
-              <w:rPr>
-                <w:rFonts w:ascii="Arial Narrow" w:hAnsi="Arial Narrow"/>
-                <w:color w:val="000000"/>
-                <w:sz w:val="24"/>
-                <w:szCs w:val="24"/>
-              </w:rPr>
-              <w:t>${suratPerintahPenyidikanDocumentNumber}</w:t>
-            </w:r>
-            <w:r>
-              <w:rPr>
-                <w:rFonts w:ascii="Arial Narrow" w:hAnsi="Arial Narrow"/>
-                <w:color w:val="000000"/>
-                <w:sz w:val="24"/>
-                <w:szCs w:val="24"/>
-              </w:rPr>
-              <w:t xml:space="preserve">, tanggal </w:t>
-            </w:r>
-            <w:r>
-              <w:rPr>
-                <w:rFonts w:ascii="Arial Narrow" w:hAnsi="Arial Narrow"/>
-                <w:color w:val="000000"/>
-                <w:sz w:val="24"/>
-                <w:szCs w:val="24"/>
-              </w:rPr>
-              <w:t>${suratPerintahPenyidikanDocumentDocumentDate}</w:t>
+              <w:t xml:space="preserve">Surat </w:t>
+            </w:r>
+            <w:proofErr w:type="spellStart"/>
+            <w:r>
+              <w:rPr>
+                <w:rFonts w:ascii="Arial Narrow" w:hAnsi="Arial Narrow"/>
+                <w:color w:val="000000"/>
+                <w:sz w:val="24"/>
+                <w:szCs w:val="24"/>
+              </w:rPr>
+              <w:t>Perintah</w:t>
+            </w:r>
+            <w:proofErr w:type="spellEnd"/>
+            <w:r>
+              <w:rPr>
+                <w:rFonts w:ascii="Arial Narrow" w:hAnsi="Arial Narrow"/>
+                <w:color w:val="000000"/>
+                <w:sz w:val="24"/>
+                <w:szCs w:val="24"/>
+              </w:rPr>
+              <w:t xml:space="preserve"> </w:t>
+            </w:r>
+            <w:proofErr w:type="spellStart"/>
+            <w:r>
+              <w:rPr>
+                <w:rFonts w:ascii="Arial Narrow" w:hAnsi="Arial Narrow"/>
+                <w:color w:val="000000"/>
+                <w:sz w:val="24"/>
+                <w:szCs w:val="24"/>
+              </w:rPr>
+              <w:t>Penyidikan</w:t>
+            </w:r>
+            <w:proofErr w:type="spellEnd"/>
+            <w:r>
+              <w:rPr>
+                <w:rFonts w:ascii="Arial Narrow" w:hAnsi="Arial Narrow"/>
+                <w:color w:val="000000"/>
+                <w:sz w:val="24"/>
+                <w:szCs w:val="24"/>
+              </w:rPr>
+              <w:t xml:space="preserve"> </w:t>
+            </w:r>
+            <w:proofErr w:type="spellStart"/>
+            <w:proofErr w:type="gramStart"/>
+            <w:r>
+              <w:rPr>
+                <w:rFonts w:ascii="Arial Narrow" w:hAnsi="Arial Narrow"/>
+                <w:color w:val="000000"/>
+                <w:sz w:val="24"/>
+                <w:szCs w:val="24"/>
+              </w:rPr>
+              <w:t>Nomor</w:t>
+            </w:r>
+            <w:proofErr w:type="spellEnd"/>
+            <w:r>
+              <w:rPr>
+                <w:rFonts w:ascii="Arial Narrow" w:hAnsi="Arial Narrow"/>
+                <w:color w:val="000000"/>
+                <w:sz w:val="24"/>
+                <w:szCs w:val="24"/>
+              </w:rPr>
+              <w:t xml:space="preserve"> :</w:t>
+            </w:r>
+            <w:proofErr w:type="gramEnd"/>
+            <w:r>
+              <w:rPr>
+                <w:rFonts w:ascii="Arial Narrow" w:hAnsi="Arial Narrow"/>
+                <w:color w:val="000000"/>
+                <w:sz w:val="24"/>
+                <w:szCs w:val="24"/>
+              </w:rPr>
+              <w:t xml:space="preserve"> </w:t>
+            </w:r>
+            <w:r>
+              <w:rPr>
+                <w:rFonts w:ascii="Arial Narrow" w:hAnsi="Arial Narrow"/>
+                <w:color w:val="000000"/>
+                <w:sz w:val="24"/>
+                <w:szCs w:val="24"/>
+              </w:rPr>
+              <w:t>${</w:t>
+            </w:r>
+            <w:proofErr w:type="spellStart"/>
+            <w:r>
+              <w:rPr>
+                <w:rFonts w:ascii="Arial Narrow" w:hAnsi="Arial Narrow"/>
+                <w:color w:val="000000"/>
+                <w:sz w:val="24"/>
+                <w:szCs w:val="24"/>
+              </w:rPr>
+              <w:t>suratPerintahPenyidikanDocumentNumber</w:t>
+            </w:r>
+            <w:proofErr w:type="spellEnd"/>
+            <w:r>
+              <w:rPr>
+                <w:rFonts w:ascii="Arial Narrow" w:hAnsi="Arial Narrow"/>
+                <w:color w:val="000000"/>
+                <w:sz w:val="24"/>
+                <w:szCs w:val="24"/>
+              </w:rPr>
+              <w:t>}</w:t>
+            </w:r>
+            <w:r>
+              <w:rPr>
+                <w:rFonts w:ascii="Arial Narrow" w:hAnsi="Arial Narrow"/>
+                <w:color w:val="000000"/>
+                <w:sz w:val="24"/>
+                <w:szCs w:val="24"/>
+              </w:rPr>
+              <w:t xml:space="preserve">, </w:t>
+            </w:r>
+            <w:proofErr w:type="spellStart"/>
+            <w:r>
+              <w:rPr>
+                <w:rFonts w:ascii="Arial Narrow" w:hAnsi="Arial Narrow"/>
+                <w:color w:val="000000"/>
+                <w:sz w:val="24"/>
+                <w:szCs w:val="24"/>
+              </w:rPr>
+              <w:t>tanggal</w:t>
+            </w:r>
+            <w:proofErr w:type="spellEnd"/>
+            <w:r>
+              <w:rPr>
+                <w:rFonts w:ascii="Arial Narrow" w:hAnsi="Arial Narrow"/>
+                <w:color w:val="000000"/>
+                <w:sz w:val="24"/>
+                <w:szCs w:val="24"/>
+              </w:rPr>
+              <w:t xml:space="preserve"> </w:t>
+            </w:r>
+            <w:r>
+              <w:rPr>
+                <w:rFonts w:ascii="Arial Narrow" w:hAnsi="Arial Narrow"/>
+                <w:color w:val="000000"/>
+                <w:sz w:val="24"/>
+                <w:szCs w:val="24"/>
+              </w:rPr>
+              <w:t>${</w:t>
+            </w:r>
+            <w:proofErr w:type="spellStart"/>
+            <w:r>
+              <w:rPr>
+                <w:rFonts w:ascii="Arial Narrow" w:hAnsi="Arial Narrow"/>
+                <w:color w:val="000000"/>
+                <w:sz w:val="24"/>
+                <w:szCs w:val="24"/>
+              </w:rPr>
+              <w:t>suratPerintahPenyidikanDocumentDocumentDate</w:t>
+            </w:r>
+            <w:proofErr w:type="spellEnd"/>
+            <w:r>
+              <w:rPr>
+                <w:rFonts w:ascii="Arial Narrow" w:hAnsi="Arial Narrow"/>
+                <w:color w:val="000000"/>
+                <w:sz w:val="24"/>
+                <w:szCs w:val="24"/>
+              </w:rPr>
+              <w:t>}</w:t>
             </w:r>
             <w:r>
               <w:rPr>
@@ -1368,25 +3986,127 @@
                 <w:sz w:val="24"/>
                 <w:szCs w:val="24"/>
               </w:rPr>
-              <w:t>Surat Pemberitahuan Dimulainya Penyidikan Nomor</w:t>
-            </w:r>
-            <w:r>
-              <w:rPr>
-                <w:rFonts w:ascii="Arial Narrow" w:hAnsi="Arial Narrow"/>
-                <w:color w:val="000000"/>
-                <w:sz w:val="24"/>
-                <w:szCs w:val="24"/>
-              </w:rPr>
-              <w:t xml:space="preserve"> : </w:t>
-            </w:r>
-            <w:r>
-              <w:rPr>
-                <w:rFonts w:ascii="Arial Narrow" w:hAnsi="Arial Narrow"/>
-                <w:color w:val="000000"/>
-                <w:sz w:val="24"/>
-                <w:szCs w:val="24"/>
-              </w:rPr>
-              <w:t>${suratPemberitahuanDimulainyaPenyidikanDocumentNumber}</w:t>
+              <w:t xml:space="preserve">Surat </w:t>
+            </w:r>
+            <w:proofErr w:type="spellStart"/>
+            <w:r>
+              <w:rPr>
+                <w:rFonts w:ascii="Arial Narrow" w:hAnsi="Arial Narrow"/>
+                <w:color w:val="000000"/>
+                <w:sz w:val="24"/>
+                <w:szCs w:val="24"/>
+              </w:rPr>
+              <w:t>Pemberitahuan</w:t>
+            </w:r>
+            <w:proofErr w:type="spellEnd"/>
+            <w:r>
+              <w:rPr>
+                <w:rFonts w:ascii="Arial Narrow" w:hAnsi="Arial Narrow"/>
+                <w:color w:val="000000"/>
+                <w:sz w:val="24"/>
+                <w:szCs w:val="24"/>
+              </w:rPr>
+              <w:t xml:space="preserve"> </w:t>
+            </w:r>
+            <w:proofErr w:type="spellStart"/>
+            <w:r>
+              <w:rPr>
+                <w:rFonts w:ascii="Arial Narrow" w:hAnsi="Arial Narrow"/>
+                <w:color w:val="000000"/>
+                <w:sz w:val="24"/>
+                <w:szCs w:val="24"/>
+              </w:rPr>
+              <w:t>Dimulainya</w:t>
+            </w:r>
+            <w:proofErr w:type="spellEnd"/>
+            <w:r>
+              <w:rPr>
+                <w:rFonts w:ascii="Arial Narrow" w:hAnsi="Arial Narrow"/>
+                <w:color w:val="000000"/>
+                <w:sz w:val="24"/>
+                <w:szCs w:val="24"/>
+              </w:rPr>
+              <w:t xml:space="preserve"> </w:t>
+            </w:r>
+            <w:proofErr w:type="spellStart"/>
+            <w:r>
+              <w:rPr>
+                <w:rFonts w:ascii="Arial Narrow" w:hAnsi="Arial Narrow"/>
+                <w:color w:val="000000"/>
+                <w:sz w:val="24"/>
+                <w:szCs w:val="24"/>
+              </w:rPr>
+              <w:t>Penyidikan</w:t>
+            </w:r>
+            <w:proofErr w:type="spellEnd"/>
+            <w:r>
+              <w:rPr>
+                <w:rFonts w:ascii="Arial Narrow" w:hAnsi="Arial Narrow"/>
+                <w:color w:val="000000"/>
+                <w:sz w:val="24"/>
+                <w:szCs w:val="24"/>
+              </w:rPr>
+              <w:t xml:space="preserve"> </w:t>
+            </w:r>
+            <w:proofErr w:type="spellStart"/>
+            <w:proofErr w:type="gramStart"/>
+            <w:r>
+              <w:rPr>
+                <w:rFonts w:ascii="Arial Narrow" w:hAnsi="Arial Narrow"/>
+                <w:color w:val="000000"/>
+                <w:sz w:val="24"/>
+                <w:szCs w:val="24"/>
+              </w:rPr>
+              <w:t>Nomor</w:t>
+            </w:r>
+            <w:proofErr w:type="spellEnd"/>
+            <w:r>
+              <w:rPr>
+                <w:rFonts w:ascii="Arial Narrow" w:hAnsi="Arial Narrow"/>
+                <w:color w:val="000000"/>
+                <w:sz w:val="24"/>
+                <w:szCs w:val="24"/>
+              </w:rPr>
+              <w:t xml:space="preserve"> :</w:t>
+            </w:r>
+            <w:proofErr w:type="gramEnd"/>
+            <w:r>
+              <w:rPr>
+                <w:rFonts w:ascii="Arial Narrow" w:hAnsi="Arial Narrow"/>
+                <w:color w:val="000000"/>
+                <w:sz w:val="24"/>
+                <w:szCs w:val="24"/>
+              </w:rPr>
+              <w:t xml:space="preserve"> </w:t>
+            </w:r>
+            <w:r>
+              <w:rPr>
+                <w:rFonts w:ascii="Arial Narrow" w:hAnsi="Arial Narrow"/>
+                <w:color w:val="000000"/>
+                <w:sz w:val="24"/>
+                <w:szCs w:val="24"/>
+              </w:rPr>
+              <w:t>${</w:t>
+            </w:r>
+            <w:proofErr w:type="spellStart"/>
+            <w:r>
+              <w:rPr>
+                <w:rFonts w:ascii="Arial Narrow" w:hAnsi="Arial Narrow"/>
+                <w:color w:val="000000"/>
+                <w:sz w:val="24"/>
+                <w:szCs w:val="24"/>
+              </w:rPr>
+              <w:t>suratPemberitahuanDimulainyaPenyidikanDocumentNumber</w:t>
+            </w:r>
+            <w:proofErr w:type="spellEnd"/>
+            <w:r>
+              <w:rPr>
+                <w:rFonts w:ascii="Arial Narrow" w:hAnsi="Arial Narrow"/>
+                <w:color w:val="000000"/>
+                <w:sz w:val="24"/>
+                <w:szCs w:val="24"/>
+              </w:rPr>
+              <w:t>}</w:t>
             </w:r>
             <w:r>
               <w:rPr>
@@ -1404,16 +4124,56 @@
                 <w:sz w:val="24"/>
                 <w:szCs w:val="24"/>
               </w:rPr>
-              <w:t xml:space="preserve"> tanggal </w:t>
-            </w:r>
-            <w:r>
-              <w:rPr>
-                <w:rFonts w:ascii="Arial Narrow" w:hAnsi="Arial Narrow"/>
-                <w:color w:val="000000"/>
-                <w:sz w:val="24"/>
-                <w:szCs w:val="24"/>
-              </w:rPr>
-              <w:t>${suratPemberitahuanDimulainyaPenyidikanDocumentDocumentDate}</w:t>
+              <w:t xml:space="preserve"> </w:t>
+            </w:r>
+            <w:proofErr w:type="spellStart"/>
+            <w:r>
+              <w:rPr>
+                <w:rFonts w:ascii="Arial Narrow" w:hAnsi="Arial Narrow"/>
+                <w:color w:val="000000"/>
+                <w:sz w:val="24"/>
+                <w:szCs w:val="24"/>
+              </w:rPr>
+              <w:t>tanggal</w:t>
+            </w:r>
+            <w:proofErr w:type="spellEnd"/>
+            <w:r>
+              <w:rPr>
+                <w:rFonts w:ascii="Arial Narrow" w:hAnsi="Arial Narrow"/>
+                <w:color w:val="000000"/>
+                <w:sz w:val="24"/>
+                <w:szCs w:val="24"/>
+              </w:rPr>
+              <w:t xml:space="preserve"> </w:t>
+            </w:r>
+            <w:r>
+              <w:rPr>
+                <w:rFonts w:ascii="Arial Narrow" w:hAnsi="Arial Narrow"/>
+                <w:color w:val="000000"/>
+                <w:sz w:val="24"/>
+                <w:szCs w:val="24"/>
+              </w:rPr>
+              <w:t>${</w:t>
+            </w:r>
+            <w:proofErr w:type="spellStart"/>
+            <w:r>
+              <w:rPr>
+                <w:rFonts w:ascii="Arial Narrow" w:hAnsi="Arial Narrow"/>
+                <w:color w:val="000000"/>
+                <w:sz w:val="24"/>
+                <w:szCs w:val="24"/>
+              </w:rPr>
+              <w:t>suratPemberitahuanDimulainyaPenyidikanDocumentDocumentDate</w:t>
+            </w:r>
+            <w:proofErr w:type="spellEnd"/>
+            <w:r>
+              <w:rPr>
+                <w:rFonts w:ascii="Arial Narrow" w:hAnsi="Arial Narrow"/>
+                <w:color w:val="000000"/>
+                <w:sz w:val="24"/>
+                <w:szCs w:val="24"/>
+              </w:rPr>
+              <w:t>}</w:t>
             </w:r>
             <w:r>
               <w:rPr>
@@ -1506,61 +4266,263 @@
                 <w:sz w:val="24"/>
                 <w:szCs w:val="24"/>
               </w:rPr>
-              <w:t xml:space="preserve">Surat Ketetapan tentang Penetapan Tersangka Nomor : </w:t>
-            </w:r>
-            <w:r>
-              <w:rPr>
-                <w:rFonts w:ascii="Arial Narrow" w:hAnsi="Arial Narrow"/>
-                <w:color w:val="000000"/>
-                <w:sz w:val="24"/>
-                <w:szCs w:val="24"/>
-              </w:rPr>
-              <w:t>${suratKetetapanTentangPenetapanTersangkaDocumentNumber},</w:t>
-            </w:r>
-            <w:r>
-              <w:rPr>
-                <w:rFonts w:ascii="Arial Narrow" w:hAnsi="Arial Narrow"/>
-                <w:color w:val="000000"/>
-                <w:sz w:val="24"/>
-                <w:szCs w:val="24"/>
-              </w:rPr>
-              <w:t xml:space="preserve"> tanggal</w:t>
-            </w:r>
-            <w:r>
-              <w:rPr>
-                <w:rFonts w:ascii="Arial Narrow" w:hAnsi="Arial Narrow"/>
-                <w:color w:val="000000"/>
-                <w:sz w:val="24"/>
-                <w:szCs w:val="24"/>
-              </w:rPr>
-              <w:t xml:space="preserve"> ${suratKetetapanTentangPenetapanTersangkaDocumentDocumentDate}</w:t>
-            </w:r>
-            <w:r>
-              <w:rPr>
-                <w:rFonts w:ascii="Arial Narrow" w:hAnsi="Arial Narrow"/>
-                <w:color w:val="000000"/>
-                <w:sz w:val="24"/>
-                <w:szCs w:val="24"/>
-              </w:rPr>
-              <w:t xml:space="preserve"> atas nama </w:t>
-            </w:r>
-            <w:r>
-              <w:rPr>
-                <w:rFonts w:ascii="Arial Narrow" w:hAnsi="Arial Narrow"/>
-                <w:color w:val="000000"/>
-                <w:sz w:val="24"/>
-                <w:szCs w:val="24"/>
-              </w:rPr>
-              <w:t>${suspectName}</w:t>
-            </w:r>
-            <w:r>
-              <w:rPr>
-                <w:rFonts w:ascii="Arial Narrow" w:hAnsi="Arial Narrow"/>
-                <w:color w:val="000000"/>
-                <w:sz w:val="24"/>
-                <w:szCs w:val="24"/>
-              </w:rPr>
-              <w:t>.</w:t>
+              <w:t xml:space="preserve">Surat </w:t>
+            </w:r>
+            <w:proofErr w:type="spellStart"/>
+            <w:r>
+              <w:rPr>
+                <w:rFonts w:ascii="Arial Narrow" w:hAnsi="Arial Narrow"/>
+                <w:color w:val="000000"/>
+                <w:sz w:val="24"/>
+                <w:szCs w:val="24"/>
+              </w:rPr>
+              <w:t>Ketetapan</w:t>
+            </w:r>
+            <w:proofErr w:type="spellEnd"/>
+            <w:r>
+              <w:rPr>
+                <w:rFonts w:ascii="Arial Narrow" w:hAnsi="Arial Narrow"/>
+                <w:color w:val="000000"/>
+                <w:sz w:val="24"/>
+                <w:szCs w:val="24"/>
+              </w:rPr>
+              <w:t xml:space="preserve"> </w:t>
+            </w:r>
+            <w:proofErr w:type="spellStart"/>
+            <w:r>
+              <w:rPr>
+                <w:rFonts w:ascii="Arial Narrow" w:hAnsi="Arial Narrow"/>
+                <w:color w:val="000000"/>
+                <w:sz w:val="24"/>
+                <w:szCs w:val="24"/>
+              </w:rPr>
+              <w:t>tentang</w:t>
+            </w:r>
+            <w:proofErr w:type="spellEnd"/>
+            <w:r>
+              <w:rPr>
+                <w:rFonts w:ascii="Arial Narrow" w:hAnsi="Arial Narrow"/>
+                <w:color w:val="000000"/>
+                <w:sz w:val="24"/>
+                <w:szCs w:val="24"/>
+              </w:rPr>
+              <w:t xml:space="preserve"> </w:t>
+            </w:r>
+            <w:proofErr w:type="spellStart"/>
+            <w:r>
+              <w:rPr>
+                <w:rFonts w:ascii="Arial Narrow" w:hAnsi="Arial Narrow"/>
+                <w:color w:val="000000"/>
+                <w:sz w:val="24"/>
+                <w:szCs w:val="24"/>
+              </w:rPr>
+              <w:t>Penetapan</w:t>
+            </w:r>
+            <w:proofErr w:type="spellEnd"/>
+            <w:r>
+              <w:rPr>
+                <w:rFonts w:ascii="Arial Narrow" w:hAnsi="Arial Narrow"/>
+                <w:color w:val="000000"/>
+                <w:sz w:val="24"/>
+                <w:szCs w:val="24"/>
+              </w:rPr>
+              <w:t xml:space="preserve"> </w:t>
+            </w:r>
+            <w:proofErr w:type="spellStart"/>
+            <w:r>
+              <w:rPr>
+                <w:rFonts w:ascii="Arial Narrow" w:hAnsi="Arial Narrow"/>
+                <w:color w:val="000000"/>
+                <w:sz w:val="24"/>
+                <w:szCs w:val="24"/>
+              </w:rPr>
+              <w:t>Tersangka</w:t>
+            </w:r>
+            <w:proofErr w:type="spellEnd"/>
+            <w:r>
+              <w:rPr>
+                <w:rFonts w:ascii="Arial Narrow" w:hAnsi="Arial Narrow"/>
+                <w:color w:val="000000"/>
+                <w:sz w:val="24"/>
+                <w:szCs w:val="24"/>
+              </w:rPr>
+              <w:t xml:space="preserve"> </w:t>
+            </w:r>
+            <w:proofErr w:type="spellStart"/>
+            <w:proofErr w:type="gramStart"/>
+            <w:r>
+              <w:rPr>
+                <w:rFonts w:ascii="Arial Narrow" w:hAnsi="Arial Narrow"/>
+                <w:color w:val="000000"/>
+                <w:sz w:val="24"/>
+                <w:szCs w:val="24"/>
+              </w:rPr>
+              <w:t>Nomor</w:t>
+            </w:r>
+            <w:proofErr w:type="spellEnd"/>
+            <w:r>
+              <w:rPr>
+                <w:rFonts w:ascii="Arial Narrow" w:hAnsi="Arial Narrow"/>
+                <w:color w:val="000000"/>
+                <w:sz w:val="24"/>
+                <w:szCs w:val="24"/>
+              </w:rPr>
+              <w:t xml:space="preserve"> :</w:t>
+            </w:r>
+            <w:proofErr w:type="gramEnd"/>
+            <w:r>
+              <w:rPr>
+                <w:rFonts w:ascii="Arial Narrow" w:hAnsi="Arial Narrow"/>
+                <w:color w:val="000000"/>
+                <w:sz w:val="24"/>
+                <w:szCs w:val="24"/>
+              </w:rPr>
+              <w:t xml:space="preserve"> </w:t>
+            </w:r>
+            <w:r>
+              <w:rPr>
+                <w:rFonts w:ascii="Arial Narrow" w:hAnsi="Arial Narrow"/>
+                <w:color w:val="000000"/>
+                <w:sz w:val="24"/>
+                <w:szCs w:val="24"/>
+              </w:rPr>
+              <w:t>${</w:t>
+            </w:r>
+            <w:proofErr w:type="spellStart"/>
+            <w:r>
+              <w:rPr>
+                <w:rFonts w:ascii="Arial Narrow" w:hAnsi="Arial Narrow"/>
+                <w:color w:val="000000"/>
+                <w:sz w:val="24"/>
+                <w:szCs w:val="24"/>
+              </w:rPr>
+              <w:t>suratKetetapanTentangPenetapanTersangkaDocumentNumber</w:t>
+            </w:r>
+            <w:proofErr w:type="spellEnd"/>
+            <w:r>
+              <w:rPr>
+                <w:rFonts w:ascii="Arial Narrow" w:hAnsi="Arial Narrow"/>
+                <w:color w:val="000000"/>
+                <w:sz w:val="24"/>
+                <w:szCs w:val="24"/>
+              </w:rPr>
+              <w:t>},</w:t>
+            </w:r>
+            <w:r>
+              <w:rPr>
+                <w:rFonts w:ascii="Arial Narrow" w:hAnsi="Arial Narrow"/>
+                <w:color w:val="000000"/>
+                <w:sz w:val="24"/>
+                <w:szCs w:val="24"/>
+              </w:rPr>
+              <w:t xml:space="preserve"> </w:t>
+            </w:r>
+            <w:proofErr w:type="spellStart"/>
+            <w:r>
+              <w:rPr>
+                <w:rFonts w:ascii="Arial Narrow" w:hAnsi="Arial Narrow"/>
+                <w:color w:val="000000"/>
+                <w:sz w:val="24"/>
+                <w:szCs w:val="24"/>
+              </w:rPr>
+              <w:t>tanggal</w:t>
+            </w:r>
+            <w:proofErr w:type="spellEnd"/>
+            <w:r>
+              <w:rPr>
+                <w:rFonts w:ascii="Arial Narrow" w:hAnsi="Arial Narrow"/>
+                <w:color w:val="000000"/>
+                <w:sz w:val="24"/>
+                <w:szCs w:val="24"/>
+              </w:rPr>
+              <w:t xml:space="preserve"> ${</w:t>
+            </w:r>
+            <w:proofErr w:type="spellStart"/>
+            <w:r>
+              <w:rPr>
+                <w:rFonts w:ascii="Arial Narrow" w:hAnsi="Arial Narrow"/>
+                <w:color w:val="000000"/>
+                <w:sz w:val="24"/>
+                <w:szCs w:val="24"/>
+              </w:rPr>
+              <w:t>suratKetetapanTentangPenetapanTersangkaDocumentDocumentDate</w:t>
+            </w:r>
+            <w:proofErr w:type="spellEnd"/>
+            <w:r>
+              <w:rPr>
+                <w:rFonts w:ascii="Arial Narrow" w:hAnsi="Arial Narrow"/>
+                <w:color w:val="000000"/>
+                <w:sz w:val="24"/>
+                <w:szCs w:val="24"/>
+              </w:rPr>
+              <w:t>}</w:t>
+            </w:r>
+            <w:r>
+              <w:rPr>
+                <w:rFonts w:ascii="Arial Narrow" w:hAnsi="Arial Narrow"/>
+                <w:color w:val="000000"/>
+                <w:sz w:val="24"/>
+                <w:szCs w:val="24"/>
+              </w:rPr>
+              <w:t xml:space="preserve"> </w:t>
+            </w:r>
+            <w:proofErr w:type="spellStart"/>
+            <w:r>
+              <w:rPr>
+                <w:rFonts w:ascii="Arial Narrow" w:hAnsi="Arial Narrow"/>
+                <w:color w:val="000000"/>
+                <w:sz w:val="24"/>
+                <w:szCs w:val="24"/>
+              </w:rPr>
+              <w:t>atas</w:t>
+            </w:r>
+            <w:proofErr w:type="spellEnd"/>
+            <w:r>
+              <w:rPr>
+                <w:rFonts w:ascii="Arial Narrow" w:hAnsi="Arial Narrow"/>
+                <w:color w:val="000000"/>
+                <w:sz w:val="24"/>
+                <w:szCs w:val="24"/>
+              </w:rPr>
+              <w:t xml:space="preserve"> nama </w:t>
+            </w:r>
+            <w:r>
+              <w:rPr>
+                <w:rFonts w:ascii="Arial Narrow" w:hAnsi="Arial Narrow"/>
+                <w:color w:val="000000"/>
+                <w:sz w:val="24"/>
+                <w:szCs w:val="24"/>
+              </w:rPr>
+              <w:t>${</w:t>
+            </w:r>
+            <w:proofErr w:type="spellStart"/>
+            <w:r>
+              <w:rPr>
+                <w:rFonts w:ascii="Arial Narrow" w:hAnsi="Arial Narrow"/>
+                <w:color w:val="000000"/>
+                <w:sz w:val="24"/>
+                <w:szCs w:val="24"/>
+              </w:rPr>
+              <w:t>suspectName</w:t>
+            </w:r>
+            <w:proofErr w:type="spellEnd"/>
+            <w:r>
+              <w:rPr>
+                <w:rFonts w:ascii="Arial Narrow" w:hAnsi="Arial Narrow"/>
+                <w:color w:val="000000"/>
+                <w:sz w:val="24"/>
+                <w:szCs w:val="24"/>
+              </w:rPr>
+              <w:t>}</w:t>
+            </w:r>
+            <w:r>
+              <w:rPr>
+                <w:rFonts w:ascii="Arial Narrow" w:hAnsi="Arial Narrow"/>
+                <w:color w:val="000000"/>
+                <w:sz w:val="24"/>
+                <w:szCs w:val="24"/>
+              </w:rPr>
+              <w:t>;</w:t>
             </w:r>
           </w:p>
         </w:tc>
@@ -1568,6 +4530,90 @@
       <w:tr>
         <w:tc>
           <w:tcPr>
+            <w:tcW w:w="1558" w:type="dxa"/>
+          </w:tcPr>
+          <w:p>
+            <w:pPr>
+              <w:jc w:val="both"/>
+              <w:rPr>
+                <w:rFonts w:ascii="Arial Narrow" w:hAnsi="Arial Narrow"/>
+                <w:sz w:val="24"/>
+                <w:szCs w:val="24"/>
+              </w:rPr>
+            </w:pPr>
+          </w:p>
+        </w:tc>
+        <w:tc>
+          <w:tcPr>
+            <w:tcW w:w="282" w:type="dxa"/>
+          </w:tcPr>
+          <w:p>
+            <w:pPr>
+              <w:jc w:val="both"/>
+              <w:rPr>
+                <w:rFonts w:ascii="Arial Narrow" w:hAnsi="Arial Narrow"/>
+                <w:sz w:val="24"/>
+                <w:szCs w:val="24"/>
+              </w:rPr>
+            </w:pPr>
+          </w:p>
+        </w:tc>
+        <w:tc>
+          <w:tcPr>
+            <w:tcW w:w="286" w:type="dxa"/>
+          </w:tcPr>
+          <w:p>
+            <w:pPr>
+              <w:jc w:val="both"/>
+              <w:rPr>
+                <w:rFonts w:ascii="Arial Narrow" w:hAnsi="Arial Narrow"/>
+                <w:sz w:val="24"/>
+                <w:szCs w:val="24"/>
+              </w:rPr>
+            </w:pPr>
+            <w:r>
+              <w:rPr>
+                <w:rFonts w:ascii="Arial Narrow" w:hAnsi="Arial Narrow"/>
+                <w:sz w:val="24"/>
+                <w:szCs w:val="24"/>
+              </w:rPr>
+              <w:t>9.</w:t>
+            </w:r>
+          </w:p>
+        </w:tc>
+        <w:tc>
+          <w:tcPr>
+            <w:tcW w:w="7511" w:type="dxa"/>
+            <w:gridSpan w:val="4"/>
+          </w:tcPr>
+          <w:p>
+            <w:pPr>
+              <w:tabs>
+                <w:tab w:val="left" w:pos="5925"/>
+              </w:tabs>
+              <w:jc w:val="both"/>
+              <w:rPr>
+                <w:rFonts w:ascii="Arial Narrow" w:hAnsi="Arial Narrow"/>
+                <w:color w:val="000000"/>
+                <w:sz w:val="24"/>
+                <w:szCs w:val="24"/>
+              </w:rPr>
+            </w:pPr>
+            <w:r>
+              <w:rPr>
+                <w:rFonts w:ascii="Arial Narrow" w:hAnsi="Arial Narrow"/>
+                <w:color w:val="000000"/>
+                <w:sz w:val="24"/>
+                <w:szCs w:val="24"/>
+              </w:rPr>
+              <w:t xml:space="preserve">Surat Perintah Penghentian Penyidikan Nomor : ${suratPerintahPenghentianPenyidikanDocumentNumber}, tanggal ${suratPerintahPenghentianPenyidikanDocumentDate}.</w:t>
+            </w:r>
+          </w:p>
+        </w:tc>
+      </w:tr>
+      <w:tr>
+        <w:tc>
+          <w:tcPr>
             <w:tcW w:w="9637" w:type="dxa"/>
             <w:gridSpan w:val="7"/>
           </w:tcPr>
@@ -1598,6 +4644,7 @@
                 <w:szCs w:val="24"/>
               </w:rPr>
             </w:pPr>
+            <w:proofErr w:type="spellStart"/>
             <w:r>
               <w:rPr>
                 <w:rFonts w:ascii="Arial Narrow" w:hAnsi="Arial Narrow"/>
@@ -1607,6 +4654,7 @@
               </w:rPr>
               <w:t>Memperhatikan</w:t>
             </w:r>
+            <w:proofErr w:type="spellEnd"/>
           </w:p>
         </w:tc>
         <w:tc>
@@ -2049,6 +5097,7 @@
                 <w:szCs w:val="24"/>
               </w:rPr>
             </w:pPr>
+            <w:proofErr w:type="spellStart"/>
             <w:r>
               <w:rPr>
                 <w:rFonts w:ascii="Arial Narrow" w:hAnsi="Arial Narrow"/>
@@ -2058,6 +5107,7 @@
               </w:rPr>
               <w:t>Menetapkan</w:t>
             </w:r>
+            <w:proofErr w:type="spellEnd"/>
           </w:p>
         </w:tc>
         <w:tc>
@@ -2123,59 +5173,303 @@
                 <w:szCs w:val="24"/>
               </w:rPr>
             </w:pPr>
-            <w:r>
-              <w:rPr>
-                <w:rFonts w:ascii="Arial Narrow" w:hAnsi="Arial Narrow"/>
-                <w:color w:val="000000"/>
-                <w:sz w:val="24"/>
-                <w:szCs w:val="24"/>
-              </w:rPr>
-              <w:t>Menghentian penyidikan dugaan tindak pidana</w:t>
-            </w:r>
-            <w:r>
-              <w:rPr>
-                <w:rFonts w:ascii="Arial Narrow" w:hAnsi="Arial Narrow"/>
-                <w:color w:val="000000"/>
-                <w:sz w:val="24"/>
-                <w:szCs w:val="24"/>
-              </w:rPr>
-              <w:t xml:space="preserve"> </w:t>
-            </w:r>
-            <w:r>
-              <w:rPr>
-                <w:rFonts w:ascii="Arial Narrow" w:hAnsi="Arial Narrow"/>
-                <w:color w:val="000000"/>
-                <w:sz w:val="24"/>
-                <w:szCs w:val="24"/>
-              </w:rPr>
-              <w:t>${dugaanTindakPidana}</w:t>
-            </w:r>
-            <w:r>
-              <w:rPr>
-                <w:rFonts w:ascii="Arial Narrow" w:hAnsi="Arial Narrow"/>
-                <w:color w:val="000000"/>
-                <w:sz w:val="24"/>
-                <w:szCs w:val="24"/>
-              </w:rPr>
-              <w:t xml:space="preserve">, sebagaimana dimaksud dalam Pasal ${pasalList} </w:t>
-            </w:r>
-            <w:r>
-              <w:rPr>
-                <w:rFonts w:ascii="Arial Narrow" w:hAnsi="Arial Narrow"/>
-                <w:color w:val="000000"/>
-                <w:sz w:val="24"/>
-                <w:szCs w:val="24"/>
-              </w:rPr>
-              <w:t xml:space="preserve">dengan tersangka </w:t>
-            </w:r>
-            <w:r>
-              <w:rPr>
-                <w:rFonts w:ascii="Arial Narrow" w:hAnsi="Arial Narrow"/>
-                <w:color w:val="000000"/>
-                <w:sz w:val="24"/>
-                <w:szCs w:val="24"/>
-              </w:rPr>
-              <w:t>atas nama ${suspectName};</w:t>
+            <w:proofErr w:type="spellStart"/>
+            <w:r>
+              <w:rPr>
+                <w:rFonts w:ascii="Arial Narrow" w:hAnsi="Arial Narrow"/>
+                <w:color w:val="000000"/>
+                <w:sz w:val="24"/>
+                <w:szCs w:val="24"/>
+              </w:rPr>
+              <w:t>Menghentian</w:t>
+            </w:r>
+            <w:proofErr w:type="spellEnd"/>
+            <w:r>
+              <w:rPr>
+                <w:rFonts w:ascii="Arial Narrow" w:hAnsi="Arial Narrow"/>
+                <w:color w:val="000000"/>
+                <w:sz w:val="24"/>
+                <w:szCs w:val="24"/>
+              </w:rPr>
+              <w:t xml:space="preserve"> </w:t>
+            </w:r>
+            <w:proofErr w:type="spellStart"/>
+            <w:r>
+              <w:rPr>
+                <w:rFonts w:ascii="Arial Narrow" w:hAnsi="Arial Narrow"/>
+                <w:color w:val="000000"/>
+                <w:sz w:val="24"/>
+                <w:szCs w:val="24"/>
+              </w:rPr>
+              <w:t>penyidikan</w:t>
+            </w:r>
+            <w:proofErr w:type="spellEnd"/>
+            <w:r>
+              <w:rPr>
+                <w:rFonts w:ascii="Arial Narrow" w:hAnsi="Arial Narrow"/>
+                <w:color w:val="000000"/>
+                <w:sz w:val="24"/>
+                <w:szCs w:val="24"/>
+              </w:rPr>
+              <w:t xml:space="preserve"> </w:t>
+            </w:r>
+            <w:proofErr w:type="spellStart"/>
+            <w:r>
+              <w:rPr>
+                <w:rFonts w:ascii="Arial Narrow" w:hAnsi="Arial Narrow"/>
+                <w:color w:val="000000"/>
+                <w:sz w:val="24"/>
+                <w:szCs w:val="24"/>
+              </w:rPr>
+              <w:t>dugaan</w:t>
+            </w:r>
+            <w:proofErr w:type="spellEnd"/>
+            <w:r>
+              <w:rPr>
+                <w:rFonts w:ascii="Arial Narrow" w:hAnsi="Arial Narrow"/>
+                <w:color w:val="000000"/>
+                <w:sz w:val="24"/>
+                <w:szCs w:val="24"/>
+              </w:rPr>
+              <w:t xml:space="preserve"> </w:t>
+            </w:r>
+            <w:proofErr w:type="spellStart"/>
+            <w:r>
+              <w:rPr>
+                <w:rFonts w:ascii="Arial Narrow" w:hAnsi="Arial Narrow"/>
+                <w:color w:val="000000"/>
+                <w:sz w:val="24"/>
+                <w:szCs w:val="24"/>
+              </w:rPr>
+              <w:t>tindak</w:t>
+            </w:r>
+            <w:proofErr w:type="spellEnd"/>
+            <w:r>
+              <w:rPr>
+                <w:rFonts w:ascii="Arial Narrow" w:hAnsi="Arial Narrow"/>
+                <w:color w:val="000000"/>
+                <w:sz w:val="24"/>
+                <w:szCs w:val="24"/>
+              </w:rPr>
+              <w:t xml:space="preserve"> </w:t>
+            </w:r>
+            <w:proofErr w:type="spellStart"/>
+            <w:r>
+              <w:rPr>
+                <w:rFonts w:ascii="Arial Narrow" w:hAnsi="Arial Narrow"/>
+                <w:color w:val="000000"/>
+                <w:sz w:val="24"/>
+                <w:szCs w:val="24"/>
+              </w:rPr>
+              <w:t>pidana</w:t>
+            </w:r>
+            <w:proofErr w:type="spellEnd"/>
+            <w:r>
+              <w:rPr>
+                <w:rFonts w:ascii="Arial Narrow" w:hAnsi="Arial Narrow"/>
+                <w:color w:val="000000"/>
+                <w:sz w:val="24"/>
+                <w:szCs w:val="24"/>
+              </w:rPr>
+              <w:t xml:space="preserve"> </w:t>
+            </w:r>
+            <w:r>
+              <w:rPr>
+                <w:rFonts w:ascii="Arial Narrow" w:hAnsi="Arial Narrow"/>
+                <w:color w:val="000000"/>
+                <w:sz w:val="24"/>
+                <w:szCs w:val="24"/>
+              </w:rPr>
+              <w:t>${</w:t>
+            </w:r>
+            <w:proofErr w:type="spellStart"/>
+            <w:r>
+              <w:rPr>
+                <w:rFonts w:ascii="Arial Narrow" w:hAnsi="Arial Narrow"/>
+                <w:color w:val="000000"/>
+                <w:sz w:val="24"/>
+                <w:szCs w:val="24"/>
+              </w:rPr>
+              <w:t>dugaanTindakPidana</w:t>
+            </w:r>
+            <w:proofErr w:type="spellEnd"/>
+            <w:r>
+              <w:rPr>
+                <w:rFonts w:ascii="Arial Narrow" w:hAnsi="Arial Narrow"/>
+                <w:color w:val="000000"/>
+                <w:sz w:val="24"/>
+                <w:szCs w:val="24"/>
+              </w:rPr>
+              <w:t>}</w:t>
+            </w:r>
+            <w:r>
+              <w:rPr>
+                <w:rFonts w:ascii="Arial Narrow" w:hAnsi="Arial Narrow"/>
+                <w:color w:val="000000"/>
+                <w:sz w:val="24"/>
+                <w:szCs w:val="24"/>
+              </w:rPr>
+              <w:t xml:space="preserve">, </w:t>
+            </w:r>
+            <w:proofErr w:type="spellStart"/>
+            <w:r>
+              <w:rPr>
+                <w:rFonts w:ascii="Arial Narrow" w:hAnsi="Arial Narrow"/>
+                <w:color w:val="000000"/>
+                <w:sz w:val="24"/>
+                <w:szCs w:val="24"/>
+              </w:rPr>
+              <w:t>sebagaimana</w:t>
+            </w:r>
+            <w:proofErr w:type="spellEnd"/>
+            <w:r>
+              <w:rPr>
+                <w:rFonts w:ascii="Arial Narrow" w:hAnsi="Arial Narrow"/>
+                <w:color w:val="000000"/>
+                <w:sz w:val="24"/>
+                <w:szCs w:val="24"/>
+              </w:rPr>
+              <w:t xml:space="preserve"> </w:t>
+            </w:r>
+            <w:proofErr w:type="spellStart"/>
+            <w:r>
+              <w:rPr>
+                <w:rFonts w:ascii="Arial Narrow" w:hAnsi="Arial Narrow"/>
+                <w:color w:val="000000"/>
+                <w:sz w:val="24"/>
+                <w:szCs w:val="24"/>
+              </w:rPr>
+              <w:t>dimaksud</w:t>
+            </w:r>
+            <w:proofErr w:type="spellEnd"/>
+            <w:r>
+              <w:rPr>
+                <w:rFonts w:ascii="Arial Narrow" w:hAnsi="Arial Narrow"/>
+                <w:color w:val="000000"/>
+                <w:sz w:val="24"/>
+                <w:szCs w:val="24"/>
+              </w:rPr>
+              <w:t xml:space="preserve"> </w:t>
+            </w:r>
+            <w:proofErr w:type="spellStart"/>
+            <w:r>
+              <w:rPr>
+                <w:rFonts w:ascii="Arial Narrow" w:hAnsi="Arial Narrow"/>
+                <w:color w:val="000000"/>
+                <w:sz w:val="24"/>
+                <w:szCs w:val="24"/>
+              </w:rPr>
+              <w:t>dalam</w:t>
+            </w:r>
+            <w:proofErr w:type="spellEnd"/>
+            <w:r>
+              <w:rPr>
+                <w:rFonts w:ascii="Arial Narrow" w:hAnsi="Arial Narrow"/>
+                <w:color w:val="000000"/>
+                <w:sz w:val="24"/>
+                <w:szCs w:val="24"/>
+              </w:rPr>
+              <w:t xml:space="preserve"> Pasal ${</w:t>
+            </w:r>
+            <w:proofErr w:type="spellStart"/>
+            <w:r>
+              <w:rPr>
+                <w:rFonts w:ascii="Arial Narrow" w:hAnsi="Arial Narrow"/>
+                <w:color w:val="000000"/>
+                <w:sz w:val="24"/>
+                <w:szCs w:val="24"/>
+              </w:rPr>
+              <w:t>pasalList</w:t>
+            </w:r>
+            <w:proofErr w:type="spellEnd"/>
+            <w:r>
+              <w:rPr>
+                <w:rFonts w:ascii="Arial Narrow" w:hAnsi="Arial Narrow"/>
+                <w:color w:val="000000"/>
+                <w:sz w:val="24"/>
+                <w:szCs w:val="24"/>
+              </w:rPr>
+              <w:t xml:space="preserve">} </w:t>
+            </w:r>
+            <w:proofErr w:type="spellStart"/>
+            <w:r>
+              <w:rPr>
+                <w:rFonts w:ascii="Arial Narrow" w:hAnsi="Arial Narrow"/>
+                <w:color w:val="000000"/>
+                <w:sz w:val="24"/>
+                <w:szCs w:val="24"/>
+              </w:rPr>
+              <w:t>dengan</w:t>
+            </w:r>
+            <w:proofErr w:type="spellEnd"/>
+            <w:r>
+              <w:rPr>
+                <w:rFonts w:ascii="Arial Narrow" w:hAnsi="Arial Narrow"/>
+                <w:color w:val="000000"/>
+                <w:sz w:val="24"/>
+                <w:szCs w:val="24"/>
+              </w:rPr>
+              <w:t xml:space="preserve"> </w:t>
+            </w:r>
+            <w:proofErr w:type="spellStart"/>
+            <w:r>
+              <w:rPr>
+                <w:rFonts w:ascii="Arial Narrow" w:hAnsi="Arial Narrow"/>
+                <w:color w:val="000000"/>
+                <w:sz w:val="24"/>
+                <w:szCs w:val="24"/>
+              </w:rPr>
+              <w:t>tersangka</w:t>
+            </w:r>
+            <w:proofErr w:type="spellEnd"/>
+            <w:r>
+              <w:rPr>
+                <w:rFonts w:ascii="Arial Narrow" w:hAnsi="Arial Narrow"/>
+                <w:color w:val="000000"/>
+                <w:sz w:val="24"/>
+                <w:szCs w:val="24"/>
+              </w:rPr>
+              <w:t xml:space="preserve"> </w:t>
+            </w:r>
+            <w:proofErr w:type="spellStart"/>
+            <w:r>
+              <w:rPr>
+                <w:rFonts w:ascii="Arial Narrow" w:hAnsi="Arial Narrow"/>
+                <w:color w:val="000000"/>
+                <w:sz w:val="24"/>
+                <w:szCs w:val="24"/>
+              </w:rPr>
+              <w:t>atas</w:t>
+            </w:r>
+            <w:proofErr w:type="spellEnd"/>
+            <w:r>
+              <w:rPr>
+                <w:rFonts w:ascii="Arial Narrow" w:hAnsi="Arial Narrow"/>
+                <w:color w:val="000000"/>
+                <w:sz w:val="24"/>
+                <w:szCs w:val="24"/>
+              </w:rPr>
+              <w:t xml:space="preserve"> nama ${</w:t>
+            </w:r>
+            <w:proofErr w:type="spellStart"/>
+            <w:r>
+              <w:rPr>
+                <w:rFonts w:ascii="Arial Narrow" w:hAnsi="Arial Narrow"/>
+                <w:color w:val="000000"/>
+                <w:sz w:val="24"/>
+                <w:szCs w:val="24"/>
+              </w:rPr>
+              <w:t>suspectName</w:t>
+            </w:r>
+            <w:proofErr w:type="spellEnd"/>
+            <w:r>
+              <w:rPr>
+                <w:rFonts w:ascii="Arial Narrow" w:hAnsi="Arial Narrow"/>
+                <w:color w:val="000000"/>
+                <w:sz w:val="24"/>
+                <w:szCs w:val="24"/>
+              </w:rPr>
+              <w:t>};</w:t>
             </w:r>
           </w:p>
         </w:tc>
@@ -2324,7 +5618,27 @@
                 <w:sz w:val="24"/>
                 <w:szCs w:val="24"/>
               </w:rPr>
-              <w:t>${suspectName};</w:t>
+              <w:t>${</w:t>
+            </w:r>
+            <w:proofErr w:type="spellStart"/>
+            <w:r>
+              <w:rPr>
+                <w:rFonts w:ascii="Arial Narrow" w:hAnsi="Arial Narrow"/>
+                <w:color w:val="000000"/>
+                <w:sz w:val="24"/>
+                <w:szCs w:val="24"/>
+              </w:rPr>
+              <w:t>suspectName</w:t>
+            </w:r>
+            <w:proofErr w:type="spellEnd"/>
+            <w:r>
+              <w:rPr>
+                <w:rFonts w:ascii="Arial Narrow" w:hAnsi="Arial Narrow"/>
+                <w:color w:val="000000"/>
+                <w:sz w:val="24"/>
+                <w:szCs w:val="24"/>
+              </w:rPr>
+              <w:t>};</w:t>
             </w:r>
           </w:p>
         </w:tc>
@@ -2416,15 +5730,37 @@
                 <w:szCs w:val="24"/>
               </w:rPr>
             </w:pPr>
-            <w:r>
-              <w:rPr>
-                <w:rFonts w:ascii="Arial Narrow" w:eastAsia="Arial Narrow" w:hAnsi="Arial Narrow"/>
-                <w:color w:val="000000"/>
-                <w:sz w:val="24"/>
-                <w:szCs w:val="24"/>
-              </w:rPr>
-              <w:t>Nomor Identitas</w:t>
-            </w:r>
+            <w:proofErr w:type="spellStart"/>
+            <w:r>
+              <w:rPr>
+                <w:rFonts w:ascii="Arial Narrow" w:eastAsia="Arial Narrow" w:hAnsi="Arial Narrow"/>
+                <w:color w:val="000000"/>
+                <w:sz w:val="24"/>
+                <w:szCs w:val="24"/>
+              </w:rPr>
+              <w:t>Nomor</w:t>
+            </w:r>
+            <w:proofErr w:type="spellEnd"/>
+            <w:r>
+              <w:rPr>
+                <w:rFonts w:ascii="Arial Narrow" w:eastAsia="Arial Narrow" w:hAnsi="Arial Narrow"/>
+                <w:color w:val="000000"/>
+                <w:sz w:val="24"/>
+                <w:szCs w:val="24"/>
+              </w:rPr>
+              <w:t xml:space="preserve"> </w:t>
+            </w:r>
+            <w:proofErr w:type="spellStart"/>
+            <w:r>
+              <w:rPr>
+                <w:rFonts w:ascii="Arial Narrow" w:eastAsia="Arial Narrow" w:hAnsi="Arial Narrow"/>
+                <w:color w:val="000000"/>
+                <w:sz w:val="24"/>
+                <w:szCs w:val="24"/>
+              </w:rPr>
+              <w:t>Identitas</w:t>
+            </w:r>
+            <w:proofErr w:type="spellEnd"/>
           </w:p>
         </w:tc>
         <w:tc>
@@ -2473,7 +5809,27 @@
                 <w:sz w:val="24"/>
                 <w:szCs w:val="24"/>
               </w:rPr>
-              <w:t>${suspectIdentityNumber}</w:t>
+              <w:t>${</w:t>
+            </w:r>
+            <w:proofErr w:type="spellStart"/>
+            <w:r>
+              <w:rPr>
+                <w:rFonts w:ascii="Arial Narrow" w:eastAsia="Arial Narrow" w:hAnsi="Arial Narrow"/>
+                <w:color w:val="000000"/>
+                <w:sz w:val="24"/>
+                <w:szCs w:val="24"/>
+              </w:rPr>
+              <w:t>suspectIdentityNumber</w:t>
+            </w:r>
+            <w:proofErr w:type="spellEnd"/>
+            <w:r>
+              <w:rPr>
+                <w:rFonts w:ascii="Arial Narrow" w:eastAsia="Arial Narrow" w:hAnsi="Arial Narrow"/>
+                <w:color w:val="000000"/>
+                <w:sz w:val="24"/>
+                <w:szCs w:val="24"/>
+              </w:rPr>
+              <w:t>}</w:t>
             </w:r>
             <w:r>
               <w:rPr>
@@ -2574,6 +5930,7 @@
                 <w:szCs w:val="24"/>
               </w:rPr>
             </w:pPr>
+            <w:proofErr w:type="spellStart"/>
             <w:r>
               <w:rPr>
                 <w:rFonts w:ascii="Arial Narrow" w:eastAsia="Arial Narrow" w:hAnsi="Arial Narrow"/>
@@ -2583,6 +5940,7 @@
               </w:rPr>
               <w:t>Kewarganegaraan</w:t>
             </w:r>
+            <w:proofErr w:type="spellEnd"/>
           </w:p>
         </w:tc>
         <w:tc>
@@ -2631,7 +5989,27 @@
                 <w:sz w:val="24"/>
                 <w:szCs w:val="24"/>
               </w:rPr>
-              <w:t>${suspectNationality}</w:t>
+              <w:t>${</w:t>
+            </w:r>
+            <w:proofErr w:type="spellStart"/>
+            <w:r>
+              <w:rPr>
+                <w:rFonts w:ascii="Arial Narrow" w:eastAsia="Arial Narrow" w:hAnsi="Arial Narrow"/>
+                <w:color w:val="000000"/>
+                <w:sz w:val="24"/>
+                <w:szCs w:val="24"/>
+              </w:rPr>
+              <w:t>suspectNationality</w:t>
+            </w:r>
+            <w:proofErr w:type="spellEnd"/>
+            <w:r>
+              <w:rPr>
+                <w:rFonts w:ascii="Arial Narrow" w:eastAsia="Arial Narrow" w:hAnsi="Arial Narrow"/>
+                <w:color w:val="000000"/>
+                <w:sz w:val="24"/>
+                <w:szCs w:val="24"/>
+              </w:rPr>
+              <w:t>}</w:t>
             </w:r>
             <w:r>
               <w:rPr>
@@ -2789,7 +6167,27 @@
                 <w:sz w:val="24"/>
                 <w:szCs w:val="24"/>
               </w:rPr>
-              <w:t>${suspectGenderName}</w:t>
+              <w:t>${</w:t>
+            </w:r>
+            <w:proofErr w:type="spellStart"/>
+            <w:r>
+              <w:rPr>
+                <w:rFonts w:ascii="Arial Narrow" w:eastAsia="Arial Narrow" w:hAnsi="Arial Narrow"/>
+                <w:color w:val="000000"/>
+                <w:sz w:val="24"/>
+                <w:szCs w:val="24"/>
+              </w:rPr>
+              <w:t>suspectGenderName</w:t>
+            </w:r>
+            <w:proofErr w:type="spellEnd"/>
+            <w:r>
+              <w:rPr>
+                <w:rFonts w:ascii="Arial Narrow" w:eastAsia="Arial Narrow" w:hAnsi="Arial Narrow"/>
+                <w:color w:val="000000"/>
+                <w:sz w:val="24"/>
+                <w:szCs w:val="24"/>
+              </w:rPr>
+              <w:t>}</w:t>
             </w:r>
             <w:r>
               <w:rPr>
@@ -2890,14 +6288,45 @@
                 <w:szCs w:val="24"/>
               </w:rPr>
             </w:pPr>
-            <w:r>
-              <w:rPr>
-                <w:rFonts w:ascii="Arial Narrow" w:eastAsia="Arial Narrow" w:hAnsi="Arial Narrow"/>
-                <w:color w:val="000000"/>
-                <w:sz w:val="24"/>
-                <w:szCs w:val="24"/>
-              </w:rPr>
-              <w:t>Tempat/Tanggal Lahir</w:t>
+            <w:proofErr w:type="spellStart"/>
+            <w:r>
+              <w:rPr>
+                <w:rFonts w:ascii="Arial Narrow" w:eastAsia="Arial Narrow" w:hAnsi="Arial Narrow"/>
+                <w:color w:val="000000"/>
+                <w:sz w:val="24"/>
+                <w:szCs w:val="24"/>
+              </w:rPr>
+              <w:t>Tempat</w:t>
+            </w:r>
+            <w:proofErr w:type="spellEnd"/>
+            <w:r>
+              <w:rPr>
+                <w:rFonts w:ascii="Arial Narrow" w:eastAsia="Arial Narrow" w:hAnsi="Arial Narrow"/>
+                <w:color w:val="000000"/>
+                <w:sz w:val="24"/>
+                <w:szCs w:val="24"/>
+              </w:rPr>
+              <w:t>/</w:t>
+            </w:r>
+            <w:proofErr w:type="spellStart"/>
+            <w:r>
+              <w:rPr>
+                <w:rFonts w:ascii="Arial Narrow" w:eastAsia="Arial Narrow" w:hAnsi="Arial Narrow"/>
+                <w:color w:val="000000"/>
+                <w:sz w:val="24"/>
+                <w:szCs w:val="24"/>
+              </w:rPr>
+              <w:t>Tanggal</w:t>
+            </w:r>
+            <w:proofErr w:type="spellEnd"/>
+            <w:r>
+              <w:rPr>
+                <w:rFonts w:ascii="Arial Narrow" w:eastAsia="Arial Narrow" w:hAnsi="Arial Narrow"/>
+                <w:color w:val="000000"/>
+                <w:sz w:val="24"/>
+                <w:szCs w:val="24"/>
+              </w:rPr>
+              <w:t xml:space="preserve"> Lahir</w:t>
             </w:r>
           </w:p>
         </w:tc>
@@ -2947,7 +6376,47 @@
                 <w:sz w:val="24"/>
                 <w:szCs w:val="24"/>
               </w:rPr>
-              <w:t>${suspectBirthPlace} / ${suspectBirthDate}</w:t>
+              <w:t>${</w:t>
+            </w:r>
+            <w:proofErr w:type="spellStart"/>
+            <w:r>
+              <w:rPr>
+                <w:rFonts w:ascii="Arial Narrow" w:eastAsia="Arial Narrow" w:hAnsi="Arial Narrow"/>
+                <w:color w:val="000000"/>
+                <w:sz w:val="24"/>
+                <w:szCs w:val="24"/>
+              </w:rPr>
+              <w:t>suspectBirthPlace</w:t>
+            </w:r>
+            <w:proofErr w:type="spellEnd"/>
+            <w:r>
+              <w:rPr>
+                <w:rFonts w:ascii="Arial Narrow" w:eastAsia="Arial Narrow" w:hAnsi="Arial Narrow"/>
+                <w:color w:val="000000"/>
+                <w:sz w:val="24"/>
+                <w:szCs w:val="24"/>
+              </w:rPr>
+              <w:t>} / ${</w:t>
+            </w:r>
+            <w:proofErr w:type="spellStart"/>
+            <w:r>
+              <w:rPr>
+                <w:rFonts w:ascii="Arial Narrow" w:eastAsia="Arial Narrow" w:hAnsi="Arial Narrow"/>
+                <w:color w:val="000000"/>
+                <w:sz w:val="24"/>
+                <w:szCs w:val="24"/>
+              </w:rPr>
+              <w:t>suspectBirthDate</w:t>
+            </w:r>
+            <w:proofErr w:type="spellEnd"/>
+            <w:r>
+              <w:rPr>
+                <w:rFonts w:ascii="Arial Narrow" w:eastAsia="Arial Narrow" w:hAnsi="Arial Narrow"/>
+                <w:color w:val="000000"/>
+                <w:sz w:val="24"/>
+                <w:szCs w:val="24"/>
+              </w:rPr>
+              <w:t>}</w:t>
             </w:r>
             <w:r>
               <w:rPr>
@@ -3048,6 +6517,7 @@
                 <w:szCs w:val="24"/>
               </w:rPr>
             </w:pPr>
+            <w:proofErr w:type="spellStart"/>
             <w:r>
               <w:rPr>
                 <w:rFonts w:ascii="Arial Narrow" w:eastAsia="Arial Narrow" w:hAnsi="Arial Narrow"/>
@@ -3057,6 +6527,7 @@
               </w:rPr>
               <w:t>Pekerjaan</w:t>
             </w:r>
+            <w:proofErr w:type="spellEnd"/>
           </w:p>
         </w:tc>
         <w:tc>
@@ -3105,7 +6576,27 @@
                 <w:sz w:val="24"/>
                 <w:szCs w:val="24"/>
               </w:rPr>
-              <w:t>${suspectJobName}</w:t>
+              <w:t>${</w:t>
+            </w:r>
+            <w:proofErr w:type="spellStart"/>
+            <w:r>
+              <w:rPr>
+                <w:rFonts w:ascii="Arial Narrow" w:eastAsia="Arial Narrow" w:hAnsi="Arial Narrow"/>
+                <w:color w:val="000000"/>
+                <w:sz w:val="24"/>
+                <w:szCs w:val="24"/>
+              </w:rPr>
+              <w:t>suspectJobName</w:t>
+            </w:r>
+            <w:proofErr w:type="spellEnd"/>
+            <w:r>
+              <w:rPr>
+                <w:rFonts w:ascii="Arial Narrow" w:eastAsia="Arial Narrow" w:hAnsi="Arial Narrow"/>
+                <w:color w:val="000000"/>
+                <w:sz w:val="24"/>
+                <w:szCs w:val="24"/>
+              </w:rPr>
+              <w:t>}</w:t>
             </w:r>
             <w:r>
               <w:rPr>
@@ -3263,7 +6754,27 @@
                 <w:sz w:val="24"/>
                 <w:szCs w:val="24"/>
               </w:rPr>
-              <w:t>${suspectReligionName}</w:t>
+              <w:t>${</w:t>
+            </w:r>
+            <w:proofErr w:type="spellStart"/>
+            <w:r>
+              <w:rPr>
+                <w:rFonts w:ascii="Arial Narrow" w:eastAsia="Arial Narrow" w:hAnsi="Arial Narrow"/>
+                <w:color w:val="000000"/>
+                <w:sz w:val="24"/>
+                <w:szCs w:val="24"/>
+              </w:rPr>
+              <w:t>suspectReligionName</w:t>
+            </w:r>
+            <w:proofErr w:type="spellEnd"/>
+            <w:r>
+              <w:rPr>
+                <w:rFonts w:ascii="Arial Narrow" w:eastAsia="Arial Narrow" w:hAnsi="Arial Narrow"/>
+                <w:color w:val="000000"/>
+                <w:sz w:val="24"/>
+                <w:szCs w:val="24"/>
+              </w:rPr>
+              <w:t>}</w:t>
             </w:r>
             <w:r>
               <w:rPr>
@@ -3421,7 +6932,27 @@
                 <w:sz w:val="24"/>
                 <w:szCs w:val="24"/>
               </w:rPr>
-              <w:t>${suspectFullAddress}</w:t>
+              <w:t>${</w:t>
+            </w:r>
+            <w:proofErr w:type="spellStart"/>
+            <w:r>
+              <w:rPr>
+                <w:rFonts w:ascii="Arial Narrow" w:eastAsia="Arial Narrow" w:hAnsi="Arial Narrow"/>
+                <w:color w:val="000000"/>
+                <w:sz w:val="24"/>
+                <w:szCs w:val="24"/>
+              </w:rPr>
+              <w:t>suspectFullAddress</w:t>
+            </w:r>
+            <w:proofErr w:type="spellEnd"/>
+            <w:r>
+              <w:rPr>
+                <w:rFonts w:ascii="Arial Narrow" w:eastAsia="Arial Narrow" w:hAnsi="Arial Narrow"/>
+                <w:color w:val="000000"/>
+                <w:sz w:val="24"/>
+                <w:szCs w:val="24"/>
+              </w:rPr>
+              <w:t>}</w:t>
             </w:r>
             <w:r>
               <w:rPr>
@@ -3497,14 +7028,25 @@
                 <w:szCs w:val="24"/>
               </w:rPr>
             </w:pPr>
-            <w:r>
-              <w:rPr>
-                <w:rFonts w:ascii="Arial Narrow" w:eastAsia="Arial Narrow" w:hAnsi="Arial Narrow"/>
-                <w:color w:val="000000"/>
-                <w:sz w:val="24"/>
-                <w:szCs w:val="24"/>
-              </w:rPr>
-              <w:t>i.</w:t>
+            <w:proofErr w:type="spellStart"/>
+            <w:r>
+              <w:rPr>
+                <w:rFonts w:ascii="Arial Narrow" w:eastAsia="Arial Narrow" w:hAnsi="Arial Narrow"/>
+                <w:color w:val="000000"/>
+                <w:sz w:val="24"/>
+                <w:szCs w:val="24"/>
+              </w:rPr>
+              <w:t>i</w:t>
+            </w:r>
+            <w:proofErr w:type="spellEnd"/>
+            <w:r>
+              <w:rPr>
+                <w:rFonts w:ascii="Arial Narrow" w:eastAsia="Arial Narrow" w:hAnsi="Arial Narrow"/>
+                <w:color w:val="000000"/>
+                <w:sz w:val="24"/>
+                <w:szCs w:val="24"/>
+              </w:rPr>
+              <w:t>.</w:t>
             </w:r>
           </w:p>
         </w:tc>
@@ -3522,15 +7064,57 @@
                 <w:szCs w:val="24"/>
               </w:rPr>
             </w:pPr>
-            <w:r>
-              <w:rPr>
-                <w:rFonts w:ascii="Arial Narrow" w:eastAsia="Arial Narrow" w:hAnsi="Arial Narrow"/>
-                <w:color w:val="000000"/>
-                <w:sz w:val="24"/>
-                <w:szCs w:val="24"/>
-              </w:rPr>
-              <w:t>Terhitung Mulai Tanggal</w:t>
-            </w:r>
+            <w:proofErr w:type="spellStart"/>
+            <w:r>
+              <w:rPr>
+                <w:rFonts w:ascii="Arial Narrow" w:eastAsia="Arial Narrow" w:hAnsi="Arial Narrow"/>
+                <w:color w:val="000000"/>
+                <w:sz w:val="24"/>
+                <w:szCs w:val="24"/>
+              </w:rPr>
+              <w:t>Terhitung</w:t>
+            </w:r>
+            <w:proofErr w:type="spellEnd"/>
+            <w:r>
+              <w:rPr>
+                <w:rFonts w:ascii="Arial Narrow" w:eastAsia="Arial Narrow" w:hAnsi="Arial Narrow"/>
+                <w:color w:val="000000"/>
+                <w:sz w:val="24"/>
+                <w:szCs w:val="24"/>
+              </w:rPr>
+              <w:t xml:space="preserve"> </w:t>
+            </w:r>
+            <w:proofErr w:type="spellStart"/>
+            <w:r>
+              <w:rPr>
+                <w:rFonts w:ascii="Arial Narrow" w:eastAsia="Arial Narrow" w:hAnsi="Arial Narrow"/>
+                <w:color w:val="000000"/>
+                <w:sz w:val="24"/>
+                <w:szCs w:val="24"/>
+              </w:rPr>
+              <w:t>Mulai</w:t>
+            </w:r>
+            <w:proofErr w:type="spellEnd"/>
+            <w:r>
+              <w:rPr>
+                <w:rFonts w:ascii="Arial Narrow" w:eastAsia="Arial Narrow" w:hAnsi="Arial Narrow"/>
+                <w:color w:val="000000"/>
+                <w:sz w:val="24"/>
+                <w:szCs w:val="24"/>
+              </w:rPr>
+              <w:t xml:space="preserve"> </w:t>
+            </w:r>
+            <w:proofErr w:type="spellStart"/>
+            <w:r>
+              <w:rPr>
+                <w:rFonts w:ascii="Arial Narrow" w:eastAsia="Arial Narrow" w:hAnsi="Arial Narrow"/>
+                <w:color w:val="000000"/>
+                <w:sz w:val="24"/>
+                <w:szCs w:val="24"/>
+              </w:rPr>
+              <w:t>Tanggal</w:t>
+            </w:r>
+            <w:proofErr w:type="spellEnd"/>
           </w:p>
         </w:tc>
         <w:tc>
@@ -3579,7 +7163,27 @@
                 <w:sz w:val="24"/>
                 <w:szCs w:val="24"/>
               </w:rPr>
-              <w:t>${effectiveDate}</w:t>
+              <w:t>${</w:t>
+            </w:r>
+            <w:proofErr w:type="spellStart"/>
+            <w:r>
+              <w:rPr>
+                <w:rFonts w:ascii="Arial Narrow" w:eastAsia="Arial Narrow" w:hAnsi="Arial Narrow"/>
+                <w:color w:val="000000"/>
+                <w:sz w:val="24"/>
+                <w:szCs w:val="24"/>
+              </w:rPr>
+              <w:t>effectiveDate</w:t>
+            </w:r>
+            <w:proofErr w:type="spellEnd"/>
+            <w:r>
+              <w:rPr>
+                <w:rFonts w:ascii="Arial Narrow" w:eastAsia="Arial Narrow" w:hAnsi="Arial Narrow"/>
+                <w:color w:val="000000"/>
+                <w:sz w:val="24"/>
+                <w:szCs w:val="24"/>
+              </w:rPr>
+              <w:t>}</w:t>
             </w:r>
             <w:r>
               <w:rPr>
@@ -3699,7 +7303,27 @@
                 <w:sz w:val="24"/>
                 <w:szCs w:val="24"/>
               </w:rPr>
-              <w:t xml:space="preserve">Dengan Alasan : </w:t>
+              <w:t xml:space="preserve">Dengan </w:t>
+            </w:r>
+            <w:proofErr w:type="gramStart"/>
+            <w:r>
+              <w:rPr>
+                <w:rFonts w:ascii="Arial Narrow" w:hAnsi="Arial Narrow"/>
+                <w:color w:val="000000"/>
+                <w:sz w:val="24"/>
+                <w:szCs w:val="24"/>
+              </w:rPr>
+              <w:t>Alasan :</w:t>
+            </w:r>
+            <w:proofErr w:type="gramEnd"/>
+            <w:r>
+              <w:rPr>
+                <w:rFonts w:ascii="Arial Narrow" w:hAnsi="Arial Narrow"/>
+                <w:color w:val="000000"/>
+                <w:sz w:val="24"/>
+                <w:szCs w:val="24"/>
+              </w:rPr>
+              <w:t xml:space="preserve"> </w:t>
             </w:r>
             <w:r>
               <w:rPr>
@@ -3710,7 +7334,31 @@
                 <w:sz w:val="24"/>
                 <w:szCs w:val="24"/>
               </w:rPr>
-              <w:t>${alasanPenghentian}</w:t>
+              <w:t>${</w:t>
+            </w:r>
+            <w:proofErr w:type="spellStart"/>
+            <w:r>
+              <w:rPr>
+                <w:rFonts w:ascii="Arial Narrow" w:hAnsi="Arial Narrow"/>
+                <w:b/>
+                <w:bCs/>
+                <w:color w:val="000000"/>
+                <w:sz w:val="24"/>
+                <w:szCs w:val="24"/>
+              </w:rPr>
+              <w:t>alasanPenghentian</w:t>
+            </w:r>
+            <w:proofErr w:type="spellEnd"/>
+            <w:r>
+              <w:rPr>
+                <w:rFonts w:ascii="Arial Narrow" w:hAnsi="Arial Narrow"/>
+                <w:b/>
+                <w:bCs/>
+                <w:color w:val="000000"/>
+                <w:sz w:val="24"/>
+                <w:szCs w:val="24"/>
+              </w:rPr>
+              <w:t>}</w:t>
             </w:r>
           </w:p>
         </w:tc>
@@ -3806,14 +7454,565 @@
                 <w:szCs w:val="24"/>
               </w:rPr>
             </w:pPr>
-            <w:r>
-              <w:rPr>
-                <w:rFonts w:ascii="Arial Narrow" w:hAnsi="Arial Narrow"/>
-                <w:color w:val="000000"/>
-                <w:sz w:val="24"/>
-                <w:szCs w:val="24"/>
-              </w:rPr>
-              <w:t>apabila dikemudian hari diperintahkan untuk melakukan penyidikan lanjutan berdasarkan putusan praperadilan yang berkekuatan hukum tetap dan laporan hasil gelar perkara khusus, maka penyidikan terhadap kasus ini dapat dibuka dan dilanjutkan kembali;</w:t>
+            <w:proofErr w:type="spellStart"/>
+            <w:r>
+              <w:rPr>
+                <w:rFonts w:ascii="Arial Narrow" w:hAnsi="Arial Narrow"/>
+                <w:color w:val="000000"/>
+                <w:sz w:val="24"/>
+                <w:szCs w:val="24"/>
+              </w:rPr>
+              <w:t>apabila</w:t>
+            </w:r>
+            <w:proofErr w:type="spellEnd"/>
+            <w:r>
+              <w:rPr>
+                <w:rFonts w:ascii="Arial Narrow" w:hAnsi="Arial Narrow"/>
+                <w:color w:val="000000"/>
+                <w:sz w:val="24"/>
+                <w:szCs w:val="24"/>
+              </w:rPr>
+              <w:t xml:space="preserve"> </w:t>
+            </w:r>
+            <w:proofErr w:type="spellStart"/>
+            <w:r>
+              <w:rPr>
+                <w:rFonts w:ascii="Arial Narrow" w:hAnsi="Arial Narrow"/>
+                <w:color w:val="000000"/>
+                <w:sz w:val="24"/>
+                <w:szCs w:val="24"/>
+              </w:rPr>
+              <w:t>dikemudian</w:t>
+            </w:r>
+            <w:proofErr w:type="spellEnd"/>
+            <w:r>
+              <w:rPr>
+                <w:rFonts w:ascii="Arial Narrow" w:hAnsi="Arial Narrow"/>
+                <w:color w:val="000000"/>
+                <w:sz w:val="24"/>
+                <w:szCs w:val="24"/>
+              </w:rPr>
+              <w:t xml:space="preserve"> </w:t>
+            </w:r>
+            <w:proofErr w:type="spellStart"/>
+            <w:r>
+              <w:rPr>
+                <w:rFonts w:ascii="Arial Narrow" w:hAnsi="Arial Narrow"/>
+                <w:color w:val="000000"/>
+                <w:sz w:val="24"/>
+                <w:szCs w:val="24"/>
+              </w:rPr>
+              <w:t>hari</w:t>
+            </w:r>
+            <w:proofErr w:type="spellEnd"/>
+            <w:r>
+              <w:rPr>
+                <w:rFonts w:ascii="Arial Narrow" w:hAnsi="Arial Narrow"/>
+                <w:color w:val="000000"/>
+                <w:sz w:val="24"/>
+                <w:szCs w:val="24"/>
+              </w:rPr>
+              <w:t xml:space="preserve"> </w:t>
+            </w:r>
+            <w:proofErr w:type="spellStart"/>
+            <w:r>
+              <w:rPr>
+                <w:rFonts w:ascii="Arial Narrow" w:hAnsi="Arial Narrow"/>
+                <w:color w:val="000000"/>
+                <w:sz w:val="24"/>
+                <w:szCs w:val="24"/>
+              </w:rPr>
+              <w:t>diperintahkan</w:t>
+            </w:r>
+            <w:proofErr w:type="spellEnd"/>
+            <w:r>
+              <w:rPr>
+                <w:rFonts w:ascii="Arial Narrow" w:hAnsi="Arial Narrow"/>
+                <w:color w:val="000000"/>
+                <w:sz w:val="24"/>
+                <w:szCs w:val="24"/>
+              </w:rPr>
+              <w:t xml:space="preserve"> </w:t>
+            </w:r>
+            <w:proofErr w:type="spellStart"/>
+            <w:r>
+              <w:rPr>
+                <w:rFonts w:ascii="Arial Narrow" w:hAnsi="Arial Narrow"/>
+                <w:color w:val="000000"/>
+                <w:sz w:val="24"/>
+                <w:szCs w:val="24"/>
+              </w:rPr>
+              <w:t>untuk</w:t>
+            </w:r>
+            <w:proofErr w:type="spellEnd"/>
+            <w:r>
+              <w:rPr>
+                <w:rFonts w:ascii="Arial Narrow" w:hAnsi="Arial Narrow"/>
+                <w:color w:val="000000"/>
+                <w:sz w:val="24"/>
+                <w:szCs w:val="24"/>
+              </w:rPr>
+              <w:t xml:space="preserve"> </w:t>
+            </w:r>
+            <w:proofErr w:type="spellStart"/>
+            <w:r>
+              <w:rPr>
+                <w:rFonts w:ascii="Arial Narrow" w:hAnsi="Arial Narrow"/>
+                <w:color w:val="000000"/>
+                <w:sz w:val="24"/>
+                <w:szCs w:val="24"/>
+              </w:rPr>
+              <w:t>melakukan</w:t>
+            </w:r>
+            <w:proofErr w:type="spellEnd"/>
+            <w:r>
+              <w:rPr>
+                <w:rFonts w:ascii="Arial Narrow" w:hAnsi="Arial Narrow"/>
+                <w:color w:val="000000"/>
+                <w:sz w:val="24"/>
+                <w:szCs w:val="24"/>
+              </w:rPr>
+              <w:t xml:space="preserve"> </w:t>
+            </w:r>
+            <w:proofErr w:type="spellStart"/>
+            <w:r>
+              <w:rPr>
+                <w:rFonts w:ascii="Arial Narrow" w:hAnsi="Arial Narrow"/>
+                <w:color w:val="000000"/>
+                <w:sz w:val="24"/>
+                <w:szCs w:val="24"/>
+              </w:rPr>
+              <w:t>penyidikan</w:t>
+            </w:r>
+            <w:proofErr w:type="spellEnd"/>
+            <w:r>
+              <w:rPr>
+                <w:rFonts w:ascii="Arial Narrow" w:hAnsi="Arial Narrow"/>
+                <w:color w:val="000000"/>
+                <w:sz w:val="24"/>
+                <w:szCs w:val="24"/>
+              </w:rPr>
+              <w:t xml:space="preserve"> </w:t>
+            </w:r>
+            <w:proofErr w:type="spellStart"/>
+            <w:r>
+              <w:rPr>
+                <w:rFonts w:ascii="Arial Narrow" w:hAnsi="Arial Narrow"/>
+                <w:color w:val="000000"/>
+                <w:sz w:val="24"/>
+                <w:szCs w:val="24"/>
+              </w:rPr>
+              <w:t>lanjutan</w:t>
+            </w:r>
+            <w:proofErr w:type="spellEnd"/>
+            <w:r>
+              <w:rPr>
+                <w:rFonts w:ascii="Arial Narrow" w:hAnsi="Arial Narrow"/>
+                <w:color w:val="000000"/>
+                <w:sz w:val="24"/>
+                <w:szCs w:val="24"/>
+              </w:rPr>
+              <w:t xml:space="preserve"> </w:t>
+            </w:r>
+            <w:proofErr w:type="spellStart"/>
+            <w:r>
+              <w:rPr>
+                <w:rFonts w:ascii="Arial Narrow" w:hAnsi="Arial Narrow"/>
+                <w:color w:val="000000"/>
+                <w:sz w:val="24"/>
+                <w:szCs w:val="24"/>
+              </w:rPr>
+              <w:t>berdasarkan</w:t>
+            </w:r>
+            <w:proofErr w:type="spellEnd"/>
+            <w:r>
+              <w:rPr>
+                <w:rFonts w:ascii="Arial Narrow" w:hAnsi="Arial Narrow"/>
+                <w:color w:val="000000"/>
+                <w:sz w:val="24"/>
+                <w:szCs w:val="24"/>
+              </w:rPr>
+              <w:t xml:space="preserve"> </w:t>
+            </w:r>
+            <w:proofErr w:type="spellStart"/>
+            <w:r>
+              <w:rPr>
+                <w:rFonts w:ascii="Arial Narrow" w:hAnsi="Arial Narrow"/>
+                <w:color w:val="000000"/>
+                <w:sz w:val="24"/>
+                <w:szCs w:val="24"/>
+              </w:rPr>
+              <w:t>putusan</w:t>
+            </w:r>
+            <w:proofErr w:type="spellEnd"/>
+            <w:r>
+              <w:rPr>
+                <w:rFonts w:ascii="Arial Narrow" w:hAnsi="Arial Narrow"/>
+                <w:color w:val="000000"/>
+                <w:sz w:val="24"/>
+                <w:szCs w:val="24"/>
+              </w:rPr>
+              <w:t xml:space="preserve"> </w:t>
+            </w:r>
+            <w:proofErr w:type="spellStart"/>
+            <w:r>
+              <w:rPr>
+                <w:rFonts w:ascii="Arial Narrow" w:hAnsi="Arial Narrow"/>
+                <w:color w:val="000000"/>
+                <w:sz w:val="24"/>
+                <w:szCs w:val="24"/>
+              </w:rPr>
+              <w:t>praperadilan</w:t>
+            </w:r>
+            <w:proofErr w:type="spellEnd"/>
+            <w:r>
+              <w:rPr>
+                <w:rFonts w:ascii="Arial Narrow" w:hAnsi="Arial Narrow"/>
+                <w:color w:val="000000"/>
+                <w:sz w:val="24"/>
+                <w:szCs w:val="24"/>
+              </w:rPr>
+              <w:t xml:space="preserve"> yang </w:t>
+            </w:r>
+            <w:proofErr w:type="spellStart"/>
+            <w:r>
+              <w:rPr>
+                <w:rFonts w:ascii="Arial Narrow" w:hAnsi="Arial Narrow"/>
+                <w:color w:val="000000"/>
+                <w:sz w:val="24"/>
+                <w:szCs w:val="24"/>
+              </w:rPr>
+              <w:t>berkekuatan</w:t>
+            </w:r>
+            <w:proofErr w:type="spellEnd"/>
+            <w:r>
+              <w:rPr>
+                <w:rFonts w:ascii="Arial Narrow" w:hAnsi="Arial Narrow"/>
+                <w:color w:val="000000"/>
+                <w:sz w:val="24"/>
+                <w:szCs w:val="24"/>
+              </w:rPr>
+              <w:t xml:space="preserve"> </w:t>
+            </w:r>
+            <w:proofErr w:type="spellStart"/>
+            <w:r>
+              <w:rPr>
+                <w:rFonts w:ascii="Arial Narrow" w:hAnsi="Arial Narrow"/>
+                <w:color w:val="000000"/>
+                <w:sz w:val="24"/>
+                <w:szCs w:val="24"/>
+              </w:rPr>
+              <w:t>hukum</w:t>
+            </w:r>
+            <w:proofErr w:type="spellEnd"/>
+            <w:r>
+              <w:rPr>
+                <w:rFonts w:ascii="Arial Narrow" w:hAnsi="Arial Narrow"/>
+                <w:color w:val="000000"/>
+                <w:sz w:val="24"/>
+                <w:szCs w:val="24"/>
+              </w:rPr>
+              <w:t xml:space="preserve"> </w:t>
+            </w:r>
+            <w:proofErr w:type="spellStart"/>
+            <w:r>
+              <w:rPr>
+                <w:rFonts w:ascii="Arial Narrow" w:hAnsi="Arial Narrow"/>
+                <w:color w:val="000000"/>
+                <w:sz w:val="24"/>
+                <w:szCs w:val="24"/>
+              </w:rPr>
+              <w:t>tetap</w:t>
+            </w:r>
+            <w:proofErr w:type="spellEnd"/>
+            <w:r>
+              <w:rPr>
+                <w:rFonts w:ascii="Arial Narrow" w:hAnsi="Arial Narrow"/>
+                <w:color w:val="000000"/>
+                <w:sz w:val="24"/>
+                <w:szCs w:val="24"/>
+              </w:rPr>
+              <w:t xml:space="preserve"> dan </w:t>
+            </w:r>
+            <w:proofErr w:type="spellStart"/>
+            <w:r>
+              <w:rPr>
+                <w:rFonts w:ascii="Arial Narrow" w:hAnsi="Arial Narrow"/>
+                <w:color w:val="000000"/>
+                <w:sz w:val="24"/>
+                <w:szCs w:val="24"/>
+              </w:rPr>
+              <w:t>laporan</w:t>
+            </w:r>
+            <w:proofErr w:type="spellEnd"/>
+            <w:r>
+              <w:rPr>
+                <w:rFonts w:ascii="Arial Narrow" w:hAnsi="Arial Narrow"/>
+                <w:color w:val="000000"/>
+                <w:sz w:val="24"/>
+                <w:szCs w:val="24"/>
+              </w:rPr>
+              <w:t xml:space="preserve"> </w:t>
+            </w:r>
+            <w:proofErr w:type="spellStart"/>
+            <w:r>
+              <w:rPr>
+                <w:rFonts w:ascii="Arial Narrow" w:hAnsi="Arial Narrow"/>
+                <w:color w:val="000000"/>
+                <w:sz w:val="24"/>
+                <w:szCs w:val="24"/>
+              </w:rPr>
+              <w:t>hasil</w:t>
+            </w:r>
+            <w:proofErr w:type="spellEnd"/>
+            <w:r>
+              <w:rPr>
+                <w:rFonts w:ascii="Arial Narrow" w:hAnsi="Arial Narrow"/>
+                <w:color w:val="000000"/>
+                <w:sz w:val="24"/>
+                <w:szCs w:val="24"/>
+              </w:rPr>
+              <w:t xml:space="preserve"> </w:t>
+            </w:r>
+            <w:proofErr w:type="spellStart"/>
+            <w:r>
+              <w:rPr>
+                <w:rFonts w:ascii="Arial Narrow" w:hAnsi="Arial Narrow"/>
+                <w:color w:val="000000"/>
+                <w:sz w:val="24"/>
+                <w:szCs w:val="24"/>
+              </w:rPr>
+              <w:t>gelar</w:t>
+            </w:r>
+            <w:proofErr w:type="spellEnd"/>
+            <w:r>
+              <w:rPr>
+                <w:rFonts w:ascii="Arial Narrow" w:hAnsi="Arial Narrow"/>
+                <w:color w:val="000000"/>
+                <w:sz w:val="24"/>
+                <w:szCs w:val="24"/>
+              </w:rPr>
+              <w:t xml:space="preserve"> </w:t>
+            </w:r>
+            <w:proofErr w:type="spellStart"/>
+            <w:r>
+              <w:rPr>
+                <w:rFonts w:ascii="Arial Narrow" w:hAnsi="Arial Narrow"/>
+                <w:color w:val="000000"/>
+                <w:sz w:val="24"/>
+                <w:szCs w:val="24"/>
+              </w:rPr>
+              <w:t>perkara</w:t>
+            </w:r>
+            <w:proofErr w:type="spellEnd"/>
+            <w:r>
+              <w:rPr>
+                <w:rFonts w:ascii="Arial Narrow" w:hAnsi="Arial Narrow"/>
+                <w:color w:val="000000"/>
+                <w:sz w:val="24"/>
+                <w:szCs w:val="24"/>
+              </w:rPr>
+              <w:t xml:space="preserve"> </w:t>
+            </w:r>
+            <w:proofErr w:type="spellStart"/>
+            <w:r>
+              <w:rPr>
+                <w:rFonts w:ascii="Arial Narrow" w:hAnsi="Arial Narrow"/>
+                <w:color w:val="000000"/>
+                <w:sz w:val="24"/>
+                <w:szCs w:val="24"/>
+              </w:rPr>
+              <w:t>khusus</w:t>
+            </w:r>
+            <w:proofErr w:type="spellEnd"/>
+            <w:r>
+              <w:rPr>
+                <w:rFonts w:ascii="Arial Narrow" w:hAnsi="Arial Narrow"/>
+                <w:color w:val="000000"/>
+                <w:sz w:val="24"/>
+                <w:szCs w:val="24"/>
+              </w:rPr>
+              <w:t xml:space="preserve">, </w:t>
+            </w:r>
+            <w:proofErr w:type="spellStart"/>
+            <w:r>
+              <w:rPr>
+                <w:rFonts w:ascii="Arial Narrow" w:hAnsi="Arial Narrow"/>
+                <w:color w:val="000000"/>
+                <w:sz w:val="24"/>
+                <w:szCs w:val="24"/>
+              </w:rPr>
+              <w:t>maka</w:t>
+            </w:r>
+            <w:proofErr w:type="spellEnd"/>
+            <w:r>
+              <w:rPr>
+                <w:rFonts w:ascii="Arial Narrow" w:hAnsi="Arial Narrow"/>
+                <w:color w:val="000000"/>
+                <w:sz w:val="24"/>
+                <w:szCs w:val="24"/>
+              </w:rPr>
+              <w:t xml:space="preserve"> </w:t>
+            </w:r>
+            <w:proofErr w:type="spellStart"/>
+            <w:r>
+              <w:rPr>
+                <w:rFonts w:ascii="Arial Narrow" w:hAnsi="Arial Narrow"/>
+                <w:color w:val="000000"/>
+                <w:sz w:val="24"/>
+                <w:szCs w:val="24"/>
+              </w:rPr>
+              <w:t>penyidikan</w:t>
+            </w:r>
+            <w:proofErr w:type="spellEnd"/>
+            <w:r>
+              <w:rPr>
+                <w:rFonts w:ascii="Arial Narrow" w:hAnsi="Arial Narrow"/>
+                <w:color w:val="000000"/>
+                <w:sz w:val="24"/>
+                <w:szCs w:val="24"/>
+              </w:rPr>
+              <w:t xml:space="preserve"> </w:t>
+            </w:r>
+            <w:proofErr w:type="spellStart"/>
+            <w:r>
+              <w:rPr>
+                <w:rFonts w:ascii="Arial Narrow" w:hAnsi="Arial Narrow"/>
+                <w:color w:val="000000"/>
+                <w:sz w:val="24"/>
+                <w:szCs w:val="24"/>
+              </w:rPr>
+              <w:t>terhadap</w:t>
+            </w:r>
+            <w:proofErr w:type="spellEnd"/>
+            <w:r>
+              <w:rPr>
+                <w:rFonts w:ascii="Arial Narrow" w:hAnsi="Arial Narrow"/>
+                <w:color w:val="000000"/>
+                <w:sz w:val="24"/>
+                <w:szCs w:val="24"/>
+              </w:rPr>
+              <w:t xml:space="preserve"> </w:t>
+            </w:r>
+            <w:proofErr w:type="spellStart"/>
+            <w:r>
+              <w:rPr>
+                <w:rFonts w:ascii="Arial Narrow" w:hAnsi="Arial Narrow"/>
+                <w:color w:val="000000"/>
+                <w:sz w:val="24"/>
+                <w:szCs w:val="24"/>
+              </w:rPr>
+              <w:t>kasus</w:t>
+            </w:r>
+            <w:proofErr w:type="spellEnd"/>
+            <w:r>
+              <w:rPr>
+                <w:rFonts w:ascii="Arial Narrow" w:hAnsi="Arial Narrow"/>
+                <w:color w:val="000000"/>
+                <w:sz w:val="24"/>
+                <w:szCs w:val="24"/>
+              </w:rPr>
+              <w:t xml:space="preserve"> </w:t>
+            </w:r>
+            <w:proofErr w:type="spellStart"/>
+            <w:r>
+              <w:rPr>
+                <w:rFonts w:ascii="Arial Narrow" w:hAnsi="Arial Narrow"/>
+                <w:color w:val="000000"/>
+                <w:sz w:val="24"/>
+                <w:szCs w:val="24"/>
+              </w:rPr>
+              <w:t>ini</w:t>
+            </w:r>
+            <w:proofErr w:type="spellEnd"/>
+            <w:r>
+              <w:rPr>
+                <w:rFonts w:ascii="Arial Narrow" w:hAnsi="Arial Narrow"/>
+                <w:color w:val="000000"/>
+                <w:sz w:val="24"/>
+                <w:szCs w:val="24"/>
+              </w:rPr>
+              <w:t xml:space="preserve"> </w:t>
+            </w:r>
+            <w:proofErr w:type="spellStart"/>
+            <w:r>
+              <w:rPr>
+                <w:rFonts w:ascii="Arial Narrow" w:hAnsi="Arial Narrow"/>
+                <w:color w:val="000000"/>
+                <w:sz w:val="24"/>
+                <w:szCs w:val="24"/>
+              </w:rPr>
+              <w:t>dapat</w:t>
+            </w:r>
+            <w:proofErr w:type="spellEnd"/>
+            <w:r>
+              <w:rPr>
+                <w:rFonts w:ascii="Arial Narrow" w:hAnsi="Arial Narrow"/>
+                <w:color w:val="000000"/>
+                <w:sz w:val="24"/>
+                <w:szCs w:val="24"/>
+              </w:rPr>
+              <w:t xml:space="preserve"> </w:t>
+            </w:r>
+            <w:proofErr w:type="spellStart"/>
+            <w:r>
+              <w:rPr>
+                <w:rFonts w:ascii="Arial Narrow" w:hAnsi="Arial Narrow"/>
+                <w:color w:val="000000"/>
+                <w:sz w:val="24"/>
+                <w:szCs w:val="24"/>
+              </w:rPr>
+              <w:t>dibuka</w:t>
+            </w:r>
+            <w:proofErr w:type="spellEnd"/>
+            <w:r>
+              <w:rPr>
+                <w:rFonts w:ascii="Arial Narrow" w:hAnsi="Arial Narrow"/>
+                <w:color w:val="000000"/>
+                <w:sz w:val="24"/>
+                <w:szCs w:val="24"/>
+              </w:rPr>
+              <w:t xml:space="preserve"> dan </w:t>
+            </w:r>
+            <w:proofErr w:type="spellStart"/>
+            <w:r>
+              <w:rPr>
+                <w:rFonts w:ascii="Arial Narrow" w:hAnsi="Arial Narrow"/>
+                <w:color w:val="000000"/>
+                <w:sz w:val="24"/>
+                <w:szCs w:val="24"/>
+              </w:rPr>
+              <w:t>dilanjutkan</w:t>
+            </w:r>
+            <w:proofErr w:type="spellEnd"/>
+            <w:r>
+              <w:rPr>
+                <w:rFonts w:ascii="Arial Narrow" w:hAnsi="Arial Narrow"/>
+                <w:color w:val="000000"/>
+                <w:sz w:val="24"/>
+                <w:szCs w:val="24"/>
+              </w:rPr>
+              <w:t xml:space="preserve"> </w:t>
+            </w:r>
+            <w:proofErr w:type="spellStart"/>
+            <w:r>
+              <w:rPr>
+                <w:rFonts w:ascii="Arial Narrow" w:hAnsi="Arial Narrow"/>
+                <w:color w:val="000000"/>
+                <w:sz w:val="24"/>
+                <w:szCs w:val="24"/>
+              </w:rPr>
+              <w:t>kembali</w:t>
+            </w:r>
+            <w:proofErr w:type="spellEnd"/>
+            <w:r>
+              <w:rPr>
+                <w:rFonts w:ascii="Arial Narrow" w:hAnsi="Arial Narrow"/>
+                <w:color w:val="000000"/>
+                <w:sz w:val="24"/>
+                <w:szCs w:val="24"/>
+              </w:rPr>
+              <w:t>;</w:t>
             </w:r>
           </w:p>
         </w:tc>
@@ -3909,23 +8108,134 @@
                 <w:szCs w:val="24"/>
               </w:rPr>
             </w:pPr>
-            <w:r>
-              <w:rPr>
-                <w:rFonts w:ascii="Arial Narrow" w:hAnsi="Arial Narrow"/>
-                <w:color w:val="000000"/>
-                <w:sz w:val="24"/>
-                <w:szCs w:val="24"/>
-              </w:rPr>
-              <w:t xml:space="preserve">Memberitahukan penghentian penyidikan kepada Kepala </w:t>
-            </w:r>
-            <w:r>
-              <w:rPr>
-                <w:rFonts w:ascii="Arial Narrow" w:hAnsi="Arial Narrow"/>
-                <w:color w:val="000000"/>
-                <w:sz w:val="24"/>
-                <w:szCs w:val="24"/>
-              </w:rPr>
-              <w:t>${prosecutorName}</w:t>
+            <w:proofErr w:type="spellStart"/>
+            <w:r>
+              <w:rPr>
+                <w:rFonts w:ascii="Arial Narrow" w:hAnsi="Arial Narrow"/>
+                <w:color w:val="000000"/>
+                <w:sz w:val="24"/>
+                <w:szCs w:val="24"/>
+              </w:rPr>
+              <w:t>Memberitahukan</w:t>
+            </w:r>
+            <w:proofErr w:type="spellEnd"/>
+            <w:r>
+              <w:rPr>
+                <w:rFonts w:ascii="Arial Narrow" w:hAnsi="Arial Narrow"/>
+                <w:color w:val="000000"/>
+                <w:sz w:val="24"/>
+                <w:szCs w:val="24"/>
+              </w:rPr>
+              <w:t xml:space="preserve"> </w:t>
+            </w:r>
+            <w:proofErr w:type="spellStart"/>
+            <w:r>
+              <w:rPr>
+                <w:rFonts w:ascii="Arial Narrow" w:hAnsi="Arial Narrow"/>
+                <w:color w:val="000000"/>
+                <w:sz w:val="24"/>
+                <w:szCs w:val="24"/>
+              </w:rPr>
+              <w:t>penghentian</w:t>
+            </w:r>
+            <w:proofErr w:type="spellEnd"/>
+            <w:r>
+              <w:rPr>
+                <w:rFonts w:ascii="Arial Narrow" w:hAnsi="Arial Narrow"/>
+                <w:color w:val="000000"/>
+                <w:sz w:val="24"/>
+                <w:szCs w:val="24"/>
+              </w:rPr>
+              <w:t xml:space="preserve"> </w:t>
+            </w:r>
+            <w:proofErr w:type="spellStart"/>
+            <w:r>
+              <w:rPr>
+                <w:rFonts w:ascii="Arial Narrow" w:hAnsi="Arial Narrow"/>
+                <w:color w:val="000000"/>
+                <w:sz w:val="24"/>
+                <w:szCs w:val="24"/>
+              </w:rPr>
+              <w:t>penyidikan</w:t>
+            </w:r>
+            <w:proofErr w:type="spellEnd"/>
+            <w:r>
+              <w:rPr>
+                <w:rFonts w:ascii="Arial Narrow" w:hAnsi="Arial Narrow"/>
+                <w:color w:val="000000"/>
+                <w:sz w:val="24"/>
+                <w:szCs w:val="24"/>
+              </w:rPr>
+              <w:t xml:space="preserve"> </w:t>
+            </w:r>
+            <w:proofErr w:type="spellStart"/>
+            <w:r>
+              <w:rPr>
+                <w:rFonts w:ascii="Arial Narrow" w:hAnsi="Arial Narrow"/>
+                <w:color w:val="000000"/>
+                <w:sz w:val="24"/>
+                <w:szCs w:val="24"/>
+              </w:rPr>
+              <w:t>kepada</w:t>
+            </w:r>
+            <w:proofErr w:type="spellEnd"/>
+            <w:r>
+              <w:rPr>
+                <w:rFonts w:ascii="Arial Narrow" w:hAnsi="Arial Narrow"/>
+                <w:color w:val="000000"/>
+                <w:sz w:val="24"/>
+                <w:szCs w:val="24"/>
+              </w:rPr>
+              <w:t xml:space="preserve"> </w:t>
+            </w:r>
+            <w:proofErr w:type="spellStart"/>
+            <w:r>
+              <w:rPr>
+                <w:rFonts w:ascii="Arial Narrow" w:hAnsi="Arial Narrow"/>
+                <w:color w:val="000000"/>
+                <w:sz w:val="24"/>
+                <w:szCs w:val="24"/>
+              </w:rPr>
+              <w:t>Kepala</w:t>
+            </w:r>
+            <w:proofErr w:type="spellEnd"/>
+            <w:r>
+              <w:rPr>
+                <w:rFonts w:ascii="Arial Narrow" w:hAnsi="Arial Narrow"/>
+                <w:color w:val="000000"/>
+                <w:sz w:val="24"/>
+                <w:szCs w:val="24"/>
+              </w:rPr>
+              <w:t xml:space="preserve"> </w:t>
+            </w:r>
+            <w:r>
+              <w:rPr>
+                <w:rFonts w:ascii="Arial Narrow" w:hAnsi="Arial Narrow"/>
+                <w:color w:val="000000"/>
+                <w:sz w:val="24"/>
+                <w:szCs w:val="24"/>
+              </w:rPr>
+              <w:t>${</w:t>
+            </w:r>
+            <w:proofErr w:type="spellStart"/>
+            <w:r>
+              <w:rPr>
+                <w:rFonts w:ascii="Arial Narrow" w:hAnsi="Arial Narrow"/>
+                <w:color w:val="000000"/>
+                <w:sz w:val="24"/>
+                <w:szCs w:val="24"/>
+              </w:rPr>
+              <w:t>prosecutorName</w:t>
+            </w:r>
+            <w:proofErr w:type="spellEnd"/>
+            <w:r>
+              <w:rPr>
+                <w:rFonts w:ascii="Arial Narrow" w:hAnsi="Arial Narrow"/>
+                <w:color w:val="000000"/>
+                <w:sz w:val="24"/>
+                <w:szCs w:val="24"/>
+              </w:rPr>
+              <w:t>}</w:t>
             </w:r>
             <w:r>
               <w:rPr>
@@ -3943,25 +8253,145 @@
                 <w:sz w:val="24"/>
                 <w:szCs w:val="24"/>
               </w:rPr>
-              <w:t xml:space="preserve"> dan Ketua Pengadilan Negeri </w:t>
-            </w:r>
-            <w:r>
-              <w:rPr>
-                <w:rFonts w:ascii="Arial Narrow" w:hAnsi="Arial Narrow"/>
-                <w:color w:val="000000"/>
-                <w:sz w:val="24"/>
-                <w:szCs w:val="24"/>
-              </w:rPr>
-              <w:t>${courtName}</w:t>
-            </w:r>
-            <w:r>
-              <w:rPr>
-                <w:rFonts w:ascii="Arial Narrow" w:hAnsi="Arial Narrow"/>
-                <w:color w:val="000000"/>
-                <w:sz w:val="24"/>
-                <w:szCs w:val="24"/>
-              </w:rPr>
-              <w:t xml:space="preserve"> serta pihak terkait;</w:t>
+              <w:t xml:space="preserve"> dan </w:t>
+            </w:r>
+            <w:proofErr w:type="spellStart"/>
+            <w:r>
+              <w:rPr>
+                <w:rFonts w:ascii="Arial Narrow" w:hAnsi="Arial Narrow"/>
+                <w:color w:val="000000"/>
+                <w:sz w:val="24"/>
+                <w:szCs w:val="24"/>
+              </w:rPr>
+              <w:t>Ketua</w:t>
+            </w:r>
+            <w:proofErr w:type="spellEnd"/>
+            <w:r>
+              <w:rPr>
+                <w:rFonts w:ascii="Arial Narrow" w:hAnsi="Arial Narrow"/>
+                <w:color w:val="000000"/>
+                <w:sz w:val="24"/>
+                <w:szCs w:val="24"/>
+              </w:rPr>
+              <w:t xml:space="preserve"> </w:t>
+            </w:r>
+            <w:proofErr w:type="spellStart"/>
+            <w:r>
+              <w:rPr>
+                <w:rFonts w:ascii="Arial Narrow" w:hAnsi="Arial Narrow"/>
+                <w:color w:val="000000"/>
+                <w:sz w:val="24"/>
+                <w:szCs w:val="24"/>
+              </w:rPr>
+              <w:t>Pengadilan</w:t>
+            </w:r>
+            <w:proofErr w:type="spellEnd"/>
+            <w:r>
+              <w:rPr>
+                <w:rFonts w:ascii="Arial Narrow" w:hAnsi="Arial Narrow"/>
+                <w:color w:val="000000"/>
+                <w:sz w:val="24"/>
+                <w:szCs w:val="24"/>
+              </w:rPr>
+              <w:t xml:space="preserve"> Negeri </w:t>
+            </w:r>
+            <w:r>
+              <w:rPr>
+                <w:rFonts w:ascii="Arial Narrow" w:hAnsi="Arial Narrow"/>
+                <w:color w:val="000000"/>
+                <w:sz w:val="24"/>
+                <w:szCs w:val="24"/>
+              </w:rPr>
+              <w:t>${</w:t>
+            </w:r>
+            <w:proofErr w:type="spellStart"/>
+            <w:r>
+              <w:rPr>
+                <w:rFonts w:ascii="Arial Narrow" w:hAnsi="Arial Narrow"/>
+                <w:color w:val="000000"/>
+                <w:sz w:val="24"/>
+                <w:szCs w:val="24"/>
+              </w:rPr>
+              <w:t>courtName</w:t>
+            </w:r>
+            <w:proofErr w:type="spellEnd"/>
+            <w:r>
+              <w:rPr>
+                <w:rFonts w:ascii="Arial Narrow" w:hAnsi="Arial Narrow"/>
+                <w:color w:val="000000"/>
+                <w:sz w:val="24"/>
+                <w:szCs w:val="24"/>
+              </w:rPr>
+              <w:t>}</w:t>
+            </w:r>
+            <w:r>
+              <w:rPr>
+                <w:rFonts w:ascii="Arial Narrow" w:hAnsi="Arial Narrow"/>
+                <w:color w:val="000000"/>
+                <w:sz w:val="24"/>
+                <w:szCs w:val="24"/>
+              </w:rPr>
+              <w:t xml:space="preserve"> </w:t>
+            </w:r>
+            <w:proofErr w:type="spellStart"/>
+            <w:r>
+              <w:rPr>
+                <w:rFonts w:ascii="Arial Narrow" w:hAnsi="Arial Narrow"/>
+                <w:color w:val="000000"/>
+                <w:sz w:val="24"/>
+                <w:szCs w:val="24"/>
+              </w:rPr>
+              <w:t>serta</w:t>
+            </w:r>
+            <w:proofErr w:type="spellEnd"/>
+            <w:r>
+              <w:rPr>
+                <w:rFonts w:ascii="Arial Narrow" w:hAnsi="Arial Narrow"/>
+                <w:color w:val="000000"/>
+                <w:sz w:val="24"/>
+                <w:szCs w:val="24"/>
+              </w:rPr>
+              <w:t xml:space="preserve"> </w:t>
+            </w:r>
+            <w:proofErr w:type="spellStart"/>
+            <w:r>
+              <w:rPr>
+                <w:rFonts w:ascii="Arial Narrow" w:hAnsi="Arial Narrow"/>
+                <w:color w:val="000000"/>
+                <w:sz w:val="24"/>
+                <w:szCs w:val="24"/>
+              </w:rPr>
+              <w:t>pihak</w:t>
+            </w:r>
+            <w:proofErr w:type="spellEnd"/>
+            <w:r>
+              <w:rPr>
+                <w:rFonts w:ascii="Arial Narrow" w:hAnsi="Arial Narrow"/>
+                <w:color w:val="000000"/>
+                <w:sz w:val="24"/>
+                <w:szCs w:val="24"/>
+              </w:rPr>
+              <w:t xml:space="preserve"> </w:t>
+            </w:r>
+            <w:proofErr w:type="spellStart"/>
+            <w:r>
+              <w:rPr>
+                <w:rFonts w:ascii="Arial Narrow" w:hAnsi="Arial Narrow"/>
+                <w:color w:val="000000"/>
+                <w:sz w:val="24"/>
+                <w:szCs w:val="24"/>
+              </w:rPr>
+              <w:t>terkait</w:t>
+            </w:r>
+            <w:proofErr w:type="spellEnd"/>
+            <w:r>
+              <w:rPr>
+                <w:rFonts w:ascii="Arial Narrow" w:hAnsi="Arial Narrow"/>
+                <w:color w:val="000000"/>
+                <w:sz w:val="24"/>
+                <w:szCs w:val="24"/>
+              </w:rPr>
+              <w:t>;</w:t>
             </w:r>
           </w:p>
         </w:tc>
@@ -4064,7 +8494,127 @@
                 <w:sz w:val="24"/>
                 <w:szCs w:val="24"/>
               </w:rPr>
-              <w:t>Surat Ketetapan ini berlaku sejak tanggal ditetapkan;</w:t>
+              <w:t xml:space="preserve">Surat </w:t>
+            </w:r>
+            <w:proofErr w:type="spellStart"/>
+            <w:r>
+              <w:rPr>
+                <w:rFonts w:ascii="Arial Narrow" w:hAnsi="Arial Narrow"/>
+                <w:color w:val="000000"/>
+                <w:sz w:val="24"/>
+                <w:szCs w:val="24"/>
+              </w:rPr>
+              <w:t>Ketetapan</w:t>
+            </w:r>
+            <w:proofErr w:type="spellEnd"/>
+            <w:r>
+              <w:rPr>
+                <w:rFonts w:ascii="Arial Narrow" w:hAnsi="Arial Narrow"/>
+                <w:color w:val="000000"/>
+                <w:sz w:val="24"/>
+                <w:szCs w:val="24"/>
+              </w:rPr>
+              <w:t xml:space="preserve"> </w:t>
+            </w:r>
+            <w:proofErr w:type="spellStart"/>
+            <w:r>
+              <w:rPr>
+                <w:rFonts w:ascii="Arial Narrow" w:hAnsi="Arial Narrow"/>
+                <w:color w:val="000000"/>
+                <w:sz w:val="24"/>
+                <w:szCs w:val="24"/>
+              </w:rPr>
+              <w:t>ini</w:t>
+            </w:r>
+            <w:proofErr w:type="spellEnd"/>
+            <w:r>
+              <w:rPr>
+                <w:rFonts w:ascii="Arial Narrow" w:hAnsi="Arial Narrow"/>
+                <w:color w:val="000000"/>
+                <w:sz w:val="24"/>
+                <w:szCs w:val="24"/>
+              </w:rPr>
+              <w:t xml:space="preserve"> </w:t>
+            </w:r>
+            <w:proofErr w:type="spellStart"/>
+            <w:r>
+              <w:rPr>
+                <w:rFonts w:ascii="Arial Narrow" w:hAnsi="Arial Narrow"/>
+                <w:color w:val="000000"/>
+                <w:sz w:val="24"/>
+                <w:szCs w:val="24"/>
+              </w:rPr>
+              <w:t>berlaku</w:t>
+            </w:r>
+            <w:proofErr w:type="spellEnd"/>
+            <w:r>
+              <w:rPr>
+                <w:rFonts w:ascii="Arial Narrow" w:hAnsi="Arial Narrow"/>
+                <w:color w:val="000000"/>
+                <w:sz w:val="24"/>
+                <w:szCs w:val="24"/>
+              </w:rPr>
+              <w:t xml:space="preserve"> </w:t>
+            </w:r>
+            <w:proofErr w:type="spellStart"/>
+            <w:r>
+              <w:rPr>
+                <w:rFonts w:ascii="Arial Narrow" w:hAnsi="Arial Narrow"/>
+                <w:color w:val="000000"/>
+                <w:sz w:val="24"/>
+                <w:szCs w:val="24"/>
+              </w:rPr>
+              <w:t>sejak</w:t>
+            </w:r>
+            <w:proofErr w:type="spellEnd"/>
+            <w:r>
+              <w:rPr>
+                <w:rFonts w:ascii="Arial Narrow" w:hAnsi="Arial Narrow"/>
+                <w:color w:val="000000"/>
+                <w:sz w:val="24"/>
+                <w:szCs w:val="24"/>
+              </w:rPr>
+              <w:t xml:space="preserve"> </w:t>
+            </w:r>
+            <w:proofErr w:type="spellStart"/>
+            <w:r>
+              <w:rPr>
+                <w:rFonts w:ascii="Arial Narrow" w:hAnsi="Arial Narrow"/>
+                <w:color w:val="000000"/>
+                <w:sz w:val="24"/>
+                <w:szCs w:val="24"/>
+              </w:rPr>
+              <w:t>tanggal</w:t>
+            </w:r>
+            <w:proofErr w:type="spellEnd"/>
+            <w:r>
+              <w:rPr>
+                <w:rFonts w:ascii="Arial Narrow" w:hAnsi="Arial Narrow"/>
+                <w:color w:val="000000"/>
+                <w:sz w:val="24"/>
+                <w:szCs w:val="24"/>
+              </w:rPr>
+              <w:t xml:space="preserve"> </w:t>
+            </w:r>
+            <w:proofErr w:type="spellStart"/>
+            <w:r>
+              <w:rPr>
+                <w:rFonts w:ascii="Arial Narrow" w:hAnsi="Arial Narrow"/>
+                <w:color w:val="000000"/>
+                <w:sz w:val="24"/>
+                <w:szCs w:val="24"/>
+              </w:rPr>
+              <w:t>ditetapkan</w:t>
+            </w:r>
+            <w:proofErr w:type="spellEnd"/>
+            <w:r>
+              <w:rPr>
+                <w:rFonts w:ascii="Arial Narrow" w:hAnsi="Arial Narrow"/>
+                <w:color w:val="000000"/>
+                <w:sz w:val="24"/>
+                <w:szCs w:val="24"/>
+              </w:rPr>
+              <w:t>;</w:t>
             </w:r>
           </w:p>
         </w:tc>
@@ -4141,14 +8691,805 @@
                 <w:szCs w:val="24"/>
               </w:rPr>
             </w:pPr>
-            <w:r>
-              <w:rPr>
-                <w:rFonts w:ascii="Arial Narrow" w:hAnsi="Arial Narrow"/>
-                <w:color w:val="000000"/>
-                <w:sz w:val="24"/>
-                <w:szCs w:val="24"/>
-              </w:rPr>
-              <w:t>dalam hal tersangka ditahan segera dikeluarkan dan terhadap benda yang dikenakan penyitaan dikembalikan kepada orang yang memiliki atau menguasai benda yang disita, atau kepada orang yang paling berhak paling lama 7 (tujuh) hari terhitung sejak benda sitaan tidak lagi diperlukan untuk kepentingan penyidikan, atau dirampas oleh negara atau dimusnahkan dengan membuat Berita Acara Pemusnahan Barang Bukti/Benda Sitaan.</w:t>
+            <w:proofErr w:type="spellStart"/>
+            <w:r>
+              <w:rPr>
+                <w:rFonts w:ascii="Arial Narrow" w:hAnsi="Arial Narrow"/>
+                <w:color w:val="000000"/>
+                <w:sz w:val="24"/>
+                <w:szCs w:val="24"/>
+              </w:rPr>
+              <w:t>dalam</w:t>
+            </w:r>
+            <w:proofErr w:type="spellEnd"/>
+            <w:r>
+              <w:rPr>
+                <w:rFonts w:ascii="Arial Narrow" w:hAnsi="Arial Narrow"/>
+                <w:color w:val="000000"/>
+                <w:sz w:val="24"/>
+                <w:szCs w:val="24"/>
+              </w:rPr>
+              <w:t xml:space="preserve"> </w:t>
+            </w:r>
+            <w:proofErr w:type="spellStart"/>
+            <w:r>
+              <w:rPr>
+                <w:rFonts w:ascii="Arial Narrow" w:hAnsi="Arial Narrow"/>
+                <w:color w:val="000000"/>
+                <w:sz w:val="24"/>
+                <w:szCs w:val="24"/>
+              </w:rPr>
+              <w:t>hal</w:t>
+            </w:r>
+            <w:proofErr w:type="spellEnd"/>
+            <w:r>
+              <w:rPr>
+                <w:rFonts w:ascii="Arial Narrow" w:hAnsi="Arial Narrow"/>
+                <w:color w:val="000000"/>
+                <w:sz w:val="24"/>
+                <w:szCs w:val="24"/>
+              </w:rPr>
+              <w:t xml:space="preserve"> </w:t>
+            </w:r>
+            <w:proofErr w:type="spellStart"/>
+            <w:r>
+              <w:rPr>
+                <w:rFonts w:ascii="Arial Narrow" w:hAnsi="Arial Narrow"/>
+                <w:color w:val="000000"/>
+                <w:sz w:val="24"/>
+                <w:szCs w:val="24"/>
+              </w:rPr>
+              <w:t>tersangka</w:t>
+            </w:r>
+            <w:proofErr w:type="spellEnd"/>
+            <w:r>
+              <w:rPr>
+                <w:rFonts w:ascii="Arial Narrow" w:hAnsi="Arial Narrow"/>
+                <w:color w:val="000000"/>
+                <w:sz w:val="24"/>
+                <w:szCs w:val="24"/>
+              </w:rPr>
+              <w:t xml:space="preserve"> </w:t>
+            </w:r>
+            <w:proofErr w:type="spellStart"/>
+            <w:r>
+              <w:rPr>
+                <w:rFonts w:ascii="Arial Narrow" w:hAnsi="Arial Narrow"/>
+                <w:color w:val="000000"/>
+                <w:sz w:val="24"/>
+                <w:szCs w:val="24"/>
+              </w:rPr>
+              <w:t>ditahan</w:t>
+            </w:r>
+            <w:proofErr w:type="spellEnd"/>
+            <w:r>
+              <w:rPr>
+                <w:rFonts w:ascii="Arial Narrow" w:hAnsi="Arial Narrow"/>
+                <w:color w:val="000000"/>
+                <w:sz w:val="24"/>
+                <w:szCs w:val="24"/>
+              </w:rPr>
+              <w:t xml:space="preserve"> </w:t>
+            </w:r>
+            <w:proofErr w:type="spellStart"/>
+            <w:r>
+              <w:rPr>
+                <w:rFonts w:ascii="Arial Narrow" w:hAnsi="Arial Narrow"/>
+                <w:color w:val="000000"/>
+                <w:sz w:val="24"/>
+                <w:szCs w:val="24"/>
+              </w:rPr>
+              <w:t>segera</w:t>
+            </w:r>
+            <w:proofErr w:type="spellEnd"/>
+            <w:r>
+              <w:rPr>
+                <w:rFonts w:ascii="Arial Narrow" w:hAnsi="Arial Narrow"/>
+                <w:color w:val="000000"/>
+                <w:sz w:val="24"/>
+                <w:szCs w:val="24"/>
+              </w:rPr>
+              <w:t xml:space="preserve"> </w:t>
+            </w:r>
+            <w:proofErr w:type="spellStart"/>
+            <w:r>
+              <w:rPr>
+                <w:rFonts w:ascii="Arial Narrow" w:hAnsi="Arial Narrow"/>
+                <w:color w:val="000000"/>
+                <w:sz w:val="24"/>
+                <w:szCs w:val="24"/>
+              </w:rPr>
+              <w:t>dikeluarkan</w:t>
+            </w:r>
+            <w:proofErr w:type="spellEnd"/>
+            <w:r>
+              <w:rPr>
+                <w:rFonts w:ascii="Arial Narrow" w:hAnsi="Arial Narrow"/>
+                <w:color w:val="000000"/>
+                <w:sz w:val="24"/>
+                <w:szCs w:val="24"/>
+              </w:rPr>
+              <w:t xml:space="preserve"> dan </w:t>
+            </w:r>
+            <w:proofErr w:type="spellStart"/>
+            <w:r>
+              <w:rPr>
+                <w:rFonts w:ascii="Arial Narrow" w:hAnsi="Arial Narrow"/>
+                <w:color w:val="000000"/>
+                <w:sz w:val="24"/>
+                <w:szCs w:val="24"/>
+              </w:rPr>
+              <w:t>terhadap</w:t>
+            </w:r>
+            <w:proofErr w:type="spellEnd"/>
+            <w:r>
+              <w:rPr>
+                <w:rFonts w:ascii="Arial Narrow" w:hAnsi="Arial Narrow"/>
+                <w:color w:val="000000"/>
+                <w:sz w:val="24"/>
+                <w:szCs w:val="24"/>
+              </w:rPr>
+              <w:t xml:space="preserve"> </w:t>
+            </w:r>
+            <w:proofErr w:type="spellStart"/>
+            <w:r>
+              <w:rPr>
+                <w:rFonts w:ascii="Arial Narrow" w:hAnsi="Arial Narrow"/>
+                <w:color w:val="000000"/>
+                <w:sz w:val="24"/>
+                <w:szCs w:val="24"/>
+              </w:rPr>
+              <w:t>benda</w:t>
+            </w:r>
+            <w:proofErr w:type="spellEnd"/>
+            <w:r>
+              <w:rPr>
+                <w:rFonts w:ascii="Arial Narrow" w:hAnsi="Arial Narrow"/>
+                <w:color w:val="000000"/>
+                <w:sz w:val="24"/>
+                <w:szCs w:val="24"/>
+              </w:rPr>
+              <w:t xml:space="preserve"> yang </w:t>
+            </w:r>
+            <w:proofErr w:type="spellStart"/>
+            <w:r>
+              <w:rPr>
+                <w:rFonts w:ascii="Arial Narrow" w:hAnsi="Arial Narrow"/>
+                <w:color w:val="000000"/>
+                <w:sz w:val="24"/>
+                <w:szCs w:val="24"/>
+              </w:rPr>
+              <w:t>dikenakan</w:t>
+            </w:r>
+            <w:proofErr w:type="spellEnd"/>
+            <w:r>
+              <w:rPr>
+                <w:rFonts w:ascii="Arial Narrow" w:hAnsi="Arial Narrow"/>
+                <w:color w:val="000000"/>
+                <w:sz w:val="24"/>
+                <w:szCs w:val="24"/>
+              </w:rPr>
+              <w:t xml:space="preserve"> </w:t>
+            </w:r>
+            <w:proofErr w:type="spellStart"/>
+            <w:r>
+              <w:rPr>
+                <w:rFonts w:ascii="Arial Narrow" w:hAnsi="Arial Narrow"/>
+                <w:color w:val="000000"/>
+                <w:sz w:val="24"/>
+                <w:szCs w:val="24"/>
+              </w:rPr>
+              <w:t>penyitaan</w:t>
+            </w:r>
+            <w:proofErr w:type="spellEnd"/>
+            <w:r>
+              <w:rPr>
+                <w:rFonts w:ascii="Arial Narrow" w:hAnsi="Arial Narrow"/>
+                <w:color w:val="000000"/>
+                <w:sz w:val="24"/>
+                <w:szCs w:val="24"/>
+              </w:rPr>
+              <w:t xml:space="preserve"> </w:t>
+            </w:r>
+            <w:proofErr w:type="spellStart"/>
+            <w:r>
+              <w:rPr>
+                <w:rFonts w:ascii="Arial Narrow" w:hAnsi="Arial Narrow"/>
+                <w:color w:val="000000"/>
+                <w:sz w:val="24"/>
+                <w:szCs w:val="24"/>
+              </w:rPr>
+              <w:t>dikembalikan</w:t>
+            </w:r>
+            <w:proofErr w:type="spellEnd"/>
+            <w:r>
+              <w:rPr>
+                <w:rFonts w:ascii="Arial Narrow" w:hAnsi="Arial Narrow"/>
+                <w:color w:val="000000"/>
+                <w:sz w:val="24"/>
+                <w:szCs w:val="24"/>
+              </w:rPr>
+              <w:t xml:space="preserve"> </w:t>
+            </w:r>
+            <w:proofErr w:type="spellStart"/>
+            <w:r>
+              <w:rPr>
+                <w:rFonts w:ascii="Arial Narrow" w:hAnsi="Arial Narrow"/>
+                <w:color w:val="000000"/>
+                <w:sz w:val="24"/>
+                <w:szCs w:val="24"/>
+              </w:rPr>
+              <w:t>kepada</w:t>
+            </w:r>
+            <w:proofErr w:type="spellEnd"/>
+            <w:r>
+              <w:rPr>
+                <w:rFonts w:ascii="Arial Narrow" w:hAnsi="Arial Narrow"/>
+                <w:color w:val="000000"/>
+                <w:sz w:val="24"/>
+                <w:szCs w:val="24"/>
+              </w:rPr>
+              <w:t xml:space="preserve"> orang yang </w:t>
+            </w:r>
+            <w:proofErr w:type="spellStart"/>
+            <w:r>
+              <w:rPr>
+                <w:rFonts w:ascii="Arial Narrow" w:hAnsi="Arial Narrow"/>
+                <w:color w:val="000000"/>
+                <w:sz w:val="24"/>
+                <w:szCs w:val="24"/>
+              </w:rPr>
+              <w:t>memiliki</w:t>
+            </w:r>
+            <w:proofErr w:type="spellEnd"/>
+            <w:r>
+              <w:rPr>
+                <w:rFonts w:ascii="Arial Narrow" w:hAnsi="Arial Narrow"/>
+                <w:color w:val="000000"/>
+                <w:sz w:val="24"/>
+                <w:szCs w:val="24"/>
+              </w:rPr>
+              <w:t xml:space="preserve"> </w:t>
+            </w:r>
+            <w:proofErr w:type="spellStart"/>
+            <w:r>
+              <w:rPr>
+                <w:rFonts w:ascii="Arial Narrow" w:hAnsi="Arial Narrow"/>
+                <w:color w:val="000000"/>
+                <w:sz w:val="24"/>
+                <w:szCs w:val="24"/>
+              </w:rPr>
+              <w:t>atau</w:t>
+            </w:r>
+            <w:proofErr w:type="spellEnd"/>
+            <w:r>
+              <w:rPr>
+                <w:rFonts w:ascii="Arial Narrow" w:hAnsi="Arial Narrow"/>
+                <w:color w:val="000000"/>
+                <w:sz w:val="24"/>
+                <w:szCs w:val="24"/>
+              </w:rPr>
+              <w:t xml:space="preserve"> </w:t>
+            </w:r>
+            <w:proofErr w:type="spellStart"/>
+            <w:r>
+              <w:rPr>
+                <w:rFonts w:ascii="Arial Narrow" w:hAnsi="Arial Narrow"/>
+                <w:color w:val="000000"/>
+                <w:sz w:val="24"/>
+                <w:szCs w:val="24"/>
+              </w:rPr>
+              <w:t>menguasai</w:t>
+            </w:r>
+            <w:proofErr w:type="spellEnd"/>
+            <w:r>
+              <w:rPr>
+                <w:rFonts w:ascii="Arial Narrow" w:hAnsi="Arial Narrow"/>
+                <w:color w:val="000000"/>
+                <w:sz w:val="24"/>
+                <w:szCs w:val="24"/>
+              </w:rPr>
+              <w:t xml:space="preserve"> </w:t>
+            </w:r>
+            <w:proofErr w:type="spellStart"/>
+            <w:r>
+              <w:rPr>
+                <w:rFonts w:ascii="Arial Narrow" w:hAnsi="Arial Narrow"/>
+                <w:color w:val="000000"/>
+                <w:sz w:val="24"/>
+                <w:szCs w:val="24"/>
+              </w:rPr>
+              <w:t>benda</w:t>
+            </w:r>
+            <w:proofErr w:type="spellEnd"/>
+            <w:r>
+              <w:rPr>
+                <w:rFonts w:ascii="Arial Narrow" w:hAnsi="Arial Narrow"/>
+                <w:color w:val="000000"/>
+                <w:sz w:val="24"/>
+                <w:szCs w:val="24"/>
+              </w:rPr>
+              <w:t xml:space="preserve"> yang </w:t>
+            </w:r>
+            <w:proofErr w:type="spellStart"/>
+            <w:r>
+              <w:rPr>
+                <w:rFonts w:ascii="Arial Narrow" w:hAnsi="Arial Narrow"/>
+                <w:color w:val="000000"/>
+                <w:sz w:val="24"/>
+                <w:szCs w:val="24"/>
+              </w:rPr>
+              <w:t>disita</w:t>
+            </w:r>
+            <w:proofErr w:type="spellEnd"/>
+            <w:r>
+              <w:rPr>
+                <w:rFonts w:ascii="Arial Narrow" w:hAnsi="Arial Narrow"/>
+                <w:color w:val="000000"/>
+                <w:sz w:val="24"/>
+                <w:szCs w:val="24"/>
+              </w:rPr>
+              <w:t xml:space="preserve">, </w:t>
+            </w:r>
+            <w:proofErr w:type="spellStart"/>
+            <w:r>
+              <w:rPr>
+                <w:rFonts w:ascii="Arial Narrow" w:hAnsi="Arial Narrow"/>
+                <w:color w:val="000000"/>
+                <w:sz w:val="24"/>
+                <w:szCs w:val="24"/>
+              </w:rPr>
+              <w:t>atau</w:t>
+            </w:r>
+            <w:proofErr w:type="spellEnd"/>
+            <w:r>
+              <w:rPr>
+                <w:rFonts w:ascii="Arial Narrow" w:hAnsi="Arial Narrow"/>
+                <w:color w:val="000000"/>
+                <w:sz w:val="24"/>
+                <w:szCs w:val="24"/>
+              </w:rPr>
+              <w:t xml:space="preserve"> </w:t>
+            </w:r>
+            <w:proofErr w:type="spellStart"/>
+            <w:r>
+              <w:rPr>
+                <w:rFonts w:ascii="Arial Narrow" w:hAnsi="Arial Narrow"/>
+                <w:color w:val="000000"/>
+                <w:sz w:val="24"/>
+                <w:szCs w:val="24"/>
+              </w:rPr>
+              <w:t>kepada</w:t>
+            </w:r>
+            <w:proofErr w:type="spellEnd"/>
+            <w:r>
+              <w:rPr>
+                <w:rFonts w:ascii="Arial Narrow" w:hAnsi="Arial Narrow"/>
+                <w:color w:val="000000"/>
+                <w:sz w:val="24"/>
+                <w:szCs w:val="24"/>
+              </w:rPr>
+              <w:t xml:space="preserve"> orang yang paling </w:t>
+            </w:r>
+            <w:proofErr w:type="spellStart"/>
+            <w:r>
+              <w:rPr>
+                <w:rFonts w:ascii="Arial Narrow" w:hAnsi="Arial Narrow"/>
+                <w:color w:val="000000"/>
+                <w:sz w:val="24"/>
+                <w:szCs w:val="24"/>
+              </w:rPr>
+              <w:t>berhak</w:t>
+            </w:r>
+            <w:proofErr w:type="spellEnd"/>
+            <w:r>
+              <w:rPr>
+                <w:rFonts w:ascii="Arial Narrow" w:hAnsi="Arial Narrow"/>
+                <w:color w:val="000000"/>
+                <w:sz w:val="24"/>
+                <w:szCs w:val="24"/>
+              </w:rPr>
+              <w:t xml:space="preserve"> paling lama 7 (</w:t>
+            </w:r>
+            <w:proofErr w:type="spellStart"/>
+            <w:r>
+              <w:rPr>
+                <w:rFonts w:ascii="Arial Narrow" w:hAnsi="Arial Narrow"/>
+                <w:color w:val="000000"/>
+                <w:sz w:val="24"/>
+                <w:szCs w:val="24"/>
+              </w:rPr>
+              <w:t>tujuh</w:t>
+            </w:r>
+            <w:proofErr w:type="spellEnd"/>
+            <w:r>
+              <w:rPr>
+                <w:rFonts w:ascii="Arial Narrow" w:hAnsi="Arial Narrow"/>
+                <w:color w:val="000000"/>
+                <w:sz w:val="24"/>
+                <w:szCs w:val="24"/>
+              </w:rPr>
+              <w:t xml:space="preserve">) </w:t>
+            </w:r>
+            <w:proofErr w:type="spellStart"/>
+            <w:r>
+              <w:rPr>
+                <w:rFonts w:ascii="Arial Narrow" w:hAnsi="Arial Narrow"/>
+                <w:color w:val="000000"/>
+                <w:sz w:val="24"/>
+                <w:szCs w:val="24"/>
+              </w:rPr>
+              <w:t>hari</w:t>
+            </w:r>
+            <w:proofErr w:type="spellEnd"/>
+            <w:r>
+              <w:rPr>
+                <w:rFonts w:ascii="Arial Narrow" w:hAnsi="Arial Narrow"/>
+                <w:color w:val="000000"/>
+                <w:sz w:val="24"/>
+                <w:szCs w:val="24"/>
+              </w:rPr>
+              <w:t xml:space="preserve"> </w:t>
+            </w:r>
+            <w:proofErr w:type="spellStart"/>
+            <w:r>
+              <w:rPr>
+                <w:rFonts w:ascii="Arial Narrow" w:hAnsi="Arial Narrow"/>
+                <w:color w:val="000000"/>
+                <w:sz w:val="24"/>
+                <w:szCs w:val="24"/>
+              </w:rPr>
+              <w:t>terhitung</w:t>
+            </w:r>
+            <w:proofErr w:type="spellEnd"/>
+            <w:r>
+              <w:rPr>
+                <w:rFonts w:ascii="Arial Narrow" w:hAnsi="Arial Narrow"/>
+                <w:color w:val="000000"/>
+                <w:sz w:val="24"/>
+                <w:szCs w:val="24"/>
+              </w:rPr>
+              <w:t xml:space="preserve"> </w:t>
+            </w:r>
+            <w:proofErr w:type="spellStart"/>
+            <w:r>
+              <w:rPr>
+                <w:rFonts w:ascii="Arial Narrow" w:hAnsi="Arial Narrow"/>
+                <w:color w:val="000000"/>
+                <w:sz w:val="24"/>
+                <w:szCs w:val="24"/>
+              </w:rPr>
+              <w:t>sejak</w:t>
+            </w:r>
+            <w:proofErr w:type="spellEnd"/>
+            <w:r>
+              <w:rPr>
+                <w:rFonts w:ascii="Arial Narrow" w:hAnsi="Arial Narrow"/>
+                <w:color w:val="000000"/>
+                <w:sz w:val="24"/>
+                <w:szCs w:val="24"/>
+              </w:rPr>
+              <w:t xml:space="preserve"> </w:t>
+            </w:r>
+            <w:proofErr w:type="spellStart"/>
+            <w:r>
+              <w:rPr>
+                <w:rFonts w:ascii="Arial Narrow" w:hAnsi="Arial Narrow"/>
+                <w:color w:val="000000"/>
+                <w:sz w:val="24"/>
+                <w:szCs w:val="24"/>
+              </w:rPr>
+              <w:t>benda</w:t>
+            </w:r>
+            <w:proofErr w:type="spellEnd"/>
+            <w:r>
+              <w:rPr>
+                <w:rFonts w:ascii="Arial Narrow" w:hAnsi="Arial Narrow"/>
+                <w:color w:val="000000"/>
+                <w:sz w:val="24"/>
+                <w:szCs w:val="24"/>
+              </w:rPr>
+              <w:t xml:space="preserve"> </w:t>
+            </w:r>
+            <w:proofErr w:type="spellStart"/>
+            <w:r>
+              <w:rPr>
+                <w:rFonts w:ascii="Arial Narrow" w:hAnsi="Arial Narrow"/>
+                <w:color w:val="000000"/>
+                <w:sz w:val="24"/>
+                <w:szCs w:val="24"/>
+              </w:rPr>
+              <w:t>sitaan</w:t>
+            </w:r>
+            <w:proofErr w:type="spellEnd"/>
+            <w:r>
+              <w:rPr>
+                <w:rFonts w:ascii="Arial Narrow" w:hAnsi="Arial Narrow"/>
+                <w:color w:val="000000"/>
+                <w:sz w:val="24"/>
+                <w:szCs w:val="24"/>
+              </w:rPr>
+              <w:t xml:space="preserve"> </w:t>
+            </w:r>
+            <w:proofErr w:type="spellStart"/>
+            <w:r>
+              <w:rPr>
+                <w:rFonts w:ascii="Arial Narrow" w:hAnsi="Arial Narrow"/>
+                <w:color w:val="000000"/>
+                <w:sz w:val="24"/>
+                <w:szCs w:val="24"/>
+              </w:rPr>
+              <w:t>tidak</w:t>
+            </w:r>
+            <w:proofErr w:type="spellEnd"/>
+            <w:r>
+              <w:rPr>
+                <w:rFonts w:ascii="Arial Narrow" w:hAnsi="Arial Narrow"/>
+                <w:color w:val="000000"/>
+                <w:sz w:val="24"/>
+                <w:szCs w:val="24"/>
+              </w:rPr>
+              <w:t xml:space="preserve"> </w:t>
+            </w:r>
+            <w:proofErr w:type="spellStart"/>
+            <w:r>
+              <w:rPr>
+                <w:rFonts w:ascii="Arial Narrow" w:hAnsi="Arial Narrow"/>
+                <w:color w:val="000000"/>
+                <w:sz w:val="24"/>
+                <w:szCs w:val="24"/>
+              </w:rPr>
+              <w:t>lagi</w:t>
+            </w:r>
+            <w:proofErr w:type="spellEnd"/>
+            <w:r>
+              <w:rPr>
+                <w:rFonts w:ascii="Arial Narrow" w:hAnsi="Arial Narrow"/>
+                <w:color w:val="000000"/>
+                <w:sz w:val="24"/>
+                <w:szCs w:val="24"/>
+              </w:rPr>
+              <w:t xml:space="preserve"> </w:t>
+            </w:r>
+            <w:proofErr w:type="spellStart"/>
+            <w:r>
+              <w:rPr>
+                <w:rFonts w:ascii="Arial Narrow" w:hAnsi="Arial Narrow"/>
+                <w:color w:val="000000"/>
+                <w:sz w:val="24"/>
+                <w:szCs w:val="24"/>
+              </w:rPr>
+              <w:t>diperlukan</w:t>
+            </w:r>
+            <w:proofErr w:type="spellEnd"/>
+            <w:r>
+              <w:rPr>
+                <w:rFonts w:ascii="Arial Narrow" w:hAnsi="Arial Narrow"/>
+                <w:color w:val="000000"/>
+                <w:sz w:val="24"/>
+                <w:szCs w:val="24"/>
+              </w:rPr>
+              <w:t xml:space="preserve"> </w:t>
+            </w:r>
+            <w:proofErr w:type="spellStart"/>
+            <w:r>
+              <w:rPr>
+                <w:rFonts w:ascii="Arial Narrow" w:hAnsi="Arial Narrow"/>
+                <w:color w:val="000000"/>
+                <w:sz w:val="24"/>
+                <w:szCs w:val="24"/>
+              </w:rPr>
+              <w:t>untuk</w:t>
+            </w:r>
+            <w:proofErr w:type="spellEnd"/>
+            <w:r>
+              <w:rPr>
+                <w:rFonts w:ascii="Arial Narrow" w:hAnsi="Arial Narrow"/>
+                <w:color w:val="000000"/>
+                <w:sz w:val="24"/>
+                <w:szCs w:val="24"/>
+              </w:rPr>
+              <w:t xml:space="preserve"> </w:t>
+            </w:r>
+            <w:proofErr w:type="spellStart"/>
+            <w:r>
+              <w:rPr>
+                <w:rFonts w:ascii="Arial Narrow" w:hAnsi="Arial Narrow"/>
+                <w:color w:val="000000"/>
+                <w:sz w:val="24"/>
+                <w:szCs w:val="24"/>
+              </w:rPr>
+              <w:t>kepentingan</w:t>
+            </w:r>
+            <w:proofErr w:type="spellEnd"/>
+            <w:r>
+              <w:rPr>
+                <w:rFonts w:ascii="Arial Narrow" w:hAnsi="Arial Narrow"/>
+                <w:color w:val="000000"/>
+                <w:sz w:val="24"/>
+                <w:szCs w:val="24"/>
+              </w:rPr>
+              <w:t xml:space="preserve"> </w:t>
+            </w:r>
+            <w:proofErr w:type="spellStart"/>
+            <w:r>
+              <w:rPr>
+                <w:rFonts w:ascii="Arial Narrow" w:hAnsi="Arial Narrow"/>
+                <w:color w:val="000000"/>
+                <w:sz w:val="24"/>
+                <w:szCs w:val="24"/>
+              </w:rPr>
+              <w:t>penyidikan</w:t>
+            </w:r>
+            <w:proofErr w:type="spellEnd"/>
+            <w:r>
+              <w:rPr>
+                <w:rFonts w:ascii="Arial Narrow" w:hAnsi="Arial Narrow"/>
+                <w:color w:val="000000"/>
+                <w:sz w:val="24"/>
+                <w:szCs w:val="24"/>
+              </w:rPr>
+              <w:t xml:space="preserve">, </w:t>
+            </w:r>
+            <w:proofErr w:type="spellStart"/>
+            <w:r>
+              <w:rPr>
+                <w:rFonts w:ascii="Arial Narrow" w:hAnsi="Arial Narrow"/>
+                <w:color w:val="000000"/>
+                <w:sz w:val="24"/>
+                <w:szCs w:val="24"/>
+              </w:rPr>
+              <w:t>atau</w:t>
+            </w:r>
+            <w:proofErr w:type="spellEnd"/>
+            <w:r>
+              <w:rPr>
+                <w:rFonts w:ascii="Arial Narrow" w:hAnsi="Arial Narrow"/>
+                <w:color w:val="000000"/>
+                <w:sz w:val="24"/>
+                <w:szCs w:val="24"/>
+              </w:rPr>
+              <w:t xml:space="preserve"> </w:t>
+            </w:r>
+            <w:proofErr w:type="spellStart"/>
+            <w:r>
+              <w:rPr>
+                <w:rFonts w:ascii="Arial Narrow" w:hAnsi="Arial Narrow"/>
+                <w:color w:val="000000"/>
+                <w:sz w:val="24"/>
+                <w:szCs w:val="24"/>
+              </w:rPr>
+              <w:t>dirampas</w:t>
+            </w:r>
+            <w:proofErr w:type="spellEnd"/>
+            <w:r>
+              <w:rPr>
+                <w:rFonts w:ascii="Arial Narrow" w:hAnsi="Arial Narrow"/>
+                <w:color w:val="000000"/>
+                <w:sz w:val="24"/>
+                <w:szCs w:val="24"/>
+              </w:rPr>
+              <w:t xml:space="preserve"> oleh negara </w:t>
+            </w:r>
+            <w:proofErr w:type="spellStart"/>
+            <w:r>
+              <w:rPr>
+                <w:rFonts w:ascii="Arial Narrow" w:hAnsi="Arial Narrow"/>
+                <w:color w:val="000000"/>
+                <w:sz w:val="24"/>
+                <w:szCs w:val="24"/>
+              </w:rPr>
+              <w:t>atau</w:t>
+            </w:r>
+            <w:proofErr w:type="spellEnd"/>
+            <w:r>
+              <w:rPr>
+                <w:rFonts w:ascii="Arial Narrow" w:hAnsi="Arial Narrow"/>
+                <w:color w:val="000000"/>
+                <w:sz w:val="24"/>
+                <w:szCs w:val="24"/>
+              </w:rPr>
+              <w:t xml:space="preserve"> </w:t>
+            </w:r>
+            <w:proofErr w:type="spellStart"/>
+            <w:r>
+              <w:rPr>
+                <w:rFonts w:ascii="Arial Narrow" w:hAnsi="Arial Narrow"/>
+                <w:color w:val="000000"/>
+                <w:sz w:val="24"/>
+                <w:szCs w:val="24"/>
+              </w:rPr>
+              <w:t>dimusnahkan</w:t>
+            </w:r>
+            <w:proofErr w:type="spellEnd"/>
+            <w:r>
+              <w:rPr>
+                <w:rFonts w:ascii="Arial Narrow" w:hAnsi="Arial Narrow"/>
+                <w:color w:val="000000"/>
+                <w:sz w:val="24"/>
+                <w:szCs w:val="24"/>
+              </w:rPr>
+              <w:t xml:space="preserve"> </w:t>
+            </w:r>
+            <w:proofErr w:type="spellStart"/>
+            <w:r>
+              <w:rPr>
+                <w:rFonts w:ascii="Arial Narrow" w:hAnsi="Arial Narrow"/>
+                <w:color w:val="000000"/>
+                <w:sz w:val="24"/>
+                <w:szCs w:val="24"/>
+              </w:rPr>
+              <w:t>dengan</w:t>
+            </w:r>
+            <w:proofErr w:type="spellEnd"/>
+            <w:r>
+              <w:rPr>
+                <w:rFonts w:ascii="Arial Narrow" w:hAnsi="Arial Narrow"/>
+                <w:color w:val="000000"/>
+                <w:sz w:val="24"/>
+                <w:szCs w:val="24"/>
+              </w:rPr>
+              <w:t xml:space="preserve"> </w:t>
+            </w:r>
+            <w:proofErr w:type="spellStart"/>
+            <w:r>
+              <w:rPr>
+                <w:rFonts w:ascii="Arial Narrow" w:hAnsi="Arial Narrow"/>
+                <w:color w:val="000000"/>
+                <w:sz w:val="24"/>
+                <w:szCs w:val="24"/>
+              </w:rPr>
+              <w:t>membuat</w:t>
+            </w:r>
+            <w:proofErr w:type="spellEnd"/>
+            <w:r>
+              <w:rPr>
+                <w:rFonts w:ascii="Arial Narrow" w:hAnsi="Arial Narrow"/>
+                <w:color w:val="000000"/>
+                <w:sz w:val="24"/>
+                <w:szCs w:val="24"/>
+              </w:rPr>
+              <w:t xml:space="preserve"> Berita Acara </w:t>
+            </w:r>
+            <w:proofErr w:type="spellStart"/>
+            <w:r>
+              <w:rPr>
+                <w:rFonts w:ascii="Arial Narrow" w:hAnsi="Arial Narrow"/>
+                <w:color w:val="000000"/>
+                <w:sz w:val="24"/>
+                <w:szCs w:val="24"/>
+              </w:rPr>
+              <w:t>Pemusnahan</w:t>
+            </w:r>
+            <w:proofErr w:type="spellEnd"/>
+            <w:r>
+              <w:rPr>
+                <w:rFonts w:ascii="Arial Narrow" w:hAnsi="Arial Narrow"/>
+                <w:color w:val="000000"/>
+                <w:sz w:val="24"/>
+                <w:szCs w:val="24"/>
+              </w:rPr>
+              <w:t xml:space="preserve"> Barang Bukti/Benda </w:t>
+            </w:r>
+            <w:proofErr w:type="spellStart"/>
+            <w:r>
+              <w:rPr>
+                <w:rFonts w:ascii="Arial Narrow" w:hAnsi="Arial Narrow"/>
+                <w:color w:val="000000"/>
+                <w:sz w:val="24"/>
+                <w:szCs w:val="24"/>
+              </w:rPr>
+              <w:t>Sitaan</w:t>
+            </w:r>
+            <w:proofErr w:type="spellEnd"/>
+            <w:r>
+              <w:rPr>
+                <w:rFonts w:ascii="Arial Narrow" w:hAnsi="Arial Narrow"/>
+                <w:color w:val="000000"/>
+                <w:sz w:val="24"/>
+                <w:szCs w:val="24"/>
+              </w:rPr>
+              <w:t>.</w:t>
             </w:r>
           </w:p>
         </w:tc>
@@ -4205,13 +9546,23 @@
                 <w:szCs w:val="24"/>
               </w:rPr>
             </w:pPr>
-            <w:r>
-              <w:rPr>
-                <w:rFonts w:ascii="Arial Narrow" w:hAnsi="Arial Narrow"/>
-                <w:sz w:val="24"/>
-                <w:szCs w:val="24"/>
-              </w:rPr>
-              <w:t>Dikeluarkan di</w:t>
+            <w:proofErr w:type="spellStart"/>
+            <w:r>
+              <w:rPr>
+                <w:rFonts w:ascii="Arial Narrow" w:hAnsi="Arial Narrow"/>
+                <w:sz w:val="24"/>
+                <w:szCs w:val="24"/>
+              </w:rPr>
+              <w:t>Dikeluarkan</w:t>
+            </w:r>
+            <w:proofErr w:type="spellEnd"/>
+            <w:r>
+              <w:rPr>
+                <w:rFonts w:ascii="Arial Narrow" w:hAnsi="Arial Narrow"/>
+                <w:sz w:val="24"/>
+                <w:szCs w:val="24"/>
+              </w:rPr>
+              <w:t xml:space="preserve"> di</w:t>
             </w:r>
             <w:r>
               <w:rPr>
@@ -4281,7 +9632,25 @@
                 <w:sz w:val="24"/>
                 <w:szCs w:val="24"/>
               </w:rPr>
-              <w:t>${documentLocation}</w:t>
+              <w:t>${</w:t>
+            </w:r>
+            <w:proofErr w:type="spellStart"/>
+            <w:r>
+              <w:rPr>
+                <w:rFonts w:ascii="Arial Narrow" w:hAnsi="Arial Narrow"/>
+                <w:sz w:val="24"/>
+                <w:szCs w:val="24"/>
+              </w:rPr>
+              <w:t>documentLocation</w:t>
+            </w:r>
+            <w:proofErr w:type="spellEnd"/>
+            <w:r>
+              <w:rPr>
+                <w:rFonts w:ascii="Arial Narrow" w:hAnsi="Arial Narrow"/>
+                <w:sz w:val="24"/>
+                <w:szCs w:val="24"/>
+              </w:rPr>
+              <w:t>}</w:t>
             </w:r>
           </w:p>
         </w:tc>
@@ -4309,8 +9678,18 @@
                 <w:sz w:val="24"/>
                 <w:szCs w:val="24"/>
               </w:rPr>
-              <w:t>pada tanggal</w:t>
-            </w:r>
+              <w:t xml:space="preserve">pada </w:t>
+            </w:r>
+            <w:proofErr w:type="spellStart"/>
+            <w:r>
+              <w:rPr>
+                <w:rFonts w:ascii="Arial Narrow" w:hAnsi="Arial Narrow"/>
+                <w:sz w:val="24"/>
+                <w:szCs w:val="24"/>
+              </w:rPr>
+              <w:t>tanggal</w:t>
+            </w:r>
+            <w:proofErr w:type="spellEnd"/>
           </w:p>
         </w:tc>
         <w:tc>
@@ -4362,7 +9741,25 @@
                 <w:sz w:val="24"/>
                 <w:szCs w:val="24"/>
               </w:rPr>
-              <w:t>${documentDate}</w:t>
+              <w:t>${</w:t>
+            </w:r>
+            <w:proofErr w:type="spellStart"/>
+            <w:r>
+              <w:rPr>
+                <w:rFonts w:ascii="Arial Narrow" w:hAnsi="Arial Narrow"/>
+                <w:sz w:val="24"/>
+                <w:szCs w:val="24"/>
+              </w:rPr>
+              <w:t>documentDate</w:t>
+            </w:r>
+            <w:proofErr w:type="spellEnd"/>
+            <w:r>
+              <w:rPr>
+                <w:rFonts w:ascii="Arial Narrow" w:hAnsi="Arial Narrow"/>
+                <w:sz w:val="24"/>
+                <w:szCs w:val="24"/>
+              </w:rPr>
+              <w:t>}</w:t>
             </w:r>
           </w:p>
         </w:tc>
@@ -4394,7 +9791,25 @@
                 <w:sz w:val="24"/>
                 <w:szCs w:val="24"/>
               </w:rPr>
-              <w:t>${signatoryHeadText}</w:t>
+              <w:t>${</w:t>
+            </w:r>
+            <w:proofErr w:type="spellStart"/>
+            <w:r>
+              <w:rPr>
+                <w:rFonts w:ascii="Arial Narrow" w:hAnsi="Arial Narrow"/>
+                <w:sz w:val="24"/>
+                <w:szCs w:val="24"/>
+              </w:rPr>
+              <w:t>signatoryHeadText</w:t>
+            </w:r>
+            <w:proofErr w:type="spellEnd"/>
+            <w:r>
+              <w:rPr>
+                <w:rFonts w:ascii="Arial Narrow" w:hAnsi="Arial Narrow"/>
+                <w:sz w:val="24"/>
+                <w:szCs w:val="24"/>
+              </w:rPr>
+              <w:t>}</w:t>
             </w:r>
           </w:p>
         </w:tc>
@@ -4423,7 +9838,25 @@
                 <w:sz w:val="24"/>
                 <w:szCs w:val="24"/>
               </w:rPr>
-              <w:t>${signatoryPositionHeadText}</w:t>
+              <w:t>${</w:t>
+            </w:r>
+            <w:proofErr w:type="spellStart"/>
+            <w:r>
+              <w:rPr>
+                <w:rFonts w:ascii="Arial Narrow" w:hAnsi="Arial Narrow"/>
+                <w:sz w:val="24"/>
+                <w:szCs w:val="24"/>
+              </w:rPr>
+              <w:t>signatoryPositionHeadText</w:t>
+            </w:r>
+            <w:proofErr w:type="spellEnd"/>
+            <w:r>
+              <w:rPr>
+                <w:rFonts w:ascii="Arial Narrow" w:hAnsi="Arial Narrow"/>
+                <w:sz w:val="24"/>
+                <w:szCs w:val="24"/>
+              </w:rPr>
+              <w:t>}</w:t>
             </w:r>
           </w:p>
         </w:tc>
@@ -4576,7 +10009,29 @@
                       <w:sz w:val="24"/>
                       <w:szCs w:val="24"/>
                     </w:rPr>
-                    <w:t>${signatoryName}</w:t>
+                    <w:t>${</w:t>
+                  </w:r>
+                  <w:proofErr w:type="spellStart"/>
+                  <w:r>
+                    <w:rPr>
+                      <w:rFonts w:ascii="Arial Narrow" w:hAnsi="Arial Narrow"/>
+                      <w:b/>
+                      <w:bCs/>
+                      <w:sz w:val="24"/>
+                      <w:szCs w:val="24"/>
+                    </w:rPr>
+                    <w:t>signatoryName</w:t>
+                  </w:r>
+                  <w:proofErr w:type="spellEnd"/>
+                  <w:r>
+                    <w:rPr>
+                      <w:rFonts w:ascii="Arial Narrow" w:hAnsi="Arial Narrow"/>
+                      <w:b/>
+                      <w:bCs/>
+                      <w:sz w:val="24"/>
+                      <w:szCs w:val="24"/>
+                    </w:rPr>
+                    <w:t>}</w:t>
                   </w:r>
                 </w:p>
               </w:tc>
@@ -4612,7 +10067,51 @@
                       <w:sz w:val="24"/>
                       <w:szCs w:val="24"/>
                     </w:rPr>
-                    <w:t>${signatoryRankName} NRP ${signatoryRegisterNumber}</w:t>
+                    <w:t>${</w:t>
+                  </w:r>
+                  <w:proofErr w:type="spellStart"/>
+                  <w:r>
+                    <w:rPr>
+                      <w:rFonts w:ascii="Arial Narrow" w:eastAsia="Arial Narrow" w:hAnsi="Arial Narrow"/>
+                      <w:bCs/>
+                      <w:color w:val="000000"/>
+                      <w:sz w:val="24"/>
+                      <w:szCs w:val="24"/>
+                    </w:rPr>
+                    <w:t>signatoryRankName</w:t>
+                  </w:r>
+                  <w:proofErr w:type="spellEnd"/>
+                  <w:r>
+                    <w:rPr>
+                      <w:rFonts w:ascii="Arial Narrow" w:eastAsia="Arial Narrow" w:hAnsi="Arial Narrow"/>
+                      <w:bCs/>
+                      <w:color w:val="000000"/>
+                      <w:sz w:val="24"/>
+                      <w:szCs w:val="24"/>
+                    </w:rPr>
+                    <w:t>} NRP ${</w:t>
+                  </w:r>
+                  <w:proofErr w:type="spellStart"/>
+                  <w:r>
+                    <w:rPr>
+                      <w:rFonts w:ascii="Arial Narrow" w:eastAsia="Arial Narrow" w:hAnsi="Arial Narrow"/>
+                      <w:bCs/>
+                      <w:color w:val="000000"/>
+                      <w:sz w:val="24"/>
+                      <w:szCs w:val="24"/>
+                    </w:rPr>
+                    <w:t>signatoryRegisterNumber</w:t>
+                  </w:r>
+                  <w:proofErr w:type="spellEnd"/>
+                  <w:r>
+                    <w:rPr>
+                      <w:rFonts w:ascii="Arial Narrow" w:eastAsia="Arial Narrow" w:hAnsi="Arial Narrow"/>
+                      <w:bCs/>
+                      <w:color w:val="000000"/>
+                      <w:sz w:val="24"/>
+                      <w:szCs w:val="24"/>
+                    </w:rPr>
+                    <w:t>}</w:t>
                   </w:r>
                 </w:p>
               </w:tc>
@@ -5067,7 +10566,25 @@
                   <w:sz w:val="24"/>
                   <w:szCs w:val="24"/>
                 </w:rPr>
-                <w:t>${documentNumber}</w:t>
+                <w:t>${</w:t>
+              </w:r>
+              <w:proofErr w:type="spellStart"/>
+              <w:r>
+                <w:rPr>
+                  <w:rFonts w:ascii="Arial Narrow" w:hAnsi="Arial Narrow"/>
+                  <w:sz w:val="24"/>
+                  <w:szCs w:val="24"/>
+                </w:rPr>
+                <w:t>documentNumber</w:t>
+              </w:r>
+              <w:proofErr w:type="spellEnd"/>
+              <w:r>
+                <w:rPr>
+                  <w:rFonts w:ascii="Arial Narrow" w:hAnsi="Arial Narrow"/>
+                  <w:sz w:val="24"/>
+                  <w:szCs w:val="24"/>
+                </w:rPr>
+                <w:t>}</w:t>
               </w:r>
               <w:r>
                 <w:rPr>
@@ -5194,7 +10711,25 @@
                   <w:sz w:val="24"/>
                   <w:szCs w:val="24"/>
                 </w:rPr>
-                <w:t>${documentDate}</w:t>
+                <w:t>${</w:t>
+              </w:r>
+              <w:proofErr w:type="spellStart"/>
+              <w:r>
+                <w:rPr>
+                  <w:rFonts w:ascii="Arial Narrow" w:hAnsi="Arial Narrow"/>
+                  <w:sz w:val="24"/>
+                  <w:szCs w:val="24"/>
+                </w:rPr>
+                <w:t>documentDate</w:t>
+              </w:r>
+              <w:proofErr w:type="spellEnd"/>
+              <w:r>
+                <w:rPr>
+                  <w:rFonts w:ascii="Arial Narrow" w:hAnsi="Arial Narrow"/>
+                  <w:sz w:val="24"/>
+                  <w:szCs w:val="24"/>
+                </w:rPr>
+                <w:t>}</w:t>
               </w:r>
             </w:p>
           </w:tc>
@@ -5742,7 +11277,6 @@
   <w:style w:type="character" w:default="1" w:styleId="DefaultParagraphFont">
     <w:name w:val="Default Paragraph Font"/>
     <w:uiPriority w:val="1"/>
-    <w:semiHidden/>
     <w:unhideWhenUsed/>
   </w:style>
   <w:style w:type="table" w:default="1" w:styleId="TableNormal">
